--- a/files/CV_JulianStamp.docx
+++ b/files/CV_JulianStamp.docx
@@ -764,14 +764,12 @@
               </w:rPr>
               <w:t xml:space="preserve">Master Thesis: </w:t>
             </w:r>
-            <w:proofErr w:type="spellStart"/>
-            <w:r>
-              <w:rPr>
-                <w:lang w:val="en-GB"/>
-              </w:rPr>
-              <w:t>Nonequlibrium</w:t>
-            </w:r>
-            <w:proofErr w:type="spellEnd"/>
+            <w:r>
+              <w:rPr>
+                <w:lang w:val="en-GB"/>
+              </w:rPr>
+              <w:t>Nonequilibrium</w:t>
+            </w:r>
             <w:r>
               <w:rPr>
                 <w:lang w:val="en-GB"/>
@@ -978,14 +976,12 @@
               </w:rPr>
               <w:t xml:space="preserve">Comparison between Mechanically Controlled Break Junctions and Scanning </w:t>
             </w:r>
-            <w:proofErr w:type="spellStart"/>
-            <w:r>
-              <w:rPr>
-                <w:lang w:val="en-GB"/>
-              </w:rPr>
-              <w:t>Tunneling</w:t>
-            </w:r>
-            <w:proofErr w:type="spellEnd"/>
+            <w:r>
+              <w:rPr>
+                <w:lang w:val="en-GB"/>
+              </w:rPr>
+              <w:t>Tunnelling</w:t>
+            </w:r>
             <w:r>
               <w:rPr>
                 <w:lang w:val="en-GB"/>
@@ -1015,6 +1011,11 @@
         </w:tc>
       </w:tr>
     </w:tbl>
+    <w:p>
+      <w:pPr>
+        <w:pStyle w:val="CVSectionHeader"/>
+      </w:pPr>
+    </w:p>
     <w:p>
       <w:pPr>
         <w:pStyle w:val="CVSectionHeader"/>
@@ -1468,6 +1469,7 @@
               <w:rPr>
                 <w:lang w:val="en-US"/>
               </w:rPr>
+              <w:lastRenderedPageBreak/>
               <w:t>Columbia University, USA</w:t>
             </w:r>
           </w:p>
@@ -1518,7 +1520,6 @@
                 <w:b/>
                 <w:lang w:val="en-GB"/>
               </w:rPr>
-              <w:lastRenderedPageBreak/>
               <w:t>Visiting Scholar</w:t>
             </w:r>
             <w:r>
@@ -1617,7 +1618,6 @@
               <w:rPr>
                 <w:lang w:val="en-US"/>
               </w:rPr>
-              <w:lastRenderedPageBreak/>
               <w:t>Data acquisition with MCBJ and STM-BJ</w:t>
             </w:r>
           </w:p>
@@ -1639,24 +1639,6 @@
               </w:rPr>
               <w:t>Coding and conducting the analysis of data of single-molecule break junctions with IGOR Pro</w:t>
             </w:r>
-          </w:p>
-          <w:p>
-            <w:pPr>
-              <w:pStyle w:val="CVDescription"/>
-              <w:jc w:val="both"/>
-              <w:rPr>
-                <w:lang w:val="en-US"/>
-              </w:rPr>
-            </w:pPr>
-          </w:p>
-          <w:p>
-            <w:pPr>
-              <w:pStyle w:val="CVDescription"/>
-              <w:jc w:val="both"/>
-              <w:rPr>
-                <w:lang w:val="en-US"/>
-              </w:rPr>
-            </w:pPr>
           </w:p>
         </w:tc>
       </w:tr>
@@ -1682,7 +1664,6 @@
               <w:rPr>
                 <w:lang w:val="en-US"/>
               </w:rPr>
-              <w:lastRenderedPageBreak/>
               <w:t>Stony Brook University, USA</w:t>
             </w:r>
           </w:p>
@@ -1947,7 +1928,6 @@
                 <w:szCs w:val="22"/>
               </w:rPr>
             </w:pPr>
-            <w:proofErr w:type="spellStart"/>
             <w:r>
               <w:rPr>
                 <w:rFonts w:ascii="Times New Roman" w:hAnsi="Times New Roman" w:cs="Times New Roman"/>
@@ -1958,9 +1938,183 @@
                 <w:szCs w:val="22"/>
                 <w:lang w:val="de-DE"/>
               </w:rPr>
-              <w:t>Stamp</w:t>
-            </w:r>
-            <w:proofErr w:type="spellEnd"/>
+              <w:t>Stamp, J.</w:t>
+            </w:r>
+            <w:r>
+              <w:rPr>
+                <w:rFonts w:ascii="Times New Roman" w:hAnsi="Times New Roman" w:cs="Times New Roman"/>
+                <w:color w:val="000000"/>
+                <w:sz w:val="22"/>
+                <w:szCs w:val="22"/>
+                <w:lang w:val="de-DE"/>
+              </w:rPr>
+              <w:t xml:space="preserve">, </w:t>
+            </w:r>
+            <w:proofErr w:type="spellStart"/>
+            <w:r>
+              <w:rPr>
+                <w:rFonts w:ascii="Times New Roman" w:hAnsi="Times New Roman" w:cs="Times New Roman"/>
+                <w:color w:val="000000"/>
+                <w:sz w:val="22"/>
+                <w:szCs w:val="22"/>
+                <w:lang w:val="de-DE"/>
+              </w:rPr>
+              <w:t>DenAdel</w:t>
+            </w:r>
+            <w:proofErr w:type="spellEnd"/>
+            <w:r>
+              <w:rPr>
+                <w:rFonts w:ascii="Times New Roman" w:hAnsi="Times New Roman" w:cs="Times New Roman"/>
+                <w:color w:val="000000"/>
+                <w:sz w:val="22"/>
+                <w:szCs w:val="22"/>
+                <w:lang w:val="de-DE"/>
+              </w:rPr>
+              <w:t xml:space="preserve">, </w:t>
+            </w:r>
+            <w:r>
+              <w:rPr>
+                <w:rFonts w:ascii="Times New Roman" w:hAnsi="Times New Roman" w:cs="Times New Roman"/>
+                <w:color w:val="000000"/>
+                <w:sz w:val="22"/>
+                <w:szCs w:val="22"/>
+                <w:lang w:val="de-DE"/>
+              </w:rPr>
+              <w:t>A., Weinreich</w:t>
+            </w:r>
+            <w:r>
+              <w:rPr>
+                <w:rFonts w:ascii="Times New Roman" w:hAnsi="Times New Roman" w:cs="Times New Roman"/>
+                <w:color w:val="000000"/>
+                <w:sz w:val="22"/>
+                <w:szCs w:val="22"/>
+                <w:lang w:val="de-DE"/>
+              </w:rPr>
+              <w:t xml:space="preserve">, </w:t>
+            </w:r>
+            <w:r>
+              <w:rPr>
+                <w:rFonts w:ascii="Times New Roman" w:hAnsi="Times New Roman" w:cs="Times New Roman"/>
+                <w:color w:val="000000"/>
+                <w:sz w:val="22"/>
+                <w:szCs w:val="22"/>
+                <w:lang w:val="de-DE"/>
+              </w:rPr>
+              <w:t>D., Crawford</w:t>
+            </w:r>
+            <w:r>
+              <w:rPr>
+                <w:rFonts w:ascii="Times New Roman" w:hAnsi="Times New Roman" w:cs="Times New Roman"/>
+                <w:color w:val="000000"/>
+                <w:sz w:val="22"/>
+                <w:szCs w:val="22"/>
+                <w:lang w:val="de-DE"/>
+              </w:rPr>
+              <w:t xml:space="preserve">, </w:t>
+            </w:r>
+            <w:r>
+              <w:rPr>
+                <w:rFonts w:ascii="Times New Roman" w:hAnsi="Times New Roman" w:cs="Times New Roman"/>
+                <w:color w:val="000000"/>
+                <w:sz w:val="22"/>
+                <w:szCs w:val="22"/>
+                <w:lang w:val="de-DE"/>
+              </w:rPr>
+              <w:t>L. (202</w:t>
+            </w:r>
+            <w:r>
+              <w:rPr>
+                <w:rFonts w:ascii="Times New Roman" w:hAnsi="Times New Roman" w:cs="Times New Roman"/>
+                <w:color w:val="000000"/>
+                <w:sz w:val="22"/>
+                <w:szCs w:val="22"/>
+                <w:lang w:val="de-DE"/>
+              </w:rPr>
+              <w:t>3</w:t>
+            </w:r>
+            <w:r>
+              <w:rPr>
+                <w:rFonts w:ascii="Times New Roman" w:hAnsi="Times New Roman" w:cs="Times New Roman"/>
+                <w:color w:val="000000"/>
+                <w:sz w:val="22"/>
+                <w:szCs w:val="22"/>
+                <w:lang w:val="de-DE"/>
+              </w:rPr>
+              <w:t xml:space="preserve">). </w:t>
+            </w:r>
+            <w:r>
+              <w:rPr>
+                <w:rFonts w:ascii="Times New Roman" w:hAnsi="Times New Roman" w:cs="Times New Roman"/>
+                <w:i/>
+                <w:iCs/>
+                <w:color w:val="000000"/>
+                <w:sz w:val="22"/>
+                <w:szCs w:val="22"/>
+              </w:rPr>
+              <w:t>Leveraging the Genetic Correlation between Traits Improves the Detection of Epistasis in Genome-wide Association Studies.</w:t>
+            </w:r>
+            <w:r>
+              <w:rPr>
+                <w:rFonts w:ascii="Times New Roman" w:hAnsi="Times New Roman" w:cs="Times New Roman"/>
+                <w:color w:val="000000"/>
+                <w:sz w:val="22"/>
+                <w:szCs w:val="22"/>
+              </w:rPr>
+              <w:t xml:space="preserve"> </w:t>
+            </w:r>
+            <w:r>
+              <w:rPr>
+                <w:rFonts w:ascii="Times New Roman" w:hAnsi="Times New Roman" w:cs="Times New Roman"/>
+                <w:i/>
+                <w:iCs/>
+                <w:color w:val="000000"/>
+                <w:sz w:val="22"/>
+                <w:szCs w:val="22"/>
+                <w:lang w:val="de-DE"/>
+              </w:rPr>
+              <w:t xml:space="preserve">G3 </w:t>
+            </w:r>
+            <w:proofErr w:type="spellStart"/>
+            <w:r>
+              <w:rPr>
+                <w:rFonts w:ascii="Times New Roman" w:hAnsi="Times New Roman" w:cs="Times New Roman"/>
+                <w:i/>
+                <w:iCs/>
+                <w:color w:val="000000"/>
+                <w:sz w:val="22"/>
+                <w:szCs w:val="22"/>
+                <w:lang w:val="de-DE"/>
+              </w:rPr>
+              <w:t>Genes|Genomes|Genetics</w:t>
+            </w:r>
+            <w:proofErr w:type="spellEnd"/>
+          </w:p>
+        </w:tc>
+      </w:tr>
+      <w:tr>
+        <w:tc>
+          <w:tcPr>
+            <w:tcW w:w="10432" w:type="dxa"/>
+            <w:tcMar>
+              <w:top w:w="55" w:type="dxa"/>
+              <w:left w:w="55" w:type="dxa"/>
+              <w:bottom w:w="55" w:type="dxa"/>
+              <w:right w:w="55" w:type="dxa"/>
+            </w:tcMar>
+          </w:tcPr>
+          <w:p>
+            <w:pPr>
+              <w:pStyle w:val="HTMLPreformatted"/>
+              <w:shd w:val="clear" w:color="auto" w:fill="FFFFFF"/>
+              <w:jc w:val="both"/>
+              <w:rPr>
+                <w:rFonts w:ascii="Times New Roman" w:hAnsi="Times New Roman" w:cs="Times New Roman"/>
+                <w:color w:val="000000"/>
+                <w:sz w:val="22"/>
+                <w:szCs w:val="22"/>
+                <w:lang w:val="de-DE"/>
+              </w:rPr>
+            </w:pPr>
             <w:r>
               <w:rPr>
                 <w:rFonts w:ascii="Times New Roman" w:hAnsi="Times New Roman" w:cs="Times New Roman"/>
@@ -1971,7 +2125,7 @@
                 <w:szCs w:val="22"/>
                 <w:lang w:val="de-DE"/>
               </w:rPr>
-              <w:t>, J.</w:t>
+              <w:t>Stamp J</w:t>
             </w:r>
             <w:r>
               <w:rPr>
@@ -1981,9 +2135,8 @@
                 <w:szCs w:val="22"/>
                 <w:lang w:val="de-DE"/>
               </w:rPr>
-              <w:t xml:space="preserve">, </w:t>
-            </w:r>
-            <w:proofErr w:type="spellStart"/>
+              <w:t>.</w:t>
+            </w:r>
             <w:r>
               <w:rPr>
                 <w:rFonts w:ascii="Times New Roman" w:hAnsi="Times New Roman" w:cs="Times New Roman"/>
@@ -1992,9 +2145,8 @@
                 <w:szCs w:val="22"/>
                 <w:lang w:val="de-DE"/>
               </w:rPr>
-              <w:t>DenAdel</w:t>
-            </w:r>
-            <w:proofErr w:type="spellEnd"/>
+              <w:t>, Crawford L</w:t>
+            </w:r>
             <w:r>
               <w:rPr>
                 <w:rFonts w:ascii="Times New Roman" w:hAnsi="Times New Roman" w:cs="Times New Roman"/>
@@ -2003,7 +2155,7 @@
                 <w:szCs w:val="22"/>
                 <w:lang w:val="de-DE"/>
               </w:rPr>
-              <w:t xml:space="preserve">, </w:t>
+              <w:t>.</w:t>
             </w:r>
             <w:r>
               <w:rPr>
@@ -2013,48 +2165,9 @@
                 <w:szCs w:val="22"/>
                 <w:lang w:val="de-DE"/>
               </w:rPr>
-              <w:t>A., Weinreich</w:t>
-            </w:r>
-            <w:r>
-              <w:rPr>
-                <w:rFonts w:ascii="Times New Roman" w:hAnsi="Times New Roman" w:cs="Times New Roman"/>
-                <w:color w:val="000000"/>
-                <w:sz w:val="22"/>
-                <w:szCs w:val="22"/>
-                <w:lang w:val="de-DE"/>
-              </w:rPr>
-              <w:t xml:space="preserve">, </w:t>
-            </w:r>
-            <w:r>
-              <w:rPr>
-                <w:rFonts w:ascii="Times New Roman" w:hAnsi="Times New Roman" w:cs="Times New Roman"/>
-                <w:color w:val="000000"/>
-                <w:sz w:val="22"/>
-                <w:szCs w:val="22"/>
-                <w:lang w:val="de-DE"/>
-              </w:rPr>
-              <w:t>D., Crawford</w:t>
-            </w:r>
-            <w:r>
-              <w:rPr>
-                <w:rFonts w:ascii="Times New Roman" w:hAnsi="Times New Roman" w:cs="Times New Roman"/>
-                <w:color w:val="000000"/>
-                <w:sz w:val="22"/>
-                <w:szCs w:val="22"/>
-                <w:lang w:val="de-DE"/>
-              </w:rPr>
-              <w:t xml:space="preserve">, </w:t>
-            </w:r>
-            <w:r>
-              <w:rPr>
-                <w:rFonts w:ascii="Times New Roman" w:hAnsi="Times New Roman" w:cs="Times New Roman"/>
-                <w:color w:val="000000"/>
-                <w:sz w:val="22"/>
-                <w:szCs w:val="22"/>
-                <w:lang w:val="de-DE"/>
-              </w:rPr>
-              <w:t xml:space="preserve">L. (2022). </w:t>
-            </w:r>
+              <w:t xml:space="preserve"> (2023). </w:t>
+            </w:r>
+            <w:proofErr w:type="spellStart"/>
             <w:r>
               <w:rPr>
                 <w:rFonts w:ascii="Times New Roman" w:hAnsi="Times New Roman" w:cs="Times New Roman"/>
@@ -2063,8 +2176,48 @@
                 <w:color w:val="000000"/>
                 <w:sz w:val="22"/>
                 <w:szCs w:val="22"/>
-              </w:rPr>
-              <w:t>Leveraging the Genetic Correlation between Traits Improves the Detection of Epistasis in Genome-wide Association Studies.</w:t>
+                <w:lang w:val="de-DE"/>
+              </w:rPr>
+              <w:t>mvMAPIT</w:t>
+            </w:r>
+            <w:proofErr w:type="spellEnd"/>
+            <w:r>
+              <w:rPr>
+                <w:rFonts w:ascii="Times New Roman" w:hAnsi="Times New Roman" w:cs="Times New Roman"/>
+                <w:i/>
+                <w:iCs/>
+                <w:color w:val="000000"/>
+                <w:sz w:val="22"/>
+                <w:szCs w:val="22"/>
+                <w:lang w:val="de-DE"/>
+              </w:rPr>
+              <w:t xml:space="preserve">: Multivariate Genome Wide Marginal </w:t>
+            </w:r>
+            <w:proofErr w:type="spellStart"/>
+            <w:r>
+              <w:rPr>
+                <w:rFonts w:ascii="Times New Roman" w:hAnsi="Times New Roman" w:cs="Times New Roman"/>
+                <w:i/>
+                <w:iCs/>
+                <w:color w:val="000000"/>
+                <w:sz w:val="22"/>
+                <w:szCs w:val="22"/>
+                <w:lang w:val="de-DE"/>
+              </w:rPr>
+              <w:t>Epistasis</w:t>
+            </w:r>
+            <w:proofErr w:type="spellEnd"/>
+            <w:r>
+              <w:rPr>
+                <w:rFonts w:ascii="Times New Roman" w:hAnsi="Times New Roman" w:cs="Times New Roman"/>
+                <w:i/>
+                <w:iCs/>
+                <w:color w:val="000000"/>
+                <w:sz w:val="22"/>
+                <w:szCs w:val="22"/>
+                <w:lang w:val="de-DE"/>
+              </w:rPr>
+              <w:t xml:space="preserve"> Test</w:t>
             </w:r>
             <w:r>
               <w:rPr>
@@ -2072,48 +2225,63 @@
                 <w:color w:val="000000"/>
                 <w:sz w:val="22"/>
                 <w:szCs w:val="22"/>
-              </w:rPr>
-              <w:t xml:space="preserve"> </w:t>
-            </w:r>
-            <w:proofErr w:type="spellStart"/>
+                <w:lang w:val="de-DE"/>
+              </w:rPr>
+              <w:t xml:space="preserve">. </w:t>
+            </w:r>
+            <w:hyperlink r:id="rId7" w:history="1">
+              <w:r>
+                <w:rPr>
+                  <w:rStyle w:val="Hyperlink"/>
+                  <w:rFonts w:ascii="Times New Roman" w:hAnsi="Times New Roman" w:cs="Times New Roman"/>
+                  <w:sz w:val="22"/>
+                  <w:szCs w:val="22"/>
+                  <w:lang w:val="de-DE"/>
+                </w:rPr>
+                <w:t>https://github.com/lcrawlab/mvMAPIT</w:t>
+              </w:r>
+            </w:hyperlink>
             <w:r>
               <w:rPr>
                 <w:rFonts w:ascii="Times New Roman" w:hAnsi="Times New Roman" w:cs="Times New Roman"/>
                 <w:color w:val="000000"/>
                 <w:sz w:val="22"/>
                 <w:szCs w:val="22"/>
-              </w:rPr>
-              <w:t>bioRxiv</w:t>
-            </w:r>
-            <w:proofErr w:type="spellEnd"/>
+                <w:lang w:val="de-DE"/>
+              </w:rPr>
+              <w:t xml:space="preserve">, </w:t>
+            </w:r>
+            <w:hyperlink r:id="rId8" w:history="1">
+              <w:r>
+                <w:rPr>
+                  <w:rStyle w:val="Hyperlink"/>
+                  <w:rFonts w:ascii="Times New Roman" w:hAnsi="Times New Roman" w:cs="Times New Roman"/>
+                  <w:sz w:val="22"/>
+                  <w:szCs w:val="22"/>
+                  <w:lang w:val="de-DE"/>
+                </w:rPr>
+                <w:t>https://lcrawlab.github.io/mvMAPIT/</w:t>
+              </w:r>
+            </w:hyperlink>
             <w:r>
               <w:rPr>
                 <w:rFonts w:ascii="Times New Roman" w:hAnsi="Times New Roman" w:cs="Times New Roman"/>
                 <w:color w:val="000000"/>
                 <w:sz w:val="22"/>
                 <w:szCs w:val="22"/>
-              </w:rPr>
-              <w:t xml:space="preserve"> 2022.11.30.518547; </w:t>
-            </w:r>
-            <w:proofErr w:type="spellStart"/>
+                <w:lang w:val="de-DE"/>
+              </w:rPr>
+              <w:t>.</w:t>
+            </w:r>
             <w:r>
               <w:rPr>
                 <w:rFonts w:ascii="Times New Roman" w:hAnsi="Times New Roman" w:cs="Times New Roman"/>
                 <w:color w:val="000000"/>
                 <w:sz w:val="22"/>
                 <w:szCs w:val="22"/>
-              </w:rPr>
-              <w:t>doi</w:t>
-            </w:r>
-            <w:proofErr w:type="spellEnd"/>
-            <w:r>
-              <w:rPr>
-                <w:rFonts w:ascii="Times New Roman" w:hAnsi="Times New Roman" w:cs="Times New Roman"/>
-                <w:color w:val="000000"/>
-                <w:sz w:val="22"/>
-                <w:szCs w:val="22"/>
-              </w:rPr>
-              <w:t>: 10.1101/2022.11.30.518547</w:t>
+                <w:lang w:val="de-DE"/>
+              </w:rPr>
+              <w:t xml:space="preserve"> (R Package)</w:t>
             </w:r>
           </w:p>
         </w:tc>
@@ -2351,13 +2519,8 @@
               <w:pStyle w:val="CVInstitution"/>
             </w:pPr>
             <w:r>
-              <w:t xml:space="preserve">Erasmus </w:t>
-            </w:r>
-            <w:proofErr w:type="spellStart"/>
-            <w:r>
-              <w:t>Stipend</w:t>
-            </w:r>
-            <w:proofErr w:type="spellEnd"/>
+              <w:t>ISMB 2023</w:t>
+            </w:r>
           </w:p>
         </w:tc>
         <w:tc>
@@ -2384,21 +2547,7 @@
               <w:rPr>
                 <w:lang w:val="en-US"/>
               </w:rPr>
-              <w:t>Ludwig-</w:t>
-            </w:r>
-            <w:proofErr w:type="spellStart"/>
-            <w:r>
-              <w:rPr>
-                <w:lang w:val="en-US"/>
-              </w:rPr>
-              <w:t>Maximilians</w:t>
-            </w:r>
-            <w:proofErr w:type="spellEnd"/>
-            <w:r>
-              <w:rPr>
-                <w:lang w:val="en-US"/>
-              </w:rPr>
-              <w:t>-Universität, 2018</w:t>
+              <w:t>Lyon, Jul. 2023</w:t>
             </w:r>
           </w:p>
           <w:p>
@@ -2410,18 +2559,114 @@
             </w:pPr>
             <w:r>
               <w:rPr>
-                <w:lang w:val="en-US"/>
-              </w:rPr>
-              <w:t>Grant for the exchange with Universidad de Granada, funded by the European Union</w:t>
-            </w:r>
-          </w:p>
-          <w:p>
-            <w:pPr>
-              <w:pStyle w:val="CVDescription"/>
-              <w:rPr>
-                <w:lang w:val="en-US"/>
-              </w:rPr>
-            </w:pPr>
+                <w:b/>
+                <w:bCs/>
+                <w:u w:val="single"/>
+              </w:rPr>
+              <w:t>J. Stamp</w:t>
+            </w:r>
+            <w:r>
+              <w:t xml:space="preserve">, A. </w:t>
+            </w:r>
+            <w:proofErr w:type="spellStart"/>
+            <w:r>
+              <w:t>DenAdel</w:t>
+            </w:r>
+            <w:proofErr w:type="spellEnd"/>
+            <w:r>
+              <w:t xml:space="preserve">, D. Weinreich, L. Crawford (2023). </w:t>
+            </w:r>
+            <w:proofErr w:type="spellStart"/>
+            <w:r>
+              <w:t>Leveraging</w:t>
+            </w:r>
+            <w:proofErr w:type="spellEnd"/>
+            <w:r>
+              <w:t xml:space="preserve"> </w:t>
+            </w:r>
+            <w:proofErr w:type="spellStart"/>
+            <w:r>
+              <w:t>the</w:t>
+            </w:r>
+            <w:proofErr w:type="spellEnd"/>
+            <w:r>
+              <w:t xml:space="preserve"> Genetic </w:t>
+            </w:r>
+            <w:proofErr w:type="spellStart"/>
+            <w:r>
+              <w:t>Correlation</w:t>
+            </w:r>
+            <w:proofErr w:type="spellEnd"/>
+            <w:r>
+              <w:t xml:space="preserve"> </w:t>
+            </w:r>
+            <w:proofErr w:type="spellStart"/>
+            <w:r>
+              <w:t>between</w:t>
+            </w:r>
+            <w:proofErr w:type="spellEnd"/>
+            <w:r>
+              <w:t xml:space="preserve"> Traits </w:t>
+            </w:r>
+            <w:proofErr w:type="spellStart"/>
+            <w:r>
+              <w:t>Improves</w:t>
+            </w:r>
+            <w:proofErr w:type="spellEnd"/>
+            <w:r>
+              <w:t xml:space="preserve"> </w:t>
+            </w:r>
+            <w:proofErr w:type="spellStart"/>
+            <w:r>
+              <w:t>the</w:t>
+            </w:r>
+            <w:proofErr w:type="spellEnd"/>
+            <w:r>
+              <w:t xml:space="preserve"> </w:t>
+            </w:r>
+            <w:proofErr w:type="spellStart"/>
+            <w:r>
+              <w:t>Detection</w:t>
+            </w:r>
+            <w:proofErr w:type="spellEnd"/>
+            <w:r>
+              <w:t xml:space="preserve"> </w:t>
+            </w:r>
+            <w:proofErr w:type="spellStart"/>
+            <w:r>
+              <w:t>of</w:t>
+            </w:r>
+            <w:proofErr w:type="spellEnd"/>
+            <w:r>
+              <w:t xml:space="preserve"> </w:t>
+            </w:r>
+            <w:proofErr w:type="spellStart"/>
+            <w:r>
+              <w:t>Epistasis</w:t>
+            </w:r>
+            <w:proofErr w:type="spellEnd"/>
+            <w:r>
+              <w:t xml:space="preserve"> in Genome-</w:t>
+            </w:r>
+            <w:proofErr w:type="spellStart"/>
+            <w:r>
+              <w:t>wide</w:t>
+            </w:r>
+            <w:proofErr w:type="spellEnd"/>
+            <w:r>
+              <w:t xml:space="preserve"> </w:t>
+            </w:r>
+            <w:proofErr w:type="spellStart"/>
+            <w:r>
+              <w:t>Association</w:t>
+            </w:r>
+            <w:proofErr w:type="spellEnd"/>
+            <w:r>
+              <w:t xml:space="preserve"> Studies</w:t>
+            </w:r>
+            <w:r>
+              <w:t>.</w:t>
+            </w:r>
           </w:p>
         </w:tc>
       </w:tr>
@@ -2445,16 +2690,9 @@
             </w:pPr>
             <w:r>
               <w:rPr>
-                <w:rFonts w:eastAsia="SimSun"/>
-                <w:lang w:val="en-GB"/>
-              </w:rPr>
-              <w:t xml:space="preserve">Molecular Origins of Life </w:t>
-            </w:r>
-            <w:r>
-              <w:rPr>
-                <w:lang w:val="en-US"/>
-              </w:rPr>
-              <w:t>CAS Conference</w:t>
+                <w:lang w:val="en-US"/>
+              </w:rPr>
+              <w:t>A multidisciplinary approach to epistasis detection</w:t>
             </w:r>
           </w:p>
         </w:tc>
@@ -2471,85 +2709,39 @@
           <w:p>
             <w:pPr>
               <w:pStyle w:val="CVDescription"/>
-              <w:jc w:val="both"/>
-              <w:rPr>
-                <w:lang w:val="en-US"/>
-              </w:rPr>
-            </w:pPr>
-            <w:r>
-              <w:rPr>
-                <w:lang w:val="en-US"/>
-              </w:rPr>
-              <w:t xml:space="preserve">Munich, Oct. </w:t>
-            </w:r>
-            <w:r>
-              <w:rPr>
-                <w:rFonts w:eastAsia="SimSun"/>
-                <w:lang w:val="en-GB"/>
-              </w:rPr>
-              <w:t>2018</w:t>
+              <w:rPr>
+                <w:lang w:val="en-US"/>
+              </w:rPr>
+            </w:pPr>
+            <w:r>
+              <w:rPr>
+                <w:lang w:val="en-US"/>
+              </w:rPr>
+              <w:t>Leiden, Jul. 2023</w:t>
             </w:r>
           </w:p>
           <w:p>
             <w:pPr>
               <w:pStyle w:val="CVDescription"/>
-              <w:jc w:val="both"/>
-              <w:rPr>
-                <w:lang w:val="en-US"/>
-              </w:rPr>
-            </w:pPr>
-            <w:r>
-              <w:rPr>
-                <w:rFonts w:eastAsia="SimSun"/>
+              <w:rPr>
+                <w:lang w:val="en-US"/>
+              </w:rPr>
+            </w:pPr>
+            <w:r>
+              <w:rPr>
+                <w:b/>
+                <w:bCs/>
                 <w:u w:val="single"/>
-                <w:lang w:val="en-GB"/>
-              </w:rPr>
-              <w:t xml:space="preserve">P. </w:t>
-            </w:r>
-            <w:proofErr w:type="spellStart"/>
-            <w:r>
-              <w:rPr>
-                <w:rFonts w:eastAsia="SimSun"/>
-                <w:u w:val="single"/>
-                <w:lang w:val="en-GB"/>
-              </w:rPr>
-              <w:t>Schwintek</w:t>
-            </w:r>
-            <w:proofErr w:type="spellEnd"/>
-            <w:r>
-              <w:rPr>
-                <w:rFonts w:eastAsia="SimSun"/>
-                <w:lang w:val="en-GB"/>
-              </w:rPr>
-              <w:t xml:space="preserve">, </w:t>
-            </w:r>
-            <w:r>
-              <w:rPr>
-                <w:rFonts w:eastAsia="SimSun"/>
-                <w:b/>
-                <w:u w:val="single"/>
-                <w:lang w:val="en-GB"/>
+                <w:lang w:val="en-US"/>
               </w:rPr>
               <w:t>J. Stamp</w:t>
             </w:r>
             <w:r>
               <w:rPr>
-                <w:rFonts w:eastAsia="SimSun"/>
-                <w:lang w:val="en-GB"/>
-              </w:rPr>
-              <w:t>, C. Mast, and Dieter Braun* (2018). Monitoring the accumulation of molecules inside hydrothermal chambers via UV-Spectroscopy.</w:t>
-            </w:r>
-          </w:p>
-          <w:p>
-            <w:pPr>
-              <w:pStyle w:val="CVDescription"/>
-              <w:jc w:val="both"/>
-              <w:rPr>
-                <w:rFonts w:eastAsia="SimSun"/>
-                <w:i/>
-                <w:lang w:val="en-GB"/>
-              </w:rPr>
-            </w:pPr>
+                <w:lang w:val="en-US"/>
+              </w:rPr>
+              <w:t>, L. Crawford (2023). Partitioning the non-additive variation of complex traits.</w:t>
+            </w:r>
           </w:p>
         </w:tc>
       </w:tr>
@@ -2568,13 +2760,16 @@
             <w:pPr>
               <w:pStyle w:val="CVInstitution"/>
             </w:pPr>
-            <w:proofErr w:type="spellStart"/>
-            <w:r>
-              <w:t>Neurostorm</w:t>
-            </w:r>
-            <w:proofErr w:type="spellEnd"/>
-            <w:r>
-              <w:t xml:space="preserve"> Hackathon</w:t>
+            <w:r>
+              <w:t xml:space="preserve">Vartan </w:t>
+            </w:r>
+            <w:proofErr w:type="spellStart"/>
+            <w:r>
+              <w:t>Gregorian</w:t>
+            </w:r>
+            <w:proofErr w:type="spellEnd"/>
+            <w:r>
+              <w:t xml:space="preserve"> Fellowship</w:t>
             </w:r>
           </w:p>
         </w:tc>
@@ -2591,87 +2786,28 @@
           <w:p>
             <w:pPr>
               <w:pStyle w:val="CVDescription"/>
-              <w:jc w:val="both"/>
-              <w:rPr>
-                <w:lang w:val="en-US"/>
-              </w:rPr>
-            </w:pPr>
-            <w:r>
-              <w:rPr>
-                <w:lang w:val="en-US"/>
-              </w:rPr>
-              <w:t xml:space="preserve">Woods Hole, </w:t>
-            </w:r>
-            <w:proofErr w:type="spellStart"/>
-            <w:r>
-              <w:rPr>
-                <w:lang w:val="en-US"/>
-              </w:rPr>
-              <w:t>Massachusets</w:t>
-            </w:r>
-            <w:proofErr w:type="spellEnd"/>
-            <w:r>
-              <w:rPr>
-                <w:lang w:val="en-US"/>
-              </w:rPr>
-              <w:t>, Oct. 2017</w:t>
-            </w:r>
-          </w:p>
-          <w:p>
-            <w:pPr>
-              <w:pStyle w:val="CVDescription"/>
-              <w:jc w:val="both"/>
-              <w:rPr>
-                <w:lang w:val="en-US"/>
-              </w:rPr>
-            </w:pPr>
-            <w:r>
-              <w:rPr>
-                <w:lang w:val="en-GB"/>
-              </w:rPr>
-              <w:t xml:space="preserve">Conference on the </w:t>
-            </w:r>
-            <w:r>
-              <w:rPr>
-                <w:b/>
-                <w:bCs/>
-                <w:lang w:val="en-GB"/>
-              </w:rPr>
-              <w:t xml:space="preserve">processing of </w:t>
-            </w:r>
-            <w:proofErr w:type="gramStart"/>
-            <w:r>
-              <w:rPr>
-                <w:b/>
-                <w:bCs/>
-                <w:lang w:val="en-GB"/>
-              </w:rPr>
-              <w:t>large scale</w:t>
-            </w:r>
-            <w:proofErr w:type="gramEnd"/>
-            <w:r>
-              <w:rPr>
-                <w:b/>
-                <w:bCs/>
-                <w:lang w:val="en-GB"/>
-              </w:rPr>
-              <w:t xml:space="preserve"> neuroimaging data</w:t>
-            </w:r>
-            <w:r>
-              <w:rPr>
-                <w:lang w:val="en-GB"/>
-              </w:rPr>
-              <w:t>. Participation sponsored by the Grossman Institute for Neuroscience (University of Chicago), travel sponsored by the Max-Planck Institute of Neurobiology, Munich</w:t>
-            </w:r>
-          </w:p>
-          <w:p>
-            <w:pPr>
-              <w:pStyle w:val="CVDescription"/>
-              <w:jc w:val="both"/>
-              <w:rPr>
-                <w:lang w:val="en-GB"/>
-              </w:rPr>
-            </w:pPr>
+              <w:rPr>
+                <w:lang w:val="en-US"/>
+              </w:rPr>
+            </w:pPr>
+            <w:r>
+              <w:rPr>
+                <w:lang w:val="en-US"/>
+              </w:rPr>
+              <w:t xml:space="preserve">Endowed Fellowship for the </w:t>
+            </w:r>
+            <w:r>
+              <w:rPr>
+                <w:lang w:val="en-US"/>
+              </w:rPr>
+              <w:t>Academic Year 2021-2022</w:t>
+            </w:r>
+            <w:r>
+              <w:rPr>
+                <w:lang w:val="en-US"/>
+              </w:rPr>
+              <w:t>.</w:t>
+            </w:r>
           </w:p>
         </w:tc>
       </w:tr>
@@ -2689,20 +2825,19 @@
           <w:p>
             <w:pPr>
               <w:pStyle w:val="CVInstitution"/>
-            </w:pPr>
-            <w:r>
-              <w:t xml:space="preserve">PROMOS </w:t>
+              <w:rPr>
+                <w:rFonts w:eastAsia="SimSun"/>
+                <w:lang w:val="en-GB"/>
+              </w:rPr>
+            </w:pPr>
+            <w:r>
+              <w:t xml:space="preserve">Erasmus </w:t>
             </w:r>
             <w:proofErr w:type="spellStart"/>
             <w:r>
               <w:t>Stipend</w:t>
             </w:r>
             <w:proofErr w:type="spellEnd"/>
-          </w:p>
-          <w:p>
-            <w:pPr>
-              <w:pStyle w:val="CVInstitution"/>
-            </w:pPr>
           </w:p>
         </w:tc>
         <w:tc>
@@ -2718,6 +2853,318 @@
           <w:p>
             <w:pPr>
               <w:pStyle w:val="CVDescription"/>
+              <w:rPr>
+                <w:lang w:val="en-US"/>
+              </w:rPr>
+            </w:pPr>
+            <w:r>
+              <w:rPr>
+                <w:lang w:val="en-US"/>
+              </w:rPr>
+              <w:t>Ludwig-</w:t>
+            </w:r>
+            <w:proofErr w:type="spellStart"/>
+            <w:r>
+              <w:rPr>
+                <w:lang w:val="en-US"/>
+              </w:rPr>
+              <w:t>Maximilians</w:t>
+            </w:r>
+            <w:proofErr w:type="spellEnd"/>
+            <w:r>
+              <w:rPr>
+                <w:lang w:val="en-US"/>
+              </w:rPr>
+              <w:t>-Universität, 2018</w:t>
+            </w:r>
+          </w:p>
+          <w:p>
+            <w:pPr>
+              <w:pStyle w:val="CVDescription"/>
+              <w:rPr>
+                <w:lang w:val="en-US"/>
+              </w:rPr>
+            </w:pPr>
+            <w:r>
+              <w:rPr>
+                <w:lang w:val="en-US"/>
+              </w:rPr>
+              <w:t>Grant for the exchange with Universidad de Granada, funded by the European Union</w:t>
+            </w:r>
+          </w:p>
+        </w:tc>
+      </w:tr>
+      <w:tr>
+        <w:tc>
+          <w:tcPr>
+            <w:tcW w:w="2274" w:type="dxa"/>
+            <w:tcMar>
+              <w:top w:w="55" w:type="dxa"/>
+              <w:left w:w="55" w:type="dxa"/>
+              <w:bottom w:w="55" w:type="dxa"/>
+              <w:right w:w="55" w:type="dxa"/>
+            </w:tcMar>
+          </w:tcPr>
+          <w:p>
+            <w:pPr>
+              <w:pStyle w:val="CVInstitution"/>
+              <w:rPr>
+                <w:lang w:val="en-US"/>
+              </w:rPr>
+            </w:pPr>
+            <w:r>
+              <w:rPr>
+                <w:rFonts w:eastAsia="SimSun"/>
+                <w:lang w:val="en-GB"/>
+              </w:rPr>
+              <w:t xml:space="preserve">Molecular Origins of Life </w:t>
+            </w:r>
+            <w:r>
+              <w:rPr>
+                <w:lang w:val="en-US"/>
+              </w:rPr>
+              <w:t>CAS Conference</w:t>
+            </w:r>
+          </w:p>
+        </w:tc>
+        <w:tc>
+          <w:tcPr>
+            <w:tcW w:w="8158" w:type="dxa"/>
+            <w:tcMar>
+              <w:top w:w="55" w:type="dxa"/>
+              <w:left w:w="55" w:type="dxa"/>
+              <w:bottom w:w="55" w:type="dxa"/>
+              <w:right w:w="55" w:type="dxa"/>
+            </w:tcMar>
+          </w:tcPr>
+          <w:p>
+            <w:pPr>
+              <w:pStyle w:val="CVDescription"/>
+              <w:jc w:val="both"/>
+              <w:rPr>
+                <w:lang w:val="en-US"/>
+              </w:rPr>
+            </w:pPr>
+            <w:r>
+              <w:rPr>
+                <w:lang w:val="en-US"/>
+              </w:rPr>
+              <w:t xml:space="preserve">Munich, Oct. </w:t>
+            </w:r>
+            <w:r>
+              <w:rPr>
+                <w:rFonts w:eastAsia="SimSun"/>
+                <w:lang w:val="en-GB"/>
+              </w:rPr>
+              <w:t>2018</w:t>
+            </w:r>
+          </w:p>
+          <w:p>
+            <w:pPr>
+              <w:pStyle w:val="CVDescription"/>
+              <w:jc w:val="both"/>
+              <w:rPr>
+                <w:lang w:val="en-US"/>
+              </w:rPr>
+            </w:pPr>
+            <w:r>
+              <w:rPr>
+                <w:rFonts w:eastAsia="SimSun"/>
+                <w:u w:val="single"/>
+                <w:lang w:val="en-GB"/>
+              </w:rPr>
+              <w:t xml:space="preserve">P. </w:t>
+            </w:r>
+            <w:proofErr w:type="spellStart"/>
+            <w:r>
+              <w:rPr>
+                <w:rFonts w:eastAsia="SimSun"/>
+                <w:u w:val="single"/>
+                <w:lang w:val="en-GB"/>
+              </w:rPr>
+              <w:t>Schwintek</w:t>
+            </w:r>
+            <w:proofErr w:type="spellEnd"/>
+            <w:r>
+              <w:rPr>
+                <w:rFonts w:eastAsia="SimSun"/>
+                <w:lang w:val="en-GB"/>
+              </w:rPr>
+              <w:t xml:space="preserve">, </w:t>
+            </w:r>
+            <w:r>
+              <w:rPr>
+                <w:rFonts w:eastAsia="SimSun"/>
+                <w:b/>
+                <w:u w:val="single"/>
+                <w:lang w:val="en-GB"/>
+              </w:rPr>
+              <w:t>J. Stamp</w:t>
+            </w:r>
+            <w:r>
+              <w:rPr>
+                <w:rFonts w:eastAsia="SimSun"/>
+                <w:lang w:val="en-GB"/>
+              </w:rPr>
+              <w:t>, C. Mast, and Dieter Braun* (2018). Monitoring the accumulation of molecules inside hydrothermal chambers via UV-Spectroscopy.</w:t>
+            </w:r>
+          </w:p>
+        </w:tc>
+      </w:tr>
+      <w:tr>
+        <w:tc>
+          <w:tcPr>
+            <w:tcW w:w="2274" w:type="dxa"/>
+            <w:tcMar>
+              <w:top w:w="55" w:type="dxa"/>
+              <w:left w:w="55" w:type="dxa"/>
+              <w:bottom w:w="55" w:type="dxa"/>
+              <w:right w:w="55" w:type="dxa"/>
+            </w:tcMar>
+          </w:tcPr>
+          <w:p>
+            <w:pPr>
+              <w:pStyle w:val="CVInstitution"/>
+            </w:pPr>
+            <w:proofErr w:type="spellStart"/>
+            <w:r>
+              <w:t>Neurostorm</w:t>
+            </w:r>
+            <w:proofErr w:type="spellEnd"/>
+            <w:r>
+              <w:t xml:space="preserve"> Hackathon</w:t>
+            </w:r>
+          </w:p>
+        </w:tc>
+        <w:tc>
+          <w:tcPr>
+            <w:tcW w:w="8158" w:type="dxa"/>
+            <w:tcMar>
+              <w:top w:w="55" w:type="dxa"/>
+              <w:left w:w="55" w:type="dxa"/>
+              <w:bottom w:w="55" w:type="dxa"/>
+              <w:right w:w="55" w:type="dxa"/>
+            </w:tcMar>
+          </w:tcPr>
+          <w:p>
+            <w:pPr>
+              <w:pStyle w:val="CVDescription"/>
+              <w:jc w:val="both"/>
+              <w:rPr>
+                <w:lang w:val="en-US"/>
+              </w:rPr>
+            </w:pPr>
+            <w:r>
+              <w:rPr>
+                <w:lang w:val="en-US"/>
+              </w:rPr>
+              <w:t xml:space="preserve">Woods Hole, </w:t>
+            </w:r>
+            <w:proofErr w:type="spellStart"/>
+            <w:r>
+              <w:rPr>
+                <w:lang w:val="en-US"/>
+              </w:rPr>
+              <w:t>Massachusets</w:t>
+            </w:r>
+            <w:proofErr w:type="spellEnd"/>
+            <w:r>
+              <w:rPr>
+                <w:lang w:val="en-US"/>
+              </w:rPr>
+              <w:t>, Oct. 2017</w:t>
+            </w:r>
+          </w:p>
+          <w:p>
+            <w:pPr>
+              <w:pStyle w:val="CVDescription"/>
+              <w:jc w:val="both"/>
+              <w:rPr>
+                <w:lang w:val="en-US"/>
+              </w:rPr>
+            </w:pPr>
+            <w:r>
+              <w:rPr>
+                <w:lang w:val="en-GB"/>
+              </w:rPr>
+              <w:t xml:space="preserve">Conference on the </w:t>
+            </w:r>
+            <w:r>
+              <w:rPr>
+                <w:b/>
+                <w:bCs/>
+                <w:lang w:val="en-GB"/>
+              </w:rPr>
+              <w:t xml:space="preserve">processing of </w:t>
+            </w:r>
+            <w:r>
+              <w:rPr>
+                <w:b/>
+                <w:bCs/>
+                <w:lang w:val="en-GB"/>
+              </w:rPr>
+              <w:t>large-scale</w:t>
+            </w:r>
+            <w:r>
+              <w:rPr>
+                <w:b/>
+                <w:bCs/>
+                <w:lang w:val="en-GB"/>
+              </w:rPr>
+              <w:t xml:space="preserve"> neuroimaging data</w:t>
+            </w:r>
+            <w:r>
+              <w:rPr>
+                <w:lang w:val="en-GB"/>
+              </w:rPr>
+              <w:t>. Participation sponsored by the Grossman Institute for Neuroscience (University of Chicago), travel sponsored by the Max-Planck Institute of Neurobiology, Munich</w:t>
+            </w:r>
+          </w:p>
+        </w:tc>
+      </w:tr>
+      <w:tr>
+        <w:tc>
+          <w:tcPr>
+            <w:tcW w:w="2274" w:type="dxa"/>
+            <w:tcMar>
+              <w:top w:w="55" w:type="dxa"/>
+              <w:left w:w="55" w:type="dxa"/>
+              <w:bottom w:w="55" w:type="dxa"/>
+              <w:right w:w="55" w:type="dxa"/>
+            </w:tcMar>
+          </w:tcPr>
+          <w:p>
+            <w:pPr>
+              <w:pStyle w:val="CVInstitution"/>
+            </w:pPr>
+            <w:r>
+              <w:t xml:space="preserve">PROMOS </w:t>
+            </w:r>
+            <w:proofErr w:type="spellStart"/>
+            <w:r>
+              <w:t>Stipend</w:t>
+            </w:r>
+            <w:proofErr w:type="spellEnd"/>
+          </w:p>
+          <w:p>
+            <w:pPr>
+              <w:pStyle w:val="CVInstitution"/>
+            </w:pPr>
+          </w:p>
+        </w:tc>
+        <w:tc>
+          <w:tcPr>
+            <w:tcW w:w="8158" w:type="dxa"/>
+            <w:tcMar>
+              <w:top w:w="55" w:type="dxa"/>
+              <w:left w:w="55" w:type="dxa"/>
+              <w:bottom w:w="55" w:type="dxa"/>
+              <w:right w:w="55" w:type="dxa"/>
+            </w:tcMar>
+          </w:tcPr>
+          <w:p>
+            <w:pPr>
+              <w:pStyle w:val="CVDescription"/>
               <w:jc w:val="both"/>
               <w:rPr>
                 <w:lang w:val="en-US"/>
@@ -2802,7 +3249,23 @@
       <w:pPr>
         <w:pStyle w:val="CVSectionHeader"/>
       </w:pPr>
+    </w:p>
+    <w:p>
+      <w:pPr>
+        <w:pStyle w:val="CVSectionHeader"/>
+      </w:pPr>
+    </w:p>
+    <w:p>
+      <w:pPr>
+        <w:pStyle w:val="CVSectionHeader"/>
+      </w:pPr>
+    </w:p>
+    <w:p>
+      <w:pPr>
+        <w:pStyle w:val="CVSectionHeader"/>
+      </w:pPr>
       <w:r>
+        <w:lastRenderedPageBreak/>
         <w:t>Community Service</w:t>
       </w:r>
     </w:p>
@@ -3089,14 +3552,12 @@
               </w:rPr>
               <w:t xml:space="preserve">Assisting the educators with the </w:t>
             </w:r>
-            <w:proofErr w:type="gramStart"/>
-            <w:r>
-              <w:rPr>
-                <w:lang w:val="en-US"/>
-              </w:rPr>
-              <w:t>day to day</w:t>
-            </w:r>
-            <w:proofErr w:type="gramEnd"/>
+            <w:r>
+              <w:rPr>
+                <w:lang w:val="en-US"/>
+              </w:rPr>
+              <w:t>day-to-day</w:t>
+            </w:r>
             <w:r>
               <w:rPr>
                 <w:lang w:val="en-US"/>
@@ -3138,11 +3599,6 @@
         </w:tc>
       </w:tr>
     </w:tbl>
-    <w:p>
-      <w:pPr>
-        <w:pStyle w:val="CVSectionHeader"/>
-      </w:pPr>
-    </w:p>
     <w:p>
       <w:pPr>
         <w:pStyle w:val="CVSectionHeader"/>
@@ -3254,21 +3710,7 @@
               <w:rPr>
                 <w:lang w:val="en-GB"/>
               </w:rPr>
-              <w:t xml:space="preserve">: Numerical Analysis of PDE and Approximation, </w:t>
-            </w:r>
-            <w:proofErr w:type="gramStart"/>
-            <w:r>
-              <w:rPr>
-                <w:lang w:val="en-GB"/>
-              </w:rPr>
-              <w:t>Colloids</w:t>
-            </w:r>
-            <w:proofErr w:type="gramEnd"/>
-            <w:r>
-              <w:rPr>
-                <w:lang w:val="en-GB"/>
-              </w:rPr>
-              <w:t xml:space="preserve"> and Interfaces</w:t>
+              <w:t>: Numerical Analysis of PDE and Approximation, Colloids and Interfaces</w:t>
             </w:r>
           </w:p>
         </w:tc>
@@ -4512,6 +4954,27 @@
     <w:name w:val="Normal"/>
     <w:qFormat/>
   </w:style>
+  <w:style w:type="paragraph" w:styleId="Heading1">
+    <w:name w:val="heading 1"/>
+    <w:basedOn w:val="Normal"/>
+    <w:next w:val="Normal"/>
+    <w:link w:val="Heading1Char"/>
+    <w:uiPriority w:val="9"/>
+    <w:qFormat/>
+    <w:rsid w:val="0079041A"/>
+    <w:pPr>
+      <w:keepNext/>
+      <w:keepLines/>
+      <w:spacing w:before="240"/>
+      <w:outlineLvl w:val="0"/>
+    </w:pPr>
+    <w:rPr>
+      <w:rFonts w:asciiTheme="majorHAnsi" w:eastAsiaTheme="majorEastAsia" w:hAnsiTheme="majorHAnsi" w:cs="Mangal"/>
+      <w:color w:val="2F5496" w:themeColor="accent1" w:themeShade="BF"/>
+      <w:sz w:val="32"/>
+      <w:szCs w:val="29"/>
+    </w:rPr>
+  </w:style>
   <w:style w:type="paragraph" w:styleId="Heading4">
     <w:name w:val="heading 4"/>
     <w:basedOn w:val="Heading"/>
@@ -5170,6 +5633,31 @@
     <w:rPr>
       <w:color w:val="605E5C"/>
       <w:shd w:val="clear" w:color="auto" w:fill="E1DFDD"/>
+    </w:rPr>
+  </w:style>
+  <w:style w:type="paragraph" w:styleId="NormalWeb">
+    <w:name w:val="Normal (Web)"/>
+    <w:basedOn w:val="Normal"/>
+    <w:uiPriority w:val="99"/>
+    <w:semiHidden/>
+    <w:unhideWhenUsed/>
+    <w:rsid w:val="00221C56"/>
+    <w:rPr>
+      <w:rFonts w:ascii="Times New Roman" w:hAnsi="Times New Roman" w:cs="Mangal"/>
+      <w:szCs w:val="21"/>
+    </w:rPr>
+  </w:style>
+  <w:style w:type="character" w:customStyle="1" w:styleId="Heading1Char">
+    <w:name w:val="Heading 1 Char"/>
+    <w:basedOn w:val="DefaultParagraphFont"/>
+    <w:link w:val="Heading1"/>
+    <w:uiPriority w:val="9"/>
+    <w:rsid w:val="0079041A"/>
+    <w:rPr>
+      <w:rFonts w:asciiTheme="majorHAnsi" w:eastAsiaTheme="majorEastAsia" w:hAnsiTheme="majorHAnsi" w:cs="Mangal"/>
+      <w:color w:val="2F5496" w:themeColor="accent1" w:themeShade="BF"/>
+      <w:sz w:val="32"/>
+      <w:szCs w:val="29"/>
     </w:rPr>
   </w:style>
 </w:styles>

--- a/files/CV_JulianStamp.docx
+++ b/files/CV_JulianStamp.docx
@@ -1920,6 +1920,281 @@
               <w:shd w:val="clear" w:color="auto" w:fill="FFFFFF"/>
               <w:jc w:val="both"/>
               <w:rPr>
+                <w:rFonts w:ascii="Times New Roman" w:hAnsi="Times New Roman" w:cs="Times New Roman"/>
+                <w:i/>
+                <w:iCs/>
+                <w:color w:val="000000"/>
+                <w:sz w:val="22"/>
+                <w:szCs w:val="22"/>
+                <w:lang w:val="de-DE"/>
+              </w:rPr>
+            </w:pPr>
+            <w:proofErr w:type="spellStart"/>
+            <w:r>
+              <w:rPr>
+                <w:rFonts w:ascii="Times New Roman" w:hAnsi="Times New Roman" w:cs="Times New Roman"/>
+                <w:color w:val="000000"/>
+                <w:sz w:val="22"/>
+                <w:szCs w:val="22"/>
+                <w:lang w:val="de-DE"/>
+              </w:rPr>
+              <w:t>Pattillo</w:t>
+            </w:r>
+            <w:proofErr w:type="spellEnd"/>
+            <w:r>
+              <w:rPr>
+                <w:rFonts w:ascii="Times New Roman" w:hAnsi="Times New Roman" w:cs="Times New Roman"/>
+                <w:color w:val="000000"/>
+                <w:sz w:val="22"/>
+                <w:szCs w:val="22"/>
+                <w:lang w:val="de-DE"/>
+              </w:rPr>
+              <w:t xml:space="preserve"> Smith S., Darnell G., </w:t>
+            </w:r>
+            <w:proofErr w:type="spellStart"/>
+            <w:r>
+              <w:rPr>
+                <w:rFonts w:ascii="Times New Roman" w:hAnsi="Times New Roman" w:cs="Times New Roman"/>
+                <w:color w:val="000000"/>
+                <w:sz w:val="22"/>
+                <w:szCs w:val="22"/>
+                <w:lang w:val="de-DE"/>
+              </w:rPr>
+              <w:t>Udwin</w:t>
+            </w:r>
+            <w:proofErr w:type="spellEnd"/>
+            <w:r>
+              <w:rPr>
+                <w:rFonts w:ascii="Times New Roman" w:hAnsi="Times New Roman" w:cs="Times New Roman"/>
+                <w:color w:val="000000"/>
+                <w:sz w:val="22"/>
+                <w:szCs w:val="22"/>
+                <w:lang w:val="de-DE"/>
+              </w:rPr>
+              <w:t xml:space="preserve">, D., </w:t>
+            </w:r>
+            <w:r>
+              <w:rPr>
+                <w:rFonts w:ascii="Times New Roman" w:hAnsi="Times New Roman" w:cs="Times New Roman"/>
+                <w:b/>
+                <w:bCs/>
+                <w:color w:val="000000"/>
+                <w:sz w:val="22"/>
+                <w:szCs w:val="22"/>
+                <w:lang w:val="de-DE"/>
+              </w:rPr>
+              <w:t xml:space="preserve">Stamp J., </w:t>
+            </w:r>
+            <w:proofErr w:type="spellStart"/>
+            <w:r>
+              <w:rPr>
+                <w:rFonts w:ascii="Times New Roman" w:hAnsi="Times New Roman" w:cs="Times New Roman"/>
+                <w:color w:val="000000"/>
+                <w:sz w:val="22"/>
+                <w:szCs w:val="22"/>
+                <w:lang w:val="de-DE"/>
+              </w:rPr>
+              <w:t>Harpak</w:t>
+            </w:r>
+            <w:proofErr w:type="spellEnd"/>
+            <w:r>
+              <w:rPr>
+                <w:rFonts w:ascii="Times New Roman" w:hAnsi="Times New Roman" w:cs="Times New Roman"/>
+                <w:color w:val="000000"/>
+                <w:sz w:val="22"/>
+                <w:szCs w:val="22"/>
+                <w:lang w:val="de-DE"/>
+              </w:rPr>
+              <w:t xml:space="preserve">, A., </w:t>
+            </w:r>
+            <w:proofErr w:type="spellStart"/>
+            <w:r>
+              <w:rPr>
+                <w:rFonts w:ascii="Times New Roman" w:hAnsi="Times New Roman" w:cs="Times New Roman"/>
+                <w:color w:val="000000"/>
+                <w:sz w:val="22"/>
+                <w:szCs w:val="22"/>
+                <w:lang w:val="de-DE"/>
+              </w:rPr>
+              <w:t>Ramachandran</w:t>
+            </w:r>
+            <w:proofErr w:type="spellEnd"/>
+            <w:r>
+              <w:rPr>
+                <w:rFonts w:ascii="Times New Roman" w:hAnsi="Times New Roman" w:cs="Times New Roman"/>
+                <w:color w:val="000000"/>
+                <w:sz w:val="22"/>
+                <w:szCs w:val="22"/>
+                <w:lang w:val="de-DE"/>
+              </w:rPr>
+              <w:t xml:space="preserve"> S., Crawford L. (2024). </w:t>
+            </w:r>
+            <w:proofErr w:type="spellStart"/>
+            <w:r>
+              <w:rPr>
+                <w:rFonts w:ascii="Times New Roman" w:hAnsi="Times New Roman" w:cs="Times New Roman"/>
+                <w:color w:val="000000"/>
+                <w:sz w:val="22"/>
+                <w:szCs w:val="22"/>
+                <w:lang w:val="de-DE"/>
+              </w:rPr>
+              <w:t>Discovering</w:t>
+            </w:r>
+            <w:proofErr w:type="spellEnd"/>
+            <w:r>
+              <w:rPr>
+                <w:rFonts w:ascii="Times New Roman" w:hAnsi="Times New Roman" w:cs="Times New Roman"/>
+                <w:color w:val="000000"/>
+                <w:sz w:val="22"/>
+                <w:szCs w:val="22"/>
+                <w:lang w:val="de-DE"/>
+              </w:rPr>
+              <w:t xml:space="preserve"> non-additive </w:t>
+            </w:r>
+            <w:proofErr w:type="spellStart"/>
+            <w:r>
+              <w:rPr>
+                <w:rFonts w:ascii="Times New Roman" w:hAnsi="Times New Roman" w:cs="Times New Roman"/>
+                <w:color w:val="000000"/>
+                <w:sz w:val="22"/>
+                <w:szCs w:val="22"/>
+                <w:lang w:val="de-DE"/>
+              </w:rPr>
+              <w:t>heritability</w:t>
+            </w:r>
+            <w:proofErr w:type="spellEnd"/>
+            <w:r>
+              <w:rPr>
+                <w:rFonts w:ascii="Times New Roman" w:hAnsi="Times New Roman" w:cs="Times New Roman"/>
+                <w:color w:val="000000"/>
+                <w:sz w:val="22"/>
+                <w:szCs w:val="22"/>
+                <w:lang w:val="de-DE"/>
+              </w:rPr>
+              <w:t xml:space="preserve"> </w:t>
+            </w:r>
+            <w:proofErr w:type="spellStart"/>
+            <w:r>
+              <w:rPr>
+                <w:rFonts w:ascii="Times New Roman" w:hAnsi="Times New Roman" w:cs="Times New Roman"/>
+                <w:color w:val="000000"/>
+                <w:sz w:val="22"/>
+                <w:szCs w:val="22"/>
+                <w:lang w:val="de-DE"/>
+              </w:rPr>
+              <w:t>using</w:t>
+            </w:r>
+            <w:proofErr w:type="spellEnd"/>
+            <w:r>
+              <w:rPr>
+                <w:rFonts w:ascii="Times New Roman" w:hAnsi="Times New Roman" w:cs="Times New Roman"/>
+                <w:color w:val="000000"/>
+                <w:sz w:val="22"/>
+                <w:szCs w:val="22"/>
+                <w:lang w:val="de-DE"/>
+              </w:rPr>
+              <w:t xml:space="preserve"> additive GWAS </w:t>
+            </w:r>
+            <w:proofErr w:type="spellStart"/>
+            <w:r>
+              <w:rPr>
+                <w:rFonts w:ascii="Times New Roman" w:hAnsi="Times New Roman" w:cs="Times New Roman"/>
+                <w:color w:val="000000"/>
+                <w:sz w:val="22"/>
+                <w:szCs w:val="22"/>
+                <w:lang w:val="de-DE"/>
+              </w:rPr>
+              <w:t>summary</w:t>
+            </w:r>
+            <w:proofErr w:type="spellEnd"/>
+            <w:r>
+              <w:rPr>
+                <w:rFonts w:ascii="Times New Roman" w:hAnsi="Times New Roman" w:cs="Times New Roman"/>
+                <w:color w:val="000000"/>
+                <w:sz w:val="22"/>
+                <w:szCs w:val="22"/>
+                <w:lang w:val="de-DE"/>
+              </w:rPr>
+              <w:t xml:space="preserve"> </w:t>
+            </w:r>
+            <w:proofErr w:type="spellStart"/>
+            <w:r>
+              <w:rPr>
+                <w:rFonts w:ascii="Times New Roman" w:hAnsi="Times New Roman" w:cs="Times New Roman"/>
+                <w:color w:val="000000"/>
+                <w:sz w:val="22"/>
+                <w:szCs w:val="22"/>
+                <w:lang w:val="de-DE"/>
+              </w:rPr>
+              <w:t>statistics</w:t>
+            </w:r>
+            <w:proofErr w:type="spellEnd"/>
+            <w:r>
+              <w:rPr>
+                <w:rFonts w:ascii="Times New Roman" w:hAnsi="Times New Roman" w:cs="Times New Roman"/>
+                <w:color w:val="000000"/>
+                <w:sz w:val="22"/>
+                <w:szCs w:val="22"/>
+                <w:lang w:val="de-DE"/>
+              </w:rPr>
+              <w:t>.</w:t>
+            </w:r>
+            <w:r>
+              <w:rPr>
+                <w:rFonts w:ascii="Times New Roman" w:hAnsi="Times New Roman" w:cs="Times New Roman"/>
+                <w:color w:val="000000"/>
+                <w:sz w:val="22"/>
+                <w:szCs w:val="22"/>
+                <w:lang w:val="de-DE"/>
+              </w:rPr>
+              <w:t xml:space="preserve"> </w:t>
+            </w:r>
+            <w:proofErr w:type="spellStart"/>
+            <w:r>
+              <w:rPr>
+                <w:rFonts w:ascii="Times New Roman" w:hAnsi="Times New Roman" w:cs="Times New Roman"/>
+                <w:i/>
+                <w:iCs/>
+                <w:color w:val="000000"/>
+                <w:sz w:val="22"/>
+                <w:szCs w:val="22"/>
+                <w:lang w:val="de-DE"/>
+              </w:rPr>
+              <w:t>biorXiv</w:t>
+            </w:r>
+            <w:proofErr w:type="spellEnd"/>
+            <w:r>
+              <w:rPr>
+                <w:rFonts w:ascii="Times New Roman" w:hAnsi="Times New Roman" w:cs="Times New Roman"/>
+                <w:i/>
+                <w:iCs/>
+                <w:color w:val="000000"/>
+                <w:sz w:val="22"/>
+                <w:szCs w:val="22"/>
+                <w:lang w:val="de-DE"/>
+              </w:rPr>
+              <w:t xml:space="preserve"> (preprint)</w:t>
+            </w:r>
+          </w:p>
+        </w:tc>
+      </w:tr>
+      <w:tr>
+        <w:tc>
+          <w:tcPr>
+            <w:tcW w:w="10432" w:type="dxa"/>
+            <w:tcMar>
+              <w:top w:w="55" w:type="dxa"/>
+              <w:left w:w="55" w:type="dxa"/>
+              <w:bottom w:w="55" w:type="dxa"/>
+              <w:right w:w="55" w:type="dxa"/>
+            </w:tcMar>
+          </w:tcPr>
+          <w:p>
+            <w:pPr>
+              <w:pStyle w:val="HTMLPreformatted"/>
+              <w:shd w:val="clear" w:color="auto" w:fill="FFFFFF"/>
+              <w:jc w:val="both"/>
+              <w:rPr>
                 <w:rStyle w:val="ColoredStrike"/>
                 <w:rFonts w:ascii="Times New Roman" w:hAnsi="Times New Roman" w:cs="Times New Roman"/>
                 <w:dstrike w:val="0"/>
@@ -1938,7 +2213,7 @@
                 <w:szCs w:val="22"/>
                 <w:lang w:val="de-DE"/>
               </w:rPr>
-              <w:t>Stamp, J.</w:t>
+              <w:t>Stamp J.</w:t>
             </w:r>
             <w:r>
               <w:rPr>
@@ -1970,7 +2245,7 @@
                 <w:szCs w:val="22"/>
                 <w:lang w:val="de-DE"/>
               </w:rPr>
-              <w:t xml:space="preserve">, </w:t>
+              <w:t xml:space="preserve"> </w:t>
             </w:r>
             <w:r>
               <w:rPr>
@@ -1990,7 +2265,7 @@
                 <w:szCs w:val="22"/>
                 <w:lang w:val="de-DE"/>
               </w:rPr>
-              <w:t xml:space="preserve">, </w:t>
+              <w:t xml:space="preserve"> </w:t>
             </w:r>
             <w:r>
               <w:rPr>
@@ -2010,7 +2285,7 @@
                 <w:szCs w:val="22"/>
                 <w:lang w:val="de-DE"/>
               </w:rPr>
-              <w:t xml:space="preserve">, </w:t>
+              <w:t xml:space="preserve"> </w:t>
             </w:r>
             <w:r>
               <w:rPr>
@@ -3265,7 +3540,6 @@
         <w:pStyle w:val="CVSectionHeader"/>
       </w:pPr>
       <w:r>
-        <w:lastRenderedPageBreak/>
         <w:t>Community Service</w:t>
       </w:r>
     </w:p>
@@ -4998,7 +5272,6 @@
   <w:style w:type="character" w:default="1" w:styleId="DefaultParagraphFont">
     <w:name w:val="Default Paragraph Font"/>
     <w:uiPriority w:val="1"/>
-    <w:semiHidden/>
     <w:unhideWhenUsed/>
   </w:style>
   <w:style w:type="table" w:default="1" w:styleId="TableNormal">

--- a/files/CV_JulianStamp.docx
+++ b/files/CV_JulianStamp.docx
@@ -1921,6 +1921,488 @@
               <w:jc w:val="both"/>
               <w:rPr>
                 <w:rFonts w:ascii="Times New Roman" w:hAnsi="Times New Roman" w:cs="Times New Roman"/>
+                <w:color w:val="000000"/>
+                <w:sz w:val="22"/>
+                <w:szCs w:val="22"/>
+                <w:lang w:val="de-DE"/>
+              </w:rPr>
+            </w:pPr>
+            <w:r>
+              <w:rPr>
+                <w:rFonts w:ascii="Times New Roman" w:hAnsi="Times New Roman" w:cs="Times New Roman"/>
+                <w:color w:val="000000"/>
+                <w:sz w:val="22"/>
+                <w:szCs w:val="22"/>
+                <w:lang w:val="de-DE"/>
+              </w:rPr>
+              <w:t>I</w:t>
+            </w:r>
+            <w:r>
+              <w:rPr>
+                <w:rFonts w:ascii="Times New Roman" w:hAnsi="Times New Roman" w:cs="Times New Roman"/>
+                <w:color w:val="000000"/>
+                <w:sz w:val="22"/>
+                <w:szCs w:val="22"/>
+                <w:lang w:val="de-DE"/>
+              </w:rPr>
+              <w:t>.</w:t>
+            </w:r>
+            <w:r>
+              <w:rPr>
+                <w:rFonts w:ascii="Times New Roman" w:hAnsi="Times New Roman" w:cs="Times New Roman"/>
+                <w:color w:val="000000"/>
+                <w:sz w:val="22"/>
+                <w:szCs w:val="22"/>
+                <w:lang w:val="de-DE"/>
+              </w:rPr>
+              <w:t xml:space="preserve"> E</w:t>
+            </w:r>
+            <w:r>
+              <w:rPr>
+                <w:rFonts w:ascii="Times New Roman" w:hAnsi="Times New Roman" w:cs="Times New Roman"/>
+                <w:color w:val="000000"/>
+                <w:sz w:val="22"/>
+                <w:szCs w:val="22"/>
+                <w:lang w:val="de-DE"/>
+              </w:rPr>
+              <w:t>.</w:t>
+            </w:r>
+            <w:r>
+              <w:rPr>
+                <w:rFonts w:ascii="Times New Roman" w:hAnsi="Times New Roman" w:cs="Times New Roman"/>
+                <w:color w:val="000000"/>
+                <w:sz w:val="22"/>
+                <w:szCs w:val="22"/>
+                <w:lang w:val="de-DE"/>
+              </w:rPr>
+              <w:t xml:space="preserve"> Kim Jr., Cliff </w:t>
+            </w:r>
+            <w:proofErr w:type="spellStart"/>
+            <w:r>
+              <w:rPr>
+                <w:rFonts w:ascii="Times New Roman" w:hAnsi="Times New Roman" w:cs="Times New Roman"/>
+                <w:color w:val="000000"/>
+                <w:sz w:val="22"/>
+                <w:szCs w:val="22"/>
+                <w:lang w:val="de-DE"/>
+              </w:rPr>
+              <w:t>Oduor</w:t>
+            </w:r>
+            <w:proofErr w:type="spellEnd"/>
+            <w:r>
+              <w:rPr>
+                <w:rFonts w:ascii="Times New Roman" w:hAnsi="Times New Roman" w:cs="Times New Roman"/>
+                <w:color w:val="000000"/>
+                <w:sz w:val="22"/>
+                <w:szCs w:val="22"/>
+                <w:lang w:val="de-DE"/>
+              </w:rPr>
+              <w:t xml:space="preserve">, </w:t>
+            </w:r>
+            <w:r>
+              <w:rPr>
+                <w:rFonts w:ascii="Times New Roman" w:hAnsi="Times New Roman" w:cs="Times New Roman"/>
+                <w:b/>
+                <w:bCs/>
+                <w:color w:val="000000"/>
+                <w:sz w:val="22"/>
+                <w:szCs w:val="22"/>
+                <w:lang w:val="de-DE"/>
+              </w:rPr>
+              <w:t>J</w:t>
+            </w:r>
+            <w:r>
+              <w:rPr>
+                <w:rFonts w:ascii="Times New Roman" w:hAnsi="Times New Roman" w:cs="Times New Roman"/>
+                <w:b/>
+                <w:bCs/>
+                <w:color w:val="000000"/>
+                <w:sz w:val="22"/>
+                <w:szCs w:val="22"/>
+                <w:lang w:val="de-DE"/>
+              </w:rPr>
+              <w:t>.</w:t>
+            </w:r>
+            <w:r>
+              <w:rPr>
+                <w:rFonts w:ascii="Times New Roman" w:hAnsi="Times New Roman" w:cs="Times New Roman"/>
+                <w:b/>
+                <w:bCs/>
+                <w:color w:val="000000"/>
+                <w:sz w:val="22"/>
+                <w:szCs w:val="22"/>
+                <w:lang w:val="de-DE"/>
+              </w:rPr>
+              <w:t xml:space="preserve"> Stamp</w:t>
+            </w:r>
+            <w:r>
+              <w:rPr>
+                <w:rFonts w:ascii="Times New Roman" w:hAnsi="Times New Roman" w:cs="Times New Roman"/>
+                <w:color w:val="000000"/>
+                <w:sz w:val="22"/>
+                <w:szCs w:val="22"/>
+                <w:lang w:val="de-DE"/>
+              </w:rPr>
+              <w:t>, M</w:t>
+            </w:r>
+            <w:r>
+              <w:rPr>
+                <w:rFonts w:ascii="Times New Roman" w:hAnsi="Times New Roman" w:cs="Times New Roman"/>
+                <w:color w:val="000000"/>
+                <w:sz w:val="22"/>
+                <w:szCs w:val="22"/>
+                <w:lang w:val="de-DE"/>
+              </w:rPr>
+              <w:t>.</w:t>
+            </w:r>
+            <w:r>
+              <w:rPr>
+                <w:rFonts w:ascii="Times New Roman" w:hAnsi="Times New Roman" w:cs="Times New Roman"/>
+                <w:color w:val="000000"/>
+                <w:sz w:val="22"/>
+                <w:szCs w:val="22"/>
+                <w:lang w:val="de-DE"/>
+              </w:rPr>
+              <w:t xml:space="preserve"> A Luftig, A</w:t>
+            </w:r>
+            <w:r>
+              <w:rPr>
+                <w:rFonts w:ascii="Times New Roman" w:hAnsi="Times New Roman" w:cs="Times New Roman"/>
+                <w:color w:val="000000"/>
+                <w:sz w:val="22"/>
+                <w:szCs w:val="22"/>
+                <w:lang w:val="de-DE"/>
+              </w:rPr>
+              <w:t>.</w:t>
+            </w:r>
+            <w:r>
+              <w:rPr>
+                <w:rFonts w:ascii="Times New Roman" w:hAnsi="Times New Roman" w:cs="Times New Roman"/>
+                <w:color w:val="000000"/>
+                <w:sz w:val="22"/>
+                <w:szCs w:val="22"/>
+                <w:lang w:val="de-DE"/>
+              </w:rPr>
+              <w:t xml:space="preserve"> M Moormann, L</w:t>
+            </w:r>
+            <w:r>
+              <w:rPr>
+                <w:rFonts w:ascii="Times New Roman" w:hAnsi="Times New Roman" w:cs="Times New Roman"/>
+                <w:color w:val="000000"/>
+                <w:sz w:val="22"/>
+                <w:szCs w:val="22"/>
+                <w:lang w:val="de-DE"/>
+              </w:rPr>
+              <w:t>.</w:t>
+            </w:r>
+            <w:r>
+              <w:rPr>
+                <w:rFonts w:ascii="Times New Roman" w:hAnsi="Times New Roman" w:cs="Times New Roman"/>
+                <w:color w:val="000000"/>
+                <w:sz w:val="22"/>
+                <w:szCs w:val="22"/>
+                <w:lang w:val="de-DE"/>
+              </w:rPr>
+              <w:t xml:space="preserve"> Crawford, J</w:t>
+            </w:r>
+            <w:r>
+              <w:rPr>
+                <w:rFonts w:ascii="Times New Roman" w:hAnsi="Times New Roman" w:cs="Times New Roman"/>
+                <w:color w:val="000000"/>
+                <w:sz w:val="22"/>
+                <w:szCs w:val="22"/>
+                <w:lang w:val="de-DE"/>
+              </w:rPr>
+              <w:t>.</w:t>
+            </w:r>
+            <w:r>
+              <w:rPr>
+                <w:rFonts w:ascii="Times New Roman" w:hAnsi="Times New Roman" w:cs="Times New Roman"/>
+                <w:color w:val="000000"/>
+                <w:sz w:val="22"/>
+                <w:szCs w:val="22"/>
+                <w:lang w:val="de-DE"/>
+              </w:rPr>
+              <w:t xml:space="preserve"> Bailey</w:t>
+            </w:r>
+            <w:r>
+              <w:rPr>
+                <w:rFonts w:ascii="Times New Roman" w:hAnsi="Times New Roman" w:cs="Times New Roman"/>
+                <w:color w:val="000000"/>
+                <w:sz w:val="22"/>
+                <w:szCs w:val="22"/>
+                <w:lang w:val="de-DE"/>
+              </w:rPr>
+              <w:t xml:space="preserve"> (2024). </w:t>
+            </w:r>
+            <w:proofErr w:type="spellStart"/>
+            <w:r>
+              <w:rPr>
+                <w:rFonts w:ascii="Times New Roman" w:hAnsi="Times New Roman" w:cs="Times New Roman"/>
+                <w:color w:val="000000"/>
+                <w:sz w:val="22"/>
+                <w:szCs w:val="22"/>
+                <w:lang w:val="de-DE"/>
+              </w:rPr>
+              <w:t>Incorporation</w:t>
+            </w:r>
+            <w:proofErr w:type="spellEnd"/>
+            <w:r>
+              <w:rPr>
+                <w:rFonts w:ascii="Times New Roman" w:hAnsi="Times New Roman" w:cs="Times New Roman"/>
+                <w:color w:val="000000"/>
+                <w:sz w:val="22"/>
+                <w:szCs w:val="22"/>
+                <w:lang w:val="de-DE"/>
+              </w:rPr>
+              <w:t xml:space="preserve"> </w:t>
+            </w:r>
+            <w:proofErr w:type="spellStart"/>
+            <w:r>
+              <w:rPr>
+                <w:rFonts w:ascii="Times New Roman" w:hAnsi="Times New Roman" w:cs="Times New Roman"/>
+                <w:color w:val="000000"/>
+                <w:sz w:val="22"/>
+                <w:szCs w:val="22"/>
+                <w:lang w:val="de-DE"/>
+              </w:rPr>
+              <w:t>of</w:t>
+            </w:r>
+            <w:proofErr w:type="spellEnd"/>
+            <w:r>
+              <w:rPr>
+                <w:rFonts w:ascii="Times New Roman" w:hAnsi="Times New Roman" w:cs="Times New Roman"/>
+                <w:color w:val="000000"/>
+                <w:sz w:val="22"/>
+                <w:szCs w:val="22"/>
+                <w:lang w:val="de-DE"/>
+              </w:rPr>
+              <w:t xml:space="preserve"> Epstein-Barr viral </w:t>
+            </w:r>
+            <w:proofErr w:type="spellStart"/>
+            <w:r>
+              <w:rPr>
+                <w:rFonts w:ascii="Times New Roman" w:hAnsi="Times New Roman" w:cs="Times New Roman"/>
+                <w:color w:val="000000"/>
+                <w:sz w:val="22"/>
+                <w:szCs w:val="22"/>
+                <w:lang w:val="de-DE"/>
+              </w:rPr>
+              <w:t>variation</w:t>
+            </w:r>
+            <w:proofErr w:type="spellEnd"/>
+            <w:r>
+              <w:rPr>
+                <w:rFonts w:ascii="Times New Roman" w:hAnsi="Times New Roman" w:cs="Times New Roman"/>
+                <w:color w:val="000000"/>
+                <w:sz w:val="22"/>
+                <w:szCs w:val="22"/>
+                <w:lang w:val="de-DE"/>
+              </w:rPr>
+              <w:t xml:space="preserve"> </w:t>
+            </w:r>
+            <w:proofErr w:type="spellStart"/>
+            <w:r>
+              <w:rPr>
+                <w:rFonts w:ascii="Times New Roman" w:hAnsi="Times New Roman" w:cs="Times New Roman"/>
+                <w:color w:val="000000"/>
+                <w:sz w:val="22"/>
+                <w:szCs w:val="22"/>
+                <w:lang w:val="de-DE"/>
+              </w:rPr>
+              <w:t>implicates</w:t>
+            </w:r>
+            <w:proofErr w:type="spellEnd"/>
+            <w:r>
+              <w:rPr>
+                <w:rFonts w:ascii="Times New Roman" w:hAnsi="Times New Roman" w:cs="Times New Roman"/>
+                <w:color w:val="000000"/>
+                <w:sz w:val="22"/>
+                <w:szCs w:val="22"/>
+                <w:lang w:val="de-DE"/>
+              </w:rPr>
+              <w:t xml:space="preserve"> </w:t>
+            </w:r>
+            <w:proofErr w:type="spellStart"/>
+            <w:r>
+              <w:rPr>
+                <w:rFonts w:ascii="Times New Roman" w:hAnsi="Times New Roman" w:cs="Times New Roman"/>
+                <w:color w:val="000000"/>
+                <w:sz w:val="22"/>
+                <w:szCs w:val="22"/>
+                <w:lang w:val="de-DE"/>
+              </w:rPr>
+              <w:t>significance</w:t>
+            </w:r>
+            <w:proofErr w:type="spellEnd"/>
+            <w:r>
+              <w:rPr>
+                <w:rFonts w:ascii="Times New Roman" w:hAnsi="Times New Roman" w:cs="Times New Roman"/>
+                <w:color w:val="000000"/>
+                <w:sz w:val="22"/>
+                <w:szCs w:val="22"/>
+                <w:lang w:val="de-DE"/>
+              </w:rPr>
+              <w:t xml:space="preserve"> </w:t>
+            </w:r>
+            <w:proofErr w:type="spellStart"/>
+            <w:r>
+              <w:rPr>
+                <w:rFonts w:ascii="Times New Roman" w:hAnsi="Times New Roman" w:cs="Times New Roman"/>
+                <w:color w:val="000000"/>
+                <w:sz w:val="22"/>
+                <w:szCs w:val="22"/>
+                <w:lang w:val="de-DE"/>
+              </w:rPr>
+              <w:t>of</w:t>
+            </w:r>
+            <w:proofErr w:type="spellEnd"/>
+            <w:r>
+              <w:rPr>
+                <w:rFonts w:ascii="Times New Roman" w:hAnsi="Times New Roman" w:cs="Times New Roman"/>
+                <w:color w:val="000000"/>
+                <w:sz w:val="22"/>
+                <w:szCs w:val="22"/>
+                <w:lang w:val="de-DE"/>
+              </w:rPr>
+              <w:t xml:space="preserve"> LMP1 in </w:t>
+            </w:r>
+            <w:proofErr w:type="spellStart"/>
+            <w:r>
+              <w:rPr>
+                <w:rFonts w:ascii="Times New Roman" w:hAnsi="Times New Roman" w:cs="Times New Roman"/>
+                <w:color w:val="000000"/>
+                <w:sz w:val="22"/>
+                <w:szCs w:val="22"/>
+                <w:lang w:val="de-DE"/>
+              </w:rPr>
+              <w:t>survival</w:t>
+            </w:r>
+            <w:proofErr w:type="spellEnd"/>
+            <w:r>
+              <w:rPr>
+                <w:rFonts w:ascii="Times New Roman" w:hAnsi="Times New Roman" w:cs="Times New Roman"/>
+                <w:color w:val="000000"/>
+                <w:sz w:val="22"/>
+                <w:szCs w:val="22"/>
+                <w:lang w:val="de-DE"/>
+              </w:rPr>
+              <w:t xml:space="preserve"> </w:t>
+            </w:r>
+            <w:proofErr w:type="spellStart"/>
+            <w:r>
+              <w:rPr>
+                <w:rFonts w:ascii="Times New Roman" w:hAnsi="Times New Roman" w:cs="Times New Roman"/>
+                <w:color w:val="000000"/>
+                <w:sz w:val="22"/>
+                <w:szCs w:val="22"/>
+                <w:lang w:val="de-DE"/>
+              </w:rPr>
+              <w:t>prediction</w:t>
+            </w:r>
+            <w:proofErr w:type="spellEnd"/>
+            <w:r>
+              <w:rPr>
+                <w:rFonts w:ascii="Times New Roman" w:hAnsi="Times New Roman" w:cs="Times New Roman"/>
+                <w:color w:val="000000"/>
+                <w:sz w:val="22"/>
+                <w:szCs w:val="22"/>
+                <w:lang w:val="de-DE"/>
+              </w:rPr>
+              <w:t xml:space="preserve"> and </w:t>
+            </w:r>
+            <w:proofErr w:type="spellStart"/>
+            <w:r>
+              <w:rPr>
+                <w:rFonts w:ascii="Times New Roman" w:hAnsi="Times New Roman" w:cs="Times New Roman"/>
+                <w:color w:val="000000"/>
+                <w:sz w:val="22"/>
+                <w:szCs w:val="22"/>
+                <w:lang w:val="de-DE"/>
+              </w:rPr>
+              <w:t>prognostic</w:t>
+            </w:r>
+            <w:proofErr w:type="spellEnd"/>
+            <w:r>
+              <w:rPr>
+                <w:rFonts w:ascii="Times New Roman" w:hAnsi="Times New Roman" w:cs="Times New Roman"/>
+                <w:color w:val="000000"/>
+                <w:sz w:val="22"/>
+                <w:szCs w:val="22"/>
+                <w:lang w:val="de-DE"/>
+              </w:rPr>
+              <w:t xml:space="preserve"> </w:t>
+            </w:r>
+            <w:proofErr w:type="spellStart"/>
+            <w:r>
+              <w:rPr>
+                <w:rFonts w:ascii="Times New Roman" w:hAnsi="Times New Roman" w:cs="Times New Roman"/>
+                <w:color w:val="000000"/>
+                <w:sz w:val="22"/>
+                <w:szCs w:val="22"/>
+                <w:lang w:val="de-DE"/>
+              </w:rPr>
+              <w:t>subgrouping</w:t>
+            </w:r>
+            <w:proofErr w:type="spellEnd"/>
+            <w:r>
+              <w:rPr>
+                <w:rFonts w:ascii="Times New Roman" w:hAnsi="Times New Roman" w:cs="Times New Roman"/>
+                <w:color w:val="000000"/>
+                <w:sz w:val="22"/>
+                <w:szCs w:val="22"/>
+                <w:lang w:val="de-DE"/>
+              </w:rPr>
+              <w:t xml:space="preserve"> in </w:t>
+            </w:r>
+            <w:proofErr w:type="spellStart"/>
+            <w:r>
+              <w:rPr>
+                <w:rFonts w:ascii="Times New Roman" w:hAnsi="Times New Roman" w:cs="Times New Roman"/>
+                <w:color w:val="000000"/>
+                <w:sz w:val="22"/>
+                <w:szCs w:val="22"/>
+                <w:lang w:val="de-DE"/>
+              </w:rPr>
+              <w:t>Burkitt</w:t>
+            </w:r>
+            <w:proofErr w:type="spellEnd"/>
+            <w:r>
+              <w:rPr>
+                <w:rFonts w:ascii="Times New Roman" w:hAnsi="Times New Roman" w:cs="Times New Roman"/>
+                <w:color w:val="000000"/>
+                <w:sz w:val="22"/>
+                <w:szCs w:val="22"/>
+                <w:lang w:val="de-DE"/>
+              </w:rPr>
+              <w:t xml:space="preserve"> </w:t>
+            </w:r>
+            <w:proofErr w:type="spellStart"/>
+            <w:r>
+              <w:rPr>
+                <w:rFonts w:ascii="Times New Roman" w:hAnsi="Times New Roman" w:cs="Times New Roman"/>
+                <w:color w:val="000000"/>
+                <w:sz w:val="22"/>
+                <w:szCs w:val="22"/>
+                <w:lang w:val="de-DE"/>
+              </w:rPr>
+              <w:t>lymphoma</w:t>
+            </w:r>
+            <w:proofErr w:type="spellEnd"/>
+            <w:r>
+              <w:rPr>
+                <w:rFonts w:ascii="Times New Roman" w:hAnsi="Times New Roman" w:cs="Times New Roman"/>
+                <w:color w:val="000000"/>
+                <w:sz w:val="22"/>
+                <w:szCs w:val="22"/>
+                <w:lang w:val="de-DE"/>
+              </w:rPr>
+              <w:t xml:space="preserve">. </w:t>
+            </w:r>
+            <w:proofErr w:type="spellStart"/>
+            <w:r>
+              <w:rPr>
+                <w:rFonts w:ascii="Times New Roman" w:hAnsi="Times New Roman" w:cs="Times New Roman"/>
                 <w:i/>
                 <w:iCs/>
                 <w:color w:val="000000"/>
@@ -1928,6 +2410,49 @@
                 <w:szCs w:val="22"/>
                 <w:lang w:val="de-DE"/>
               </w:rPr>
+              <w:t>biorXiv</w:t>
+            </w:r>
+            <w:proofErr w:type="spellEnd"/>
+            <w:r>
+              <w:rPr>
+                <w:rFonts w:ascii="Times New Roman" w:hAnsi="Times New Roman" w:cs="Times New Roman"/>
+                <w:i/>
+                <w:iCs/>
+                <w:color w:val="000000"/>
+                <w:sz w:val="22"/>
+                <w:szCs w:val="22"/>
+                <w:lang w:val="de-DE"/>
+              </w:rPr>
+              <w:t xml:space="preserve"> (preprint)</w:t>
+            </w:r>
+          </w:p>
+        </w:tc>
+      </w:tr>
+      <w:tr>
+        <w:tc>
+          <w:tcPr>
+            <w:tcW w:w="10432" w:type="dxa"/>
+            <w:tcMar>
+              <w:top w:w="55" w:type="dxa"/>
+              <w:left w:w="55" w:type="dxa"/>
+              <w:bottom w:w="55" w:type="dxa"/>
+              <w:right w:w="55" w:type="dxa"/>
+            </w:tcMar>
+          </w:tcPr>
+          <w:p>
+            <w:pPr>
+              <w:pStyle w:val="HTMLPreformatted"/>
+              <w:shd w:val="clear" w:color="auto" w:fill="FFFFFF"/>
+              <w:jc w:val="both"/>
+              <w:rPr>
+                <w:rFonts w:ascii="Times New Roman" w:hAnsi="Times New Roman" w:cs="Times New Roman"/>
+                <w:i/>
+                <w:iCs/>
+                <w:color w:val="000000"/>
+                <w:sz w:val="22"/>
+                <w:szCs w:val="22"/>
+                <w:lang w:val="de-DE"/>
+              </w:rPr>
             </w:pPr>
             <w:proofErr w:type="spellStart"/>
             <w:r>
@@ -2173,7 +2698,33 @@
                 <w:szCs w:val="22"/>
                 <w:lang w:val="de-DE"/>
               </w:rPr>
-              <w:t xml:space="preserve"> (preprint)</w:t>
+              <w:t xml:space="preserve"> (</w:t>
+            </w:r>
+            <w:proofErr w:type="spellStart"/>
+            <w:r>
+              <w:rPr>
+                <w:rFonts w:ascii="Times New Roman" w:hAnsi="Times New Roman" w:cs="Times New Roman"/>
+                <w:i/>
+                <w:iCs/>
+                <w:color w:val="000000"/>
+                <w:sz w:val="22"/>
+                <w:szCs w:val="22"/>
+                <w:lang w:val="de-DE"/>
+              </w:rPr>
+              <w:t>preprint</w:t>
+            </w:r>
+            <w:proofErr w:type="spellEnd"/>
+            <w:r>
+              <w:rPr>
+                <w:rFonts w:ascii="Times New Roman" w:hAnsi="Times New Roman" w:cs="Times New Roman"/>
+                <w:i/>
+                <w:iCs/>
+                <w:color w:val="000000"/>
+                <w:sz w:val="22"/>
+                <w:szCs w:val="22"/>
+                <w:lang w:val="de-DE"/>
+              </w:rPr>
+              <w:t>)</w:t>
             </w:r>
           </w:p>
         </w:tc>
@@ -5272,6 +5823,7 @@
   <w:style w:type="character" w:default="1" w:styleId="DefaultParagraphFont">
     <w:name w:val="Default Paragraph Font"/>
     <w:uiPriority w:val="1"/>
+    <w:semiHidden/>
     <w:unhideWhenUsed/>
   </w:style>
   <w:style w:type="table" w:default="1" w:styleId="TableNormal">

--- a/files/CV_JulianStamp.docx
+++ b/files/CV_JulianStamp.docx
@@ -621,21 +621,12 @@
               </w:rPr>
               <w:t xml:space="preserve">Advisor: </w:t>
             </w:r>
-            <w:proofErr w:type="spellStart"/>
             <w:r>
               <w:rPr>
                 <w:bCs/>
                 <w:lang w:val="en-GB"/>
               </w:rPr>
-              <w:t>Lorin</w:t>
-            </w:r>
-            <w:proofErr w:type="spellEnd"/>
-            <w:r>
-              <w:rPr>
-                <w:bCs/>
-                <w:lang w:val="en-GB"/>
-              </w:rPr>
-              <w:t xml:space="preserve"> Crawford, Daniel </w:t>
+              <w:t xml:space="preserve">Lorin Crawford, Daniel </w:t>
             </w:r>
             <w:proofErr w:type="spellStart"/>
             <w:r>
@@ -1542,23 +1533,7 @@
                 <w:b/>
                 <w:lang w:val="en-GB"/>
               </w:rPr>
-              <w:t xml:space="preserve"> </w:t>
-            </w:r>
-            <w:proofErr w:type="spellStart"/>
-            <w:r>
-              <w:rPr>
-                <w:b/>
-                <w:lang w:val="en-GB"/>
-              </w:rPr>
-              <w:t>Latha</w:t>
-            </w:r>
-            <w:proofErr w:type="spellEnd"/>
-            <w:r>
-              <w:rPr>
-                <w:b/>
-                <w:lang w:val="en-GB"/>
-              </w:rPr>
-              <w:t xml:space="preserve"> Venkataraman</w:t>
+              <w:t xml:space="preserve"> Latha Venkataraman</w:t>
             </w:r>
           </w:p>
           <w:p>
@@ -1924,7 +1899,6 @@
                 <w:color w:val="000000"/>
                 <w:sz w:val="22"/>
                 <w:szCs w:val="22"/>
-                <w:lang w:val="de-DE"/>
               </w:rPr>
             </w:pPr>
             <w:r>
@@ -1933,71 +1907,8 @@
                 <w:color w:val="000000"/>
                 <w:sz w:val="22"/>
                 <w:szCs w:val="22"/>
-                <w:lang w:val="de-DE"/>
-              </w:rPr>
-              <w:t>I</w:t>
-            </w:r>
-            <w:r>
-              <w:rPr>
-                <w:rFonts w:ascii="Times New Roman" w:hAnsi="Times New Roman" w:cs="Times New Roman"/>
-                <w:color w:val="000000"/>
-                <w:sz w:val="22"/>
-                <w:szCs w:val="22"/>
-                <w:lang w:val="de-DE"/>
-              </w:rPr>
-              <w:t>.</w:t>
-            </w:r>
-            <w:r>
-              <w:rPr>
-                <w:rFonts w:ascii="Times New Roman" w:hAnsi="Times New Roman" w:cs="Times New Roman"/>
-                <w:color w:val="000000"/>
-                <w:sz w:val="22"/>
-                <w:szCs w:val="22"/>
-                <w:lang w:val="de-DE"/>
-              </w:rPr>
-              <w:t xml:space="preserve"> E</w:t>
-            </w:r>
-            <w:r>
-              <w:rPr>
-                <w:rFonts w:ascii="Times New Roman" w:hAnsi="Times New Roman" w:cs="Times New Roman"/>
-                <w:color w:val="000000"/>
-                <w:sz w:val="22"/>
-                <w:szCs w:val="22"/>
-                <w:lang w:val="de-DE"/>
-              </w:rPr>
-              <w:t>.</w:t>
-            </w:r>
-            <w:r>
-              <w:rPr>
-                <w:rFonts w:ascii="Times New Roman" w:hAnsi="Times New Roman" w:cs="Times New Roman"/>
-                <w:color w:val="000000"/>
-                <w:sz w:val="22"/>
-                <w:szCs w:val="22"/>
-                <w:lang w:val="de-DE"/>
-              </w:rPr>
-              <w:t xml:space="preserve"> Kim Jr., Cliff </w:t>
-            </w:r>
-            <w:proofErr w:type="spellStart"/>
-            <w:r>
-              <w:rPr>
-                <w:rFonts w:ascii="Times New Roman" w:hAnsi="Times New Roman" w:cs="Times New Roman"/>
-                <w:color w:val="000000"/>
-                <w:sz w:val="22"/>
-                <w:szCs w:val="22"/>
-                <w:lang w:val="de-DE"/>
-              </w:rPr>
-              <w:t>Oduor</w:t>
-            </w:r>
-            <w:proofErr w:type="spellEnd"/>
-            <w:r>
-              <w:rPr>
-                <w:rFonts w:ascii="Times New Roman" w:hAnsi="Times New Roman" w:cs="Times New Roman"/>
-                <w:color w:val="000000"/>
-                <w:sz w:val="22"/>
-                <w:szCs w:val="22"/>
-                <w:lang w:val="de-DE"/>
-              </w:rPr>
-              <w:t xml:space="preserve">, </w:t>
+              </w:rPr>
+              <w:t xml:space="preserve">I. E. Kim Jr., Cliff Oduor, </w:t>
             </w:r>
             <w:r>
               <w:rPr>
@@ -2007,33 +1918,8 @@
                 <w:color w:val="000000"/>
                 <w:sz w:val="22"/>
                 <w:szCs w:val="22"/>
-                <w:lang w:val="de-DE"/>
-              </w:rPr>
-              <w:t>J</w:t>
-            </w:r>
-            <w:r>
-              <w:rPr>
-                <w:rFonts w:ascii="Times New Roman" w:hAnsi="Times New Roman" w:cs="Times New Roman"/>
-                <w:b/>
-                <w:bCs/>
-                <w:color w:val="000000"/>
-                <w:sz w:val="22"/>
-                <w:szCs w:val="22"/>
-                <w:lang w:val="de-DE"/>
-              </w:rPr>
-              <w:t>.</w:t>
-            </w:r>
-            <w:r>
-              <w:rPr>
-                <w:rFonts w:ascii="Times New Roman" w:hAnsi="Times New Roman" w:cs="Times New Roman"/>
-                <w:b/>
-                <w:bCs/>
-                <w:color w:val="000000"/>
-                <w:sz w:val="22"/>
-                <w:szCs w:val="22"/>
-                <w:lang w:val="de-DE"/>
-              </w:rPr>
-              <w:t xml:space="preserve"> Stamp</w:t>
+              </w:rPr>
+              <w:t>J. Stamp</w:t>
             </w:r>
             <w:r>
               <w:rPr>
@@ -2041,365 +1927,9 @@
                 <w:color w:val="000000"/>
                 <w:sz w:val="22"/>
                 <w:szCs w:val="22"/>
-                <w:lang w:val="de-DE"/>
-              </w:rPr>
-              <w:t>, M</w:t>
-            </w:r>
-            <w:r>
-              <w:rPr>
-                <w:rFonts w:ascii="Times New Roman" w:hAnsi="Times New Roman" w:cs="Times New Roman"/>
-                <w:color w:val="000000"/>
-                <w:sz w:val="22"/>
-                <w:szCs w:val="22"/>
-                <w:lang w:val="de-DE"/>
-              </w:rPr>
-              <w:t>.</w:t>
-            </w:r>
-            <w:r>
-              <w:rPr>
-                <w:rFonts w:ascii="Times New Roman" w:hAnsi="Times New Roman" w:cs="Times New Roman"/>
-                <w:color w:val="000000"/>
-                <w:sz w:val="22"/>
-                <w:szCs w:val="22"/>
-                <w:lang w:val="de-DE"/>
-              </w:rPr>
-              <w:t xml:space="preserve"> A Luftig, A</w:t>
-            </w:r>
-            <w:r>
-              <w:rPr>
-                <w:rFonts w:ascii="Times New Roman" w:hAnsi="Times New Roman" w:cs="Times New Roman"/>
-                <w:color w:val="000000"/>
-                <w:sz w:val="22"/>
-                <w:szCs w:val="22"/>
-                <w:lang w:val="de-DE"/>
-              </w:rPr>
-              <w:t>.</w:t>
-            </w:r>
-            <w:r>
-              <w:rPr>
-                <w:rFonts w:ascii="Times New Roman" w:hAnsi="Times New Roman" w:cs="Times New Roman"/>
-                <w:color w:val="000000"/>
-                <w:sz w:val="22"/>
-                <w:szCs w:val="22"/>
-                <w:lang w:val="de-DE"/>
-              </w:rPr>
-              <w:t xml:space="preserve"> M Moormann, L</w:t>
-            </w:r>
-            <w:r>
-              <w:rPr>
-                <w:rFonts w:ascii="Times New Roman" w:hAnsi="Times New Roman" w:cs="Times New Roman"/>
-                <w:color w:val="000000"/>
-                <w:sz w:val="22"/>
-                <w:szCs w:val="22"/>
-                <w:lang w:val="de-DE"/>
-              </w:rPr>
-              <w:t>.</w:t>
-            </w:r>
-            <w:r>
-              <w:rPr>
-                <w:rFonts w:ascii="Times New Roman" w:hAnsi="Times New Roman" w:cs="Times New Roman"/>
-                <w:color w:val="000000"/>
-                <w:sz w:val="22"/>
-                <w:szCs w:val="22"/>
-                <w:lang w:val="de-DE"/>
-              </w:rPr>
-              <w:t xml:space="preserve"> Crawford, J</w:t>
-            </w:r>
-            <w:r>
-              <w:rPr>
-                <w:rFonts w:ascii="Times New Roman" w:hAnsi="Times New Roman" w:cs="Times New Roman"/>
-                <w:color w:val="000000"/>
-                <w:sz w:val="22"/>
-                <w:szCs w:val="22"/>
-                <w:lang w:val="de-DE"/>
-              </w:rPr>
-              <w:t>.</w:t>
-            </w:r>
-            <w:r>
-              <w:rPr>
-                <w:rFonts w:ascii="Times New Roman" w:hAnsi="Times New Roman" w:cs="Times New Roman"/>
-                <w:color w:val="000000"/>
-                <w:sz w:val="22"/>
-                <w:szCs w:val="22"/>
-                <w:lang w:val="de-DE"/>
-              </w:rPr>
-              <w:t xml:space="preserve"> Bailey</w:t>
-            </w:r>
-            <w:r>
-              <w:rPr>
-                <w:rFonts w:ascii="Times New Roman" w:hAnsi="Times New Roman" w:cs="Times New Roman"/>
-                <w:color w:val="000000"/>
-                <w:sz w:val="22"/>
-                <w:szCs w:val="22"/>
-                <w:lang w:val="de-DE"/>
-              </w:rPr>
-              <w:t xml:space="preserve"> (2024). </w:t>
-            </w:r>
-            <w:proofErr w:type="spellStart"/>
-            <w:r>
-              <w:rPr>
-                <w:rFonts w:ascii="Times New Roman" w:hAnsi="Times New Roman" w:cs="Times New Roman"/>
-                <w:color w:val="000000"/>
-                <w:sz w:val="22"/>
-                <w:szCs w:val="22"/>
-                <w:lang w:val="de-DE"/>
-              </w:rPr>
-              <w:t>Incorporation</w:t>
-            </w:r>
-            <w:proofErr w:type="spellEnd"/>
-            <w:r>
-              <w:rPr>
-                <w:rFonts w:ascii="Times New Roman" w:hAnsi="Times New Roman" w:cs="Times New Roman"/>
-                <w:color w:val="000000"/>
-                <w:sz w:val="22"/>
-                <w:szCs w:val="22"/>
-                <w:lang w:val="de-DE"/>
-              </w:rPr>
-              <w:t xml:space="preserve"> </w:t>
-            </w:r>
-            <w:proofErr w:type="spellStart"/>
-            <w:r>
-              <w:rPr>
-                <w:rFonts w:ascii="Times New Roman" w:hAnsi="Times New Roman" w:cs="Times New Roman"/>
-                <w:color w:val="000000"/>
-                <w:sz w:val="22"/>
-                <w:szCs w:val="22"/>
-                <w:lang w:val="de-DE"/>
-              </w:rPr>
-              <w:t>of</w:t>
-            </w:r>
-            <w:proofErr w:type="spellEnd"/>
-            <w:r>
-              <w:rPr>
-                <w:rFonts w:ascii="Times New Roman" w:hAnsi="Times New Roman" w:cs="Times New Roman"/>
-                <w:color w:val="000000"/>
-                <w:sz w:val="22"/>
-                <w:szCs w:val="22"/>
-                <w:lang w:val="de-DE"/>
-              </w:rPr>
-              <w:t xml:space="preserve"> Epstein-Barr viral </w:t>
-            </w:r>
-            <w:proofErr w:type="spellStart"/>
-            <w:r>
-              <w:rPr>
-                <w:rFonts w:ascii="Times New Roman" w:hAnsi="Times New Roman" w:cs="Times New Roman"/>
-                <w:color w:val="000000"/>
-                <w:sz w:val="22"/>
-                <w:szCs w:val="22"/>
-                <w:lang w:val="de-DE"/>
-              </w:rPr>
-              <w:t>variation</w:t>
-            </w:r>
-            <w:proofErr w:type="spellEnd"/>
-            <w:r>
-              <w:rPr>
-                <w:rFonts w:ascii="Times New Roman" w:hAnsi="Times New Roman" w:cs="Times New Roman"/>
-                <w:color w:val="000000"/>
-                <w:sz w:val="22"/>
-                <w:szCs w:val="22"/>
-                <w:lang w:val="de-DE"/>
-              </w:rPr>
-              <w:t xml:space="preserve"> </w:t>
-            </w:r>
-            <w:proofErr w:type="spellStart"/>
-            <w:r>
-              <w:rPr>
-                <w:rFonts w:ascii="Times New Roman" w:hAnsi="Times New Roman" w:cs="Times New Roman"/>
-                <w:color w:val="000000"/>
-                <w:sz w:val="22"/>
-                <w:szCs w:val="22"/>
-                <w:lang w:val="de-DE"/>
-              </w:rPr>
-              <w:t>implicates</w:t>
-            </w:r>
-            <w:proofErr w:type="spellEnd"/>
-            <w:r>
-              <w:rPr>
-                <w:rFonts w:ascii="Times New Roman" w:hAnsi="Times New Roman" w:cs="Times New Roman"/>
-                <w:color w:val="000000"/>
-                <w:sz w:val="22"/>
-                <w:szCs w:val="22"/>
-                <w:lang w:val="de-DE"/>
-              </w:rPr>
-              <w:t xml:space="preserve"> </w:t>
-            </w:r>
-            <w:proofErr w:type="spellStart"/>
-            <w:r>
-              <w:rPr>
-                <w:rFonts w:ascii="Times New Roman" w:hAnsi="Times New Roman" w:cs="Times New Roman"/>
-                <w:color w:val="000000"/>
-                <w:sz w:val="22"/>
-                <w:szCs w:val="22"/>
-                <w:lang w:val="de-DE"/>
-              </w:rPr>
-              <w:t>significance</w:t>
-            </w:r>
-            <w:proofErr w:type="spellEnd"/>
-            <w:r>
-              <w:rPr>
-                <w:rFonts w:ascii="Times New Roman" w:hAnsi="Times New Roman" w:cs="Times New Roman"/>
-                <w:color w:val="000000"/>
-                <w:sz w:val="22"/>
-                <w:szCs w:val="22"/>
-                <w:lang w:val="de-DE"/>
-              </w:rPr>
-              <w:t xml:space="preserve"> </w:t>
-            </w:r>
-            <w:proofErr w:type="spellStart"/>
-            <w:r>
-              <w:rPr>
-                <w:rFonts w:ascii="Times New Roman" w:hAnsi="Times New Roman" w:cs="Times New Roman"/>
-                <w:color w:val="000000"/>
-                <w:sz w:val="22"/>
-                <w:szCs w:val="22"/>
-                <w:lang w:val="de-DE"/>
-              </w:rPr>
-              <w:t>of</w:t>
-            </w:r>
-            <w:proofErr w:type="spellEnd"/>
-            <w:r>
-              <w:rPr>
-                <w:rFonts w:ascii="Times New Roman" w:hAnsi="Times New Roman" w:cs="Times New Roman"/>
-                <w:color w:val="000000"/>
-                <w:sz w:val="22"/>
-                <w:szCs w:val="22"/>
-                <w:lang w:val="de-DE"/>
-              </w:rPr>
-              <w:t xml:space="preserve"> LMP1 in </w:t>
-            </w:r>
-            <w:proofErr w:type="spellStart"/>
-            <w:r>
-              <w:rPr>
-                <w:rFonts w:ascii="Times New Roman" w:hAnsi="Times New Roman" w:cs="Times New Roman"/>
-                <w:color w:val="000000"/>
-                <w:sz w:val="22"/>
-                <w:szCs w:val="22"/>
-                <w:lang w:val="de-DE"/>
-              </w:rPr>
-              <w:t>survival</w:t>
-            </w:r>
-            <w:proofErr w:type="spellEnd"/>
-            <w:r>
-              <w:rPr>
-                <w:rFonts w:ascii="Times New Roman" w:hAnsi="Times New Roman" w:cs="Times New Roman"/>
-                <w:color w:val="000000"/>
-                <w:sz w:val="22"/>
-                <w:szCs w:val="22"/>
-                <w:lang w:val="de-DE"/>
-              </w:rPr>
-              <w:t xml:space="preserve"> </w:t>
-            </w:r>
-            <w:proofErr w:type="spellStart"/>
-            <w:r>
-              <w:rPr>
-                <w:rFonts w:ascii="Times New Roman" w:hAnsi="Times New Roman" w:cs="Times New Roman"/>
-                <w:color w:val="000000"/>
-                <w:sz w:val="22"/>
-                <w:szCs w:val="22"/>
-                <w:lang w:val="de-DE"/>
-              </w:rPr>
-              <w:t>prediction</w:t>
-            </w:r>
-            <w:proofErr w:type="spellEnd"/>
-            <w:r>
-              <w:rPr>
-                <w:rFonts w:ascii="Times New Roman" w:hAnsi="Times New Roman" w:cs="Times New Roman"/>
-                <w:color w:val="000000"/>
-                <w:sz w:val="22"/>
-                <w:szCs w:val="22"/>
-                <w:lang w:val="de-DE"/>
-              </w:rPr>
-              <w:t xml:space="preserve"> and </w:t>
-            </w:r>
-            <w:proofErr w:type="spellStart"/>
-            <w:r>
-              <w:rPr>
-                <w:rFonts w:ascii="Times New Roman" w:hAnsi="Times New Roman" w:cs="Times New Roman"/>
-                <w:color w:val="000000"/>
-                <w:sz w:val="22"/>
-                <w:szCs w:val="22"/>
-                <w:lang w:val="de-DE"/>
-              </w:rPr>
-              <w:t>prognostic</w:t>
-            </w:r>
-            <w:proofErr w:type="spellEnd"/>
-            <w:r>
-              <w:rPr>
-                <w:rFonts w:ascii="Times New Roman" w:hAnsi="Times New Roman" w:cs="Times New Roman"/>
-                <w:color w:val="000000"/>
-                <w:sz w:val="22"/>
-                <w:szCs w:val="22"/>
-                <w:lang w:val="de-DE"/>
-              </w:rPr>
-              <w:t xml:space="preserve"> </w:t>
-            </w:r>
-            <w:proofErr w:type="spellStart"/>
-            <w:r>
-              <w:rPr>
-                <w:rFonts w:ascii="Times New Roman" w:hAnsi="Times New Roman" w:cs="Times New Roman"/>
-                <w:color w:val="000000"/>
-                <w:sz w:val="22"/>
-                <w:szCs w:val="22"/>
-                <w:lang w:val="de-DE"/>
-              </w:rPr>
-              <w:t>subgrouping</w:t>
-            </w:r>
-            <w:proofErr w:type="spellEnd"/>
-            <w:r>
-              <w:rPr>
-                <w:rFonts w:ascii="Times New Roman" w:hAnsi="Times New Roman" w:cs="Times New Roman"/>
-                <w:color w:val="000000"/>
-                <w:sz w:val="22"/>
-                <w:szCs w:val="22"/>
-                <w:lang w:val="de-DE"/>
-              </w:rPr>
-              <w:t xml:space="preserve"> in </w:t>
-            </w:r>
-            <w:proofErr w:type="spellStart"/>
-            <w:r>
-              <w:rPr>
-                <w:rFonts w:ascii="Times New Roman" w:hAnsi="Times New Roman" w:cs="Times New Roman"/>
-                <w:color w:val="000000"/>
-                <w:sz w:val="22"/>
-                <w:szCs w:val="22"/>
-                <w:lang w:val="de-DE"/>
-              </w:rPr>
-              <w:t>Burkitt</w:t>
-            </w:r>
-            <w:proofErr w:type="spellEnd"/>
-            <w:r>
-              <w:rPr>
-                <w:rFonts w:ascii="Times New Roman" w:hAnsi="Times New Roman" w:cs="Times New Roman"/>
-                <w:color w:val="000000"/>
-                <w:sz w:val="22"/>
-                <w:szCs w:val="22"/>
-                <w:lang w:val="de-DE"/>
-              </w:rPr>
-              <w:t xml:space="preserve"> </w:t>
-            </w:r>
-            <w:proofErr w:type="spellStart"/>
-            <w:r>
-              <w:rPr>
-                <w:rFonts w:ascii="Times New Roman" w:hAnsi="Times New Roman" w:cs="Times New Roman"/>
-                <w:color w:val="000000"/>
-                <w:sz w:val="22"/>
-                <w:szCs w:val="22"/>
-                <w:lang w:val="de-DE"/>
-              </w:rPr>
-              <w:t>lymphoma</w:t>
-            </w:r>
-            <w:proofErr w:type="spellEnd"/>
-            <w:r>
-              <w:rPr>
-                <w:rFonts w:ascii="Times New Roman" w:hAnsi="Times New Roman" w:cs="Times New Roman"/>
-                <w:color w:val="000000"/>
-                <w:sz w:val="22"/>
-                <w:szCs w:val="22"/>
-                <w:lang w:val="de-DE"/>
-              </w:rPr>
-              <w:t xml:space="preserve">. </w:t>
-            </w:r>
-            <w:proofErr w:type="spellStart"/>
+              </w:rPr>
+              <w:t xml:space="preserve">, M. A Luftig, A. M Moormann, L. Crawford, J. Bailey (2024). Incorporation of Epstein-Barr viral variation implicates significance of LMP1 in survival prediction and prognostic subgrouping in Burkitt lymphoma. </w:t>
+            </w:r>
             <w:r>
               <w:rPr>
                 <w:rFonts w:ascii="Times New Roman" w:hAnsi="Times New Roman" w:cs="Times New Roman"/>
@@ -2408,22 +1938,8 @@
                 <w:color w:val="000000"/>
                 <w:sz w:val="22"/>
                 <w:szCs w:val="22"/>
-                <w:lang w:val="de-DE"/>
-              </w:rPr>
-              <w:t>biorXiv</w:t>
-            </w:r>
-            <w:proofErr w:type="spellEnd"/>
-            <w:r>
-              <w:rPr>
-                <w:rFonts w:ascii="Times New Roman" w:hAnsi="Times New Roman" w:cs="Times New Roman"/>
-                <w:i/>
-                <w:iCs/>
-                <w:color w:val="000000"/>
-                <w:sz w:val="22"/>
-                <w:szCs w:val="22"/>
-                <w:lang w:val="de-DE"/>
-              </w:rPr>
-              <w:t xml:space="preserve"> (preprint)</w:t>
+              </w:rPr>
+              <w:t>biorXiv (preprint)</w:t>
             </w:r>
           </w:p>
         </w:tc>
@@ -2451,50 +1967,34 @@
                 <w:color w:val="000000"/>
                 <w:sz w:val="22"/>
                 <w:szCs w:val="22"/>
-                <w:lang w:val="de-DE"/>
-              </w:rPr>
-            </w:pPr>
-            <w:proofErr w:type="spellStart"/>
+              </w:rPr>
+            </w:pPr>
             <w:r>
               <w:rPr>
                 <w:rFonts w:ascii="Times New Roman" w:hAnsi="Times New Roman" w:cs="Times New Roman"/>
                 <w:color w:val="000000"/>
                 <w:sz w:val="22"/>
                 <w:szCs w:val="22"/>
-                <w:lang w:val="de-DE"/>
-              </w:rPr>
-              <w:t>Pattillo</w:t>
-            </w:r>
-            <w:proofErr w:type="spellEnd"/>
+              </w:rPr>
+              <w:t xml:space="preserve">Pattillo Smith S., Darnell G., </w:t>
+            </w:r>
+            <w:proofErr w:type="spellStart"/>
             <w:r>
               <w:rPr>
                 <w:rFonts w:ascii="Times New Roman" w:hAnsi="Times New Roman" w:cs="Times New Roman"/>
                 <w:color w:val="000000"/>
                 <w:sz w:val="22"/>
                 <w:szCs w:val="22"/>
-                <w:lang w:val="de-DE"/>
-              </w:rPr>
-              <w:t xml:space="preserve"> Smith S., Darnell G., </w:t>
-            </w:r>
-            <w:proofErr w:type="spellStart"/>
+              </w:rPr>
+              <w:t>Udwin</w:t>
+            </w:r>
+            <w:proofErr w:type="spellEnd"/>
             <w:r>
               <w:rPr>
                 <w:rFonts w:ascii="Times New Roman" w:hAnsi="Times New Roman" w:cs="Times New Roman"/>
                 <w:color w:val="000000"/>
                 <w:sz w:val="22"/>
                 <w:szCs w:val="22"/>
-                <w:lang w:val="de-DE"/>
-              </w:rPr>
-              <w:t>Udwin</w:t>
-            </w:r>
-            <w:proofErr w:type="spellEnd"/>
-            <w:r>
-              <w:rPr>
-                <w:rFonts w:ascii="Times New Roman" w:hAnsi="Times New Roman" w:cs="Times New Roman"/>
-                <w:color w:val="000000"/>
-                <w:sz w:val="22"/>
-                <w:szCs w:val="22"/>
-                <w:lang w:val="de-DE"/>
               </w:rPr>
               <w:t xml:space="preserve">, D., </w:t>
             </w:r>
@@ -2506,7 +2006,6 @@
                 <w:color w:val="000000"/>
                 <w:sz w:val="22"/>
                 <w:szCs w:val="22"/>
-                <w:lang w:val="de-DE"/>
               </w:rPr>
               <w:t xml:space="preserve">Stamp J., </w:t>
             </w:r>
@@ -2517,7 +2016,6 @@
                 <w:color w:val="000000"/>
                 <w:sz w:val="22"/>
                 <w:szCs w:val="22"/>
-                <w:lang w:val="de-DE"/>
               </w:rPr>
               <w:t>Harpak</w:t>
             </w:r>
@@ -2528,203 +2026,17 @@
                 <w:color w:val="000000"/>
                 <w:sz w:val="22"/>
                 <w:szCs w:val="22"/>
-                <w:lang w:val="de-DE"/>
-              </w:rPr>
-              <w:t xml:space="preserve">, A., </w:t>
-            </w:r>
-            <w:proofErr w:type="spellStart"/>
+              </w:rPr>
+              <w:t>, A., Ramachandran S., Crawford L. (2024). Discovering non-additive heritability using additive GWAS summary statistics</w:t>
+            </w:r>
             <w:r>
               <w:rPr>
                 <w:rFonts w:ascii="Times New Roman" w:hAnsi="Times New Roman" w:cs="Times New Roman"/>
                 <w:color w:val="000000"/>
                 <w:sz w:val="22"/>
                 <w:szCs w:val="22"/>
-                <w:lang w:val="de-DE"/>
-              </w:rPr>
-              <w:t>Ramachandran</w:t>
-            </w:r>
-            <w:proofErr w:type="spellEnd"/>
-            <w:r>
-              <w:rPr>
-                <w:rFonts w:ascii="Times New Roman" w:hAnsi="Times New Roman" w:cs="Times New Roman"/>
-                <w:color w:val="000000"/>
-                <w:sz w:val="22"/>
-                <w:szCs w:val="22"/>
-                <w:lang w:val="de-DE"/>
-              </w:rPr>
-              <w:t xml:space="preserve"> S., Crawford L. (2024). </w:t>
-            </w:r>
-            <w:proofErr w:type="spellStart"/>
-            <w:r>
-              <w:rPr>
-                <w:rFonts w:ascii="Times New Roman" w:hAnsi="Times New Roman" w:cs="Times New Roman"/>
-                <w:color w:val="000000"/>
-                <w:sz w:val="22"/>
-                <w:szCs w:val="22"/>
-                <w:lang w:val="de-DE"/>
-              </w:rPr>
-              <w:t>Discovering</w:t>
-            </w:r>
-            <w:proofErr w:type="spellEnd"/>
-            <w:r>
-              <w:rPr>
-                <w:rFonts w:ascii="Times New Roman" w:hAnsi="Times New Roman" w:cs="Times New Roman"/>
-                <w:color w:val="000000"/>
-                <w:sz w:val="22"/>
-                <w:szCs w:val="22"/>
-                <w:lang w:val="de-DE"/>
-              </w:rPr>
-              <w:t xml:space="preserve"> non-additive </w:t>
-            </w:r>
-            <w:proofErr w:type="spellStart"/>
-            <w:r>
-              <w:rPr>
-                <w:rFonts w:ascii="Times New Roman" w:hAnsi="Times New Roman" w:cs="Times New Roman"/>
-                <w:color w:val="000000"/>
-                <w:sz w:val="22"/>
-                <w:szCs w:val="22"/>
-                <w:lang w:val="de-DE"/>
-              </w:rPr>
-              <w:t>heritability</w:t>
-            </w:r>
-            <w:proofErr w:type="spellEnd"/>
-            <w:r>
-              <w:rPr>
-                <w:rFonts w:ascii="Times New Roman" w:hAnsi="Times New Roman" w:cs="Times New Roman"/>
-                <w:color w:val="000000"/>
-                <w:sz w:val="22"/>
-                <w:szCs w:val="22"/>
-                <w:lang w:val="de-DE"/>
-              </w:rPr>
-              <w:t xml:space="preserve"> </w:t>
-            </w:r>
-            <w:proofErr w:type="spellStart"/>
-            <w:r>
-              <w:rPr>
-                <w:rFonts w:ascii="Times New Roman" w:hAnsi="Times New Roman" w:cs="Times New Roman"/>
-                <w:color w:val="000000"/>
-                <w:sz w:val="22"/>
-                <w:szCs w:val="22"/>
-                <w:lang w:val="de-DE"/>
-              </w:rPr>
-              <w:t>using</w:t>
-            </w:r>
-            <w:proofErr w:type="spellEnd"/>
-            <w:r>
-              <w:rPr>
-                <w:rFonts w:ascii="Times New Roman" w:hAnsi="Times New Roman" w:cs="Times New Roman"/>
-                <w:color w:val="000000"/>
-                <w:sz w:val="22"/>
-                <w:szCs w:val="22"/>
-                <w:lang w:val="de-DE"/>
-              </w:rPr>
-              <w:t xml:space="preserve"> additive GWAS </w:t>
-            </w:r>
-            <w:proofErr w:type="spellStart"/>
-            <w:r>
-              <w:rPr>
-                <w:rFonts w:ascii="Times New Roman" w:hAnsi="Times New Roman" w:cs="Times New Roman"/>
-                <w:color w:val="000000"/>
-                <w:sz w:val="22"/>
-                <w:szCs w:val="22"/>
-                <w:lang w:val="de-DE"/>
-              </w:rPr>
-              <w:t>summary</w:t>
-            </w:r>
-            <w:proofErr w:type="spellEnd"/>
-            <w:r>
-              <w:rPr>
-                <w:rFonts w:ascii="Times New Roman" w:hAnsi="Times New Roman" w:cs="Times New Roman"/>
-                <w:color w:val="000000"/>
-                <w:sz w:val="22"/>
-                <w:szCs w:val="22"/>
-                <w:lang w:val="de-DE"/>
-              </w:rPr>
-              <w:t xml:space="preserve"> </w:t>
-            </w:r>
-            <w:proofErr w:type="spellStart"/>
-            <w:r>
-              <w:rPr>
-                <w:rFonts w:ascii="Times New Roman" w:hAnsi="Times New Roman" w:cs="Times New Roman"/>
-                <w:color w:val="000000"/>
-                <w:sz w:val="22"/>
-                <w:szCs w:val="22"/>
-                <w:lang w:val="de-DE"/>
-              </w:rPr>
-              <w:t>statistics</w:t>
-            </w:r>
-            <w:proofErr w:type="spellEnd"/>
-            <w:r>
-              <w:rPr>
-                <w:rFonts w:ascii="Times New Roman" w:hAnsi="Times New Roman" w:cs="Times New Roman"/>
-                <w:color w:val="000000"/>
-                <w:sz w:val="22"/>
-                <w:szCs w:val="22"/>
-                <w:lang w:val="de-DE"/>
-              </w:rPr>
-              <w:t>.</w:t>
-            </w:r>
-            <w:r>
-              <w:rPr>
-                <w:rFonts w:ascii="Times New Roman" w:hAnsi="Times New Roman" w:cs="Times New Roman"/>
-                <w:color w:val="000000"/>
-                <w:sz w:val="22"/>
-                <w:szCs w:val="22"/>
-                <w:lang w:val="de-DE"/>
-              </w:rPr>
-              <w:t xml:space="preserve"> </w:t>
-            </w:r>
-            <w:proofErr w:type="spellStart"/>
-            <w:r>
-              <w:rPr>
-                <w:rFonts w:ascii="Times New Roman" w:hAnsi="Times New Roman" w:cs="Times New Roman"/>
-                <w:i/>
-                <w:iCs/>
-                <w:color w:val="000000"/>
-                <w:sz w:val="22"/>
-                <w:szCs w:val="22"/>
-                <w:lang w:val="de-DE"/>
-              </w:rPr>
-              <w:t>biorXiv</w:t>
-            </w:r>
-            <w:proofErr w:type="spellEnd"/>
-            <w:r>
-              <w:rPr>
-                <w:rFonts w:ascii="Times New Roman" w:hAnsi="Times New Roman" w:cs="Times New Roman"/>
-                <w:i/>
-                <w:iCs/>
-                <w:color w:val="000000"/>
-                <w:sz w:val="22"/>
-                <w:szCs w:val="22"/>
-                <w:lang w:val="de-DE"/>
-              </w:rPr>
-              <w:t xml:space="preserve"> (</w:t>
-            </w:r>
-            <w:proofErr w:type="spellStart"/>
-            <w:r>
-              <w:rPr>
-                <w:rFonts w:ascii="Times New Roman" w:hAnsi="Times New Roman" w:cs="Times New Roman"/>
-                <w:i/>
-                <w:iCs/>
-                <w:color w:val="000000"/>
-                <w:sz w:val="22"/>
-                <w:szCs w:val="22"/>
-                <w:lang w:val="de-DE"/>
-              </w:rPr>
-              <w:t>preprint</w:t>
-            </w:r>
-            <w:proofErr w:type="spellEnd"/>
-            <w:r>
-              <w:rPr>
-                <w:rFonts w:ascii="Times New Roman" w:hAnsi="Times New Roman" w:cs="Times New Roman"/>
-                <w:i/>
-                <w:iCs/>
-                <w:color w:val="000000"/>
-                <w:sz w:val="22"/>
-                <w:szCs w:val="22"/>
-                <w:lang w:val="de-DE"/>
-              </w:rPr>
-              <w:t>)</w:t>
+              </w:rPr>
+              <w:t>. eLife</w:t>
             </w:r>
           </w:p>
         </w:tc>
@@ -2949,7 +2261,6 @@
                 <w:color w:val="000000"/>
                 <w:sz w:val="22"/>
                 <w:szCs w:val="22"/>
-                <w:lang w:val="de-DE"/>
               </w:rPr>
               <w:t>Stamp J</w:t>
             </w:r>
@@ -2959,41 +2270,9 @@
                 <w:color w:val="000000"/>
                 <w:sz w:val="22"/>
                 <w:szCs w:val="22"/>
-                <w:lang w:val="de-DE"/>
-              </w:rPr>
-              <w:t>.</w:t>
-            </w:r>
-            <w:r>
-              <w:rPr>
-                <w:rFonts w:ascii="Times New Roman" w:hAnsi="Times New Roman" w:cs="Times New Roman"/>
-                <w:color w:val="000000"/>
-                <w:sz w:val="22"/>
-                <w:szCs w:val="22"/>
-                <w:lang w:val="de-DE"/>
-              </w:rPr>
-              <w:t>, Crawford L</w:t>
-            </w:r>
-            <w:r>
-              <w:rPr>
-                <w:rFonts w:ascii="Times New Roman" w:hAnsi="Times New Roman" w:cs="Times New Roman"/>
-                <w:color w:val="000000"/>
-                <w:sz w:val="22"/>
-                <w:szCs w:val="22"/>
-                <w:lang w:val="de-DE"/>
-              </w:rPr>
-              <w:t>.</w:t>
-            </w:r>
-            <w:r>
-              <w:rPr>
-                <w:rFonts w:ascii="Times New Roman" w:hAnsi="Times New Roman" w:cs="Times New Roman"/>
-                <w:color w:val="000000"/>
-                <w:sz w:val="22"/>
-                <w:szCs w:val="22"/>
-                <w:lang w:val="de-DE"/>
-              </w:rPr>
-              <w:t xml:space="preserve"> (2023). </w:t>
-            </w:r>
-            <w:proofErr w:type="spellStart"/>
+              </w:rPr>
+              <w:t>., Crawford L. (2023). </w:t>
+            </w:r>
             <w:r>
               <w:rPr>
                 <w:rFonts w:ascii="Times New Roman" w:hAnsi="Times New Roman" w:cs="Times New Roman"/>
@@ -3002,48 +2281,91 @@
                 <w:color w:val="000000"/>
                 <w:sz w:val="22"/>
                 <w:szCs w:val="22"/>
-                <w:lang w:val="de-DE"/>
-              </w:rPr>
-              <w:t>mvMAPIT</w:t>
-            </w:r>
-            <w:proofErr w:type="spellEnd"/>
+              </w:rPr>
+              <w:t>mvMAPIT: Multivariate Genome Wide Marginal Epistasis Test</w:t>
+            </w:r>
             <w:r>
               <w:rPr>
                 <w:rFonts w:ascii="Times New Roman" w:hAnsi="Times New Roman" w:cs="Times New Roman"/>
-                <w:i/>
-                <w:iCs/>
                 <w:color w:val="000000"/>
                 <w:sz w:val="22"/>
                 <w:szCs w:val="22"/>
+              </w:rPr>
+              <w:t xml:space="preserve">. </w:t>
+            </w:r>
+            <w:r>
+              <w:fldChar w:fldCharType="begin"/>
+            </w:r>
+            <w:r>
+              <w:instrText>HYPERLINK "https://github.com/lcrawlab/mvMAPIT"</w:instrText>
+            </w:r>
+            <w:r>
+              <w:fldChar w:fldCharType="separate"/>
+            </w:r>
+            <w:r>
+              <w:rPr>
+                <w:rStyle w:val="Hyperlink"/>
+                <w:rFonts w:ascii="Times New Roman" w:hAnsi="Times New Roman" w:cs="Times New Roman"/>
+                <w:sz w:val="22"/>
+                <w:szCs w:val="22"/>
+              </w:rPr>
+              <w:t>https://github.com/lcrawlab/mvMAPIT</w:t>
+            </w:r>
+            <w:r>
+              <w:rPr>
+                <w:rStyle w:val="Hyperlink"/>
+                <w:rFonts w:ascii="Times New Roman" w:hAnsi="Times New Roman" w:cs="Times New Roman"/>
+                <w:sz w:val="22"/>
+                <w:szCs w:val="22"/>
                 <w:lang w:val="de-DE"/>
               </w:rPr>
-              <w:t xml:space="preserve">: Multivariate Genome Wide Marginal </w:t>
-            </w:r>
-            <w:proofErr w:type="spellStart"/>
+              <w:fldChar w:fldCharType="end"/>
+            </w:r>
             <w:r>
               <w:rPr>
                 <w:rFonts w:ascii="Times New Roman" w:hAnsi="Times New Roman" w:cs="Times New Roman"/>
-                <w:i/>
-                <w:iCs/>
                 <w:color w:val="000000"/>
                 <w:sz w:val="22"/>
                 <w:szCs w:val="22"/>
+              </w:rPr>
+              <w:t xml:space="preserve">, </w:t>
+            </w:r>
+            <w:r>
+              <w:fldChar w:fldCharType="begin"/>
+            </w:r>
+            <w:r>
+              <w:instrText>HYPERLINK "https://lcrawlab.github.io/mvMAPIT/"</w:instrText>
+            </w:r>
+            <w:r>
+              <w:fldChar w:fldCharType="separate"/>
+            </w:r>
+            <w:r>
+              <w:rPr>
+                <w:rStyle w:val="Hyperlink"/>
+                <w:rFonts w:ascii="Times New Roman" w:hAnsi="Times New Roman" w:cs="Times New Roman"/>
+                <w:sz w:val="22"/>
+                <w:szCs w:val="22"/>
+              </w:rPr>
+              <w:t>https://lcrawlab.github.io/mvMAPIT/</w:t>
+            </w:r>
+            <w:r>
+              <w:rPr>
+                <w:rStyle w:val="Hyperlink"/>
+                <w:rFonts w:ascii="Times New Roman" w:hAnsi="Times New Roman" w:cs="Times New Roman"/>
+                <w:sz w:val="22"/>
+                <w:szCs w:val="22"/>
                 <w:lang w:val="de-DE"/>
               </w:rPr>
-              <w:t>Epistasis</w:t>
-            </w:r>
-            <w:proofErr w:type="spellEnd"/>
+              <w:fldChar w:fldCharType="end"/>
+            </w:r>
             <w:r>
               <w:rPr>
                 <w:rFonts w:ascii="Times New Roman" w:hAnsi="Times New Roman" w:cs="Times New Roman"/>
-                <w:i/>
-                <w:iCs/>
                 <w:color w:val="000000"/>
                 <w:sz w:val="22"/>
                 <w:szCs w:val="22"/>
-                <w:lang w:val="de-DE"/>
-              </w:rPr>
-              <w:t xml:space="preserve"> Test</w:t>
+              </w:rPr>
+              <w:t xml:space="preserve">. </w:t>
             </w:r>
             <w:r>
               <w:rPr>
@@ -3053,61 +2375,7 @@
                 <w:szCs w:val="22"/>
                 <w:lang w:val="de-DE"/>
               </w:rPr>
-              <w:t xml:space="preserve">. </w:t>
-            </w:r>
-            <w:hyperlink r:id="rId7" w:history="1">
-              <w:r>
-                <w:rPr>
-                  <w:rStyle w:val="Hyperlink"/>
-                  <w:rFonts w:ascii="Times New Roman" w:hAnsi="Times New Roman" w:cs="Times New Roman"/>
-                  <w:sz w:val="22"/>
-                  <w:szCs w:val="22"/>
-                  <w:lang w:val="de-DE"/>
-                </w:rPr>
-                <w:t>https://github.com/lcrawlab/mvMAPIT</w:t>
-              </w:r>
-            </w:hyperlink>
-            <w:r>
-              <w:rPr>
-                <w:rFonts w:ascii="Times New Roman" w:hAnsi="Times New Roman" w:cs="Times New Roman"/>
-                <w:color w:val="000000"/>
-                <w:sz w:val="22"/>
-                <w:szCs w:val="22"/>
-                <w:lang w:val="de-DE"/>
-              </w:rPr>
-              <w:t xml:space="preserve">, </w:t>
-            </w:r>
-            <w:hyperlink r:id="rId8" w:history="1">
-              <w:r>
-                <w:rPr>
-                  <w:rStyle w:val="Hyperlink"/>
-                  <w:rFonts w:ascii="Times New Roman" w:hAnsi="Times New Roman" w:cs="Times New Roman"/>
-                  <w:sz w:val="22"/>
-                  <w:szCs w:val="22"/>
-                  <w:lang w:val="de-DE"/>
-                </w:rPr>
-                <w:t>https://lcrawlab.github.io/mvMAPIT/</w:t>
-              </w:r>
-            </w:hyperlink>
-            <w:r>
-              <w:rPr>
-                <w:rFonts w:ascii="Times New Roman" w:hAnsi="Times New Roman" w:cs="Times New Roman"/>
-                <w:color w:val="000000"/>
-                <w:sz w:val="22"/>
-                <w:szCs w:val="22"/>
-                <w:lang w:val="de-DE"/>
-              </w:rPr>
-              <w:t>.</w:t>
-            </w:r>
-            <w:r>
-              <w:rPr>
-                <w:rFonts w:ascii="Times New Roman" w:hAnsi="Times New Roman" w:cs="Times New Roman"/>
-                <w:color w:val="000000"/>
-                <w:sz w:val="22"/>
-                <w:szCs w:val="22"/>
-                <w:lang w:val="de-DE"/>
-              </w:rPr>
-              <w:t xml:space="preserve"> (R Package)</w:t>
+              <w:t>(R Package)</w:t>
             </w:r>
           </w:p>
         </w:tc>
@@ -3388,110 +2656,15 @@
                 <w:b/>
                 <w:bCs/>
                 <w:u w:val="single"/>
+                <w:lang w:val="en-US"/>
               </w:rPr>
               <w:t>J. Stamp</w:t>
             </w:r>
             <w:r>
-              <w:t xml:space="preserve">, A. </w:t>
-            </w:r>
-            <w:proofErr w:type="spellStart"/>
-            <w:r>
-              <w:t>DenAdel</w:t>
-            </w:r>
-            <w:proofErr w:type="spellEnd"/>
-            <w:r>
-              <w:t xml:space="preserve">, D. Weinreich, L. Crawford (2023). </w:t>
-            </w:r>
-            <w:proofErr w:type="spellStart"/>
-            <w:r>
-              <w:t>Leveraging</w:t>
-            </w:r>
-            <w:proofErr w:type="spellEnd"/>
-            <w:r>
-              <w:t xml:space="preserve"> </w:t>
-            </w:r>
-            <w:proofErr w:type="spellStart"/>
-            <w:r>
-              <w:t>the</w:t>
-            </w:r>
-            <w:proofErr w:type="spellEnd"/>
-            <w:r>
-              <w:t xml:space="preserve"> Genetic </w:t>
-            </w:r>
-            <w:proofErr w:type="spellStart"/>
-            <w:r>
-              <w:t>Correlation</w:t>
-            </w:r>
-            <w:proofErr w:type="spellEnd"/>
-            <w:r>
-              <w:t xml:space="preserve"> </w:t>
-            </w:r>
-            <w:proofErr w:type="spellStart"/>
-            <w:r>
-              <w:t>between</w:t>
-            </w:r>
-            <w:proofErr w:type="spellEnd"/>
-            <w:r>
-              <w:t xml:space="preserve"> Traits </w:t>
-            </w:r>
-            <w:proofErr w:type="spellStart"/>
-            <w:r>
-              <w:t>Improves</w:t>
-            </w:r>
-            <w:proofErr w:type="spellEnd"/>
-            <w:r>
-              <w:t xml:space="preserve"> </w:t>
-            </w:r>
-            <w:proofErr w:type="spellStart"/>
-            <w:r>
-              <w:t>the</w:t>
-            </w:r>
-            <w:proofErr w:type="spellEnd"/>
-            <w:r>
-              <w:t xml:space="preserve"> </w:t>
-            </w:r>
-            <w:proofErr w:type="spellStart"/>
-            <w:r>
-              <w:t>Detection</w:t>
-            </w:r>
-            <w:proofErr w:type="spellEnd"/>
-            <w:r>
-              <w:t xml:space="preserve"> </w:t>
-            </w:r>
-            <w:proofErr w:type="spellStart"/>
-            <w:r>
-              <w:t>of</w:t>
-            </w:r>
-            <w:proofErr w:type="spellEnd"/>
-            <w:r>
-              <w:t xml:space="preserve"> </w:t>
-            </w:r>
-            <w:proofErr w:type="spellStart"/>
-            <w:r>
-              <w:t>Epistasis</w:t>
-            </w:r>
-            <w:proofErr w:type="spellEnd"/>
-            <w:r>
-              <w:t xml:space="preserve"> in Genome-</w:t>
-            </w:r>
-            <w:proofErr w:type="spellStart"/>
-            <w:r>
-              <w:t>wide</w:t>
-            </w:r>
-            <w:proofErr w:type="spellEnd"/>
-            <w:r>
-              <w:t xml:space="preserve"> </w:t>
-            </w:r>
-            <w:proofErr w:type="spellStart"/>
-            <w:r>
-              <w:t>Association</w:t>
-            </w:r>
-            <w:proofErr w:type="spellEnd"/>
-            <w:r>
-              <w:t xml:space="preserve"> Studies</w:t>
-            </w:r>
-            <w:r>
-              <w:t>.</w:t>
+              <w:rPr>
+                <w:lang w:val="en-US"/>
+              </w:rPr>
+              <w:t>, A. DenAdel, D. Weinreich, L. Crawford (2023). Leveraging the Genetic Correlation between Traits Improves the Detection of Epistasis in Genome-wide Association Studies.</w:t>
             </w:r>
           </w:p>
         </w:tc>
@@ -4074,16 +3247,25 @@
     <w:p>
       <w:pPr>
         <w:pStyle w:val="CVSectionHeader"/>
+        <w:rPr>
+          <w:lang w:val="en-US"/>
+        </w:rPr>
       </w:pPr>
     </w:p>
     <w:p>
       <w:pPr>
         <w:pStyle w:val="CVSectionHeader"/>
+        <w:rPr>
+          <w:lang w:val="en-US"/>
+        </w:rPr>
       </w:pPr>
     </w:p>
     <w:p>
       <w:pPr>
         <w:pStyle w:val="CVSectionHeader"/>
+        <w:rPr>
+          <w:lang w:val="en-US"/>
+        </w:rPr>
       </w:pPr>
     </w:p>
     <w:p>
@@ -4238,13 +3420,8 @@
             <w:pPr>
               <w:pStyle w:val="CVDescription"/>
             </w:pPr>
-            <w:proofErr w:type="spellStart"/>
-            <w:r>
-              <w:t>Self</w:t>
-            </w:r>
-            <w:proofErr w:type="spellEnd"/>
-            <w:r>
-              <w:t xml:space="preserve"> </w:t>
+            <w:r>
+              <w:t xml:space="preserve">Self </w:t>
             </w:r>
             <w:proofErr w:type="spellStart"/>
             <w:r>

--- a/files/CV_JulianStamp.docx
+++ b/files/CV_JulianStamp.docx
@@ -1,6 +1,6 @@
 
 <file path=word/document.xml><?xml version="1.0" encoding="utf-8"?>
-<w:document xmlns:wpc="http://schemas.microsoft.com/office/word/2010/wordprocessingCanvas" xmlns:cx="http://schemas.microsoft.com/office/drawing/2014/chartex" xmlns:cx1="http://schemas.microsoft.com/office/drawing/2015/9/8/chartex" xmlns:cx2="http://schemas.microsoft.com/office/drawing/2015/10/21/chartex" xmlns:cx3="http://schemas.microsoft.com/office/drawing/2016/5/9/chartex" xmlns:cx4="http://schemas.microsoft.com/office/drawing/2016/5/10/chartex" xmlns:cx5="http://schemas.microsoft.com/office/drawing/2016/5/11/chartex" xmlns:cx6="http://schemas.microsoft.com/office/drawing/2016/5/12/chartex" xmlns:cx7="http://schemas.microsoft.com/office/drawing/2016/5/13/chartex" xmlns:cx8="http://schemas.microsoft.com/office/drawing/2016/5/14/chartex" xmlns:mc="http://schemas.openxmlformats.org/markup-compatibility/2006" xmlns:aink="http://schemas.microsoft.com/office/drawing/2016/ink" xmlns:am3d="http://schemas.microsoft.com/office/drawing/2017/model3d" xmlns:o="urn:schemas-microsoft-com:office:office" xmlns:oel="http://schemas.microsoft.com/office/2019/extlst" xmlns:r="http://schemas.openxmlformats.org/officeDocument/2006/relationships" xmlns:m="http://schemas.openxmlformats.org/officeDocument/2006/math" xmlns:v="urn:schemas-microsoft-com:vml" xmlns:wp14="http://schemas.microsoft.com/office/word/2010/wordprocessingDrawing" xmlns:wp="http://schemas.openxmlformats.org/drawingml/2006/wordprocessingDrawing" xmlns:w10="urn:schemas-microsoft-com:office:word" xmlns:w="http://schemas.openxmlformats.org/wordprocessingml/2006/main" xmlns:w14="http://schemas.microsoft.com/office/word/2010/wordml" xmlns:w15="http://schemas.microsoft.com/office/word/2012/wordml" xmlns:w16cex="http://schemas.microsoft.com/office/word/2018/wordml/cex" xmlns:w16cid="http://schemas.microsoft.com/office/word/2016/wordml/cid" xmlns:w16="http://schemas.microsoft.com/office/word/2018/wordml" xmlns:w16sdtdh="http://schemas.microsoft.com/office/word/2020/wordml/sdtdatahash" xmlns:w16se="http://schemas.microsoft.com/office/word/2015/wordml/symex" xmlns:wpg="http://schemas.microsoft.com/office/word/2010/wordprocessingGroup" xmlns:wpi="http://schemas.microsoft.com/office/word/2010/wordprocessingInk" xmlns:wne="http://schemas.microsoft.com/office/word/2006/wordml" xmlns:wps="http://schemas.microsoft.com/office/word/2010/wordprocessingShape" mc:Ignorable="w14 w15 w16se w16cid w16 w16cex w16sdtdh wp14">
+<w:document xmlns:wpc="http://schemas.microsoft.com/office/word/2010/wordprocessingCanvas" xmlns:cx="http://schemas.microsoft.com/office/drawing/2014/chartex" xmlns:cx1="http://schemas.microsoft.com/office/drawing/2015/9/8/chartex" xmlns:cx2="http://schemas.microsoft.com/office/drawing/2015/10/21/chartex" xmlns:cx3="http://schemas.microsoft.com/office/drawing/2016/5/9/chartex" xmlns:cx4="http://schemas.microsoft.com/office/drawing/2016/5/10/chartex" xmlns:cx5="http://schemas.microsoft.com/office/drawing/2016/5/11/chartex" xmlns:cx6="http://schemas.microsoft.com/office/drawing/2016/5/12/chartex" xmlns:cx7="http://schemas.microsoft.com/office/drawing/2016/5/13/chartex" xmlns:cx8="http://schemas.microsoft.com/office/drawing/2016/5/14/chartex" xmlns:mc="http://schemas.openxmlformats.org/markup-compatibility/2006" xmlns:aink="http://schemas.microsoft.com/office/drawing/2016/ink" xmlns:am3d="http://schemas.microsoft.com/office/drawing/2017/model3d" xmlns:o="urn:schemas-microsoft-com:office:office" xmlns:oel="http://schemas.microsoft.com/office/2019/extlst" xmlns:r="http://schemas.openxmlformats.org/officeDocument/2006/relationships" xmlns:m="http://schemas.openxmlformats.org/officeDocument/2006/math" xmlns:v="urn:schemas-microsoft-com:vml" xmlns:wp14="http://schemas.microsoft.com/office/word/2010/wordprocessingDrawing" xmlns:wp="http://schemas.openxmlformats.org/drawingml/2006/wordprocessingDrawing" xmlns:w10="urn:schemas-microsoft-com:office:word" xmlns:w="http://schemas.openxmlformats.org/wordprocessingml/2006/main" xmlns:w14="http://schemas.microsoft.com/office/word/2010/wordml" xmlns:w15="http://schemas.microsoft.com/office/word/2012/wordml" xmlns:w16cex="http://schemas.microsoft.com/office/word/2018/wordml/cex" xmlns:w16cid="http://schemas.microsoft.com/office/word/2016/wordml/cid" xmlns:w16="http://schemas.microsoft.com/office/word/2018/wordml" xmlns:w16du="http://schemas.microsoft.com/office/word/2023/wordml/word16du" xmlns:w16sdtdh="http://schemas.microsoft.com/office/word/2020/wordml/sdtdatahash" xmlns:w16se="http://schemas.microsoft.com/office/word/2015/wordml/symex" xmlns:wpg="http://schemas.microsoft.com/office/word/2010/wordprocessingGroup" xmlns:wpi="http://schemas.microsoft.com/office/word/2010/wordprocessingInk" xmlns:wne="http://schemas.microsoft.com/office/word/2006/wordml" xmlns:wps="http://schemas.microsoft.com/office/word/2010/wordprocessingShape" mc:Ignorable="w14 w15 w16se w16cid w16 w16cex w16sdtdh w16du wp14">
   <w:body>
     <w:p>
       <w:pPr>
@@ -626,17 +626,8 @@
                 <w:bCs/>
                 <w:lang w:val="en-GB"/>
               </w:rPr>
-              <w:t xml:space="preserve">Lorin Crawford, Daniel </w:t>
-            </w:r>
-            <w:proofErr w:type="spellStart"/>
-            <w:r>
-              <w:rPr>
-                <w:bCs/>
-                <w:lang w:val="en-GB"/>
-              </w:rPr>
-              <w:t>Weinreich</w:t>
-            </w:r>
-            <w:proofErr w:type="spellEnd"/>
+              <w:t>Lorin Crawford, Daniel Weinreich</w:t>
+            </w:r>
           </w:p>
         </w:tc>
       </w:tr>
@@ -1322,7 +1313,13 @@
                 <w:b/>
                 <w:lang w:val="en-GB"/>
               </w:rPr>
-              <w:t xml:space="preserve">Prof. Winfried </w:t>
+              <w:t xml:space="preserve">Prof. Winfried Denk </w:t>
+            </w:r>
+            <w:r>
+              <w:rPr>
+                <w:lang w:val="en-GB"/>
+              </w:rPr>
+              <w:t xml:space="preserve">under supervision of </w:t>
             </w:r>
             <w:proofErr w:type="spellStart"/>
             <w:r>
@@ -1330,7 +1327,7 @@
                 <w:b/>
                 <w:lang w:val="en-GB"/>
               </w:rPr>
-              <w:t>Denk</w:t>
+              <w:t>Dr.</w:t>
             </w:r>
             <w:proofErr w:type="spellEnd"/>
             <w:r>
@@ -1338,39 +1335,8 @@
                 <w:b/>
                 <w:lang w:val="en-GB"/>
               </w:rPr>
-              <w:t xml:space="preserve"> </w:t>
-            </w:r>
-            <w:r>
-              <w:rPr>
-                <w:lang w:val="en-GB"/>
-              </w:rPr>
-              <w:t xml:space="preserve">under supervision of </w:t>
-            </w:r>
-            <w:proofErr w:type="spellStart"/>
-            <w:r>
-              <w:rPr>
-                <w:b/>
-                <w:lang w:val="en-GB"/>
-              </w:rPr>
-              <w:t>Dr.</w:t>
-            </w:r>
-            <w:proofErr w:type="spellEnd"/>
-            <w:r>
-              <w:rPr>
-                <w:b/>
-                <w:lang w:val="en-GB"/>
-              </w:rPr>
-              <w:t xml:space="preserve"> Shawn </w:t>
-            </w:r>
-            <w:proofErr w:type="spellStart"/>
-            <w:r>
-              <w:rPr>
-                <w:b/>
-                <w:lang w:val="en-GB"/>
-              </w:rPr>
-              <w:t>Mikula</w:t>
-            </w:r>
-            <w:proofErr w:type="spellEnd"/>
+              <w:t xml:space="preserve"> Shawn Mikula</w:t>
+            </w:r>
           </w:p>
           <w:p>
             <w:pPr>
@@ -1901,14 +1867,25 @@
                 <w:szCs w:val="22"/>
               </w:rPr>
             </w:pPr>
-            <w:r>
-              <w:rPr>
-                <w:rFonts w:ascii="Times New Roman" w:hAnsi="Times New Roman" w:cs="Times New Roman"/>
-                <w:color w:val="000000"/>
-                <w:sz w:val="22"/>
-                <w:szCs w:val="22"/>
-              </w:rPr>
-              <w:t xml:space="preserve">I. E. Kim Jr., Cliff Oduor, </w:t>
+            <w:proofErr w:type="spellStart"/>
+            <w:r>
+              <w:rPr>
+                <w:rFonts w:ascii="Times New Roman" w:hAnsi="Times New Roman" w:cs="Times New Roman"/>
+                <w:color w:val="000000"/>
+                <w:sz w:val="22"/>
+                <w:szCs w:val="22"/>
+              </w:rPr>
+              <w:t>Balvert</w:t>
+            </w:r>
+            <w:proofErr w:type="spellEnd"/>
+            <w:r>
+              <w:rPr>
+                <w:rFonts w:ascii="Times New Roman" w:hAnsi="Times New Roman" w:cs="Times New Roman"/>
+                <w:color w:val="000000"/>
+                <w:sz w:val="22"/>
+                <w:szCs w:val="22"/>
+              </w:rPr>
+              <w:t xml:space="preserve">, M., Cooper-Knock, J., </w:t>
             </w:r>
             <w:r>
               <w:rPr>
@@ -1919,16 +1896,16 @@
                 <w:sz w:val="22"/>
                 <w:szCs w:val="22"/>
               </w:rPr>
-              <w:t>J. Stamp</w:t>
-            </w:r>
-            <w:r>
-              <w:rPr>
-                <w:rFonts w:ascii="Times New Roman" w:hAnsi="Times New Roman" w:cs="Times New Roman"/>
-                <w:color w:val="000000"/>
-                <w:sz w:val="22"/>
-                <w:szCs w:val="22"/>
-              </w:rPr>
-              <w:t xml:space="preserve">, M. A Luftig, A. M Moormann, L. Crawford, J. Bailey (2024). Incorporation of Epstein-Barr viral variation implicates significance of LMP1 in survival prediction and prognostic subgrouping in Burkitt lymphoma. </w:t>
+              <w:t>Stamp, J.</w:t>
+            </w:r>
+            <w:r>
+              <w:rPr>
+                <w:rFonts w:ascii="Times New Roman" w:hAnsi="Times New Roman" w:cs="Times New Roman"/>
+                <w:color w:val="000000"/>
+                <w:sz w:val="22"/>
+                <w:szCs w:val="22"/>
+              </w:rPr>
+              <w:t> </w:t>
             </w:r>
             <w:r>
               <w:rPr>
@@ -1939,7 +1916,80 @@
                 <w:sz w:val="22"/>
                 <w:szCs w:val="22"/>
               </w:rPr>
-              <w:t>biorXiv (preprint)</w:t>
+              <w:t>et al.</w:t>
+            </w:r>
+            <w:r>
+              <w:rPr>
+                <w:rFonts w:ascii="Times New Roman" w:hAnsi="Times New Roman" w:cs="Times New Roman"/>
+                <w:color w:val="000000"/>
+                <w:sz w:val="22"/>
+                <w:szCs w:val="22"/>
+              </w:rPr>
+              <w:t xml:space="preserve"> Considerations in the search for </w:t>
+            </w:r>
+            <w:proofErr w:type="spellStart"/>
+            <w:proofErr w:type="gramStart"/>
+            <w:r>
+              <w:rPr>
+                <w:rFonts w:ascii="Times New Roman" w:hAnsi="Times New Roman" w:cs="Times New Roman"/>
+                <w:color w:val="000000"/>
+                <w:sz w:val="22"/>
+                <w:szCs w:val="22"/>
+              </w:rPr>
+              <w:t>epistasis.</w:t>
+            </w:r>
+            <w:r>
+              <w:rPr>
+                <w:rFonts w:ascii="Times New Roman" w:hAnsi="Times New Roman" w:cs="Times New Roman"/>
+                <w:i/>
+                <w:iCs/>
+                <w:color w:val="000000"/>
+                <w:sz w:val="22"/>
+                <w:szCs w:val="22"/>
+              </w:rPr>
+              <w:t>Genome</w:t>
+            </w:r>
+            <w:proofErr w:type="spellEnd"/>
+            <w:proofErr w:type="gramEnd"/>
+            <w:r>
+              <w:rPr>
+                <w:rFonts w:ascii="Times New Roman" w:hAnsi="Times New Roman" w:cs="Times New Roman"/>
+                <w:i/>
+                <w:iCs/>
+                <w:color w:val="000000"/>
+                <w:sz w:val="22"/>
+                <w:szCs w:val="22"/>
+              </w:rPr>
+              <w:t xml:space="preserve"> Biol</w:t>
+            </w:r>
+            <w:r>
+              <w:rPr>
+                <w:rFonts w:ascii="Times New Roman" w:hAnsi="Times New Roman" w:cs="Times New Roman"/>
+                <w:color w:val="000000"/>
+                <w:sz w:val="22"/>
+                <w:szCs w:val="22"/>
+              </w:rPr>
+              <w:t> </w:t>
+            </w:r>
+            <w:r>
+              <w:rPr>
+                <w:rFonts w:ascii="Times New Roman" w:hAnsi="Times New Roman" w:cs="Times New Roman"/>
+                <w:b/>
+                <w:bCs/>
+                <w:color w:val="000000"/>
+                <w:sz w:val="22"/>
+                <w:szCs w:val="22"/>
+              </w:rPr>
+              <w:t>25</w:t>
+            </w:r>
+            <w:r>
+              <w:rPr>
+                <w:rFonts w:ascii="Times New Roman" w:hAnsi="Times New Roman" w:cs="Times New Roman"/>
+                <w:color w:val="000000"/>
+                <w:sz w:val="22"/>
+                <w:szCs w:val="22"/>
+              </w:rPr>
+              <w:t>, 296 (2024). https://doi.org/10.1186/s13059-024-03427-z</w:t>
             </w:r>
           </w:p>
         </w:tc>
@@ -1962,31 +2012,107 @@
               <w:jc w:val="both"/>
               <w:rPr>
                 <w:rFonts w:ascii="Times New Roman" w:hAnsi="Times New Roman" w:cs="Times New Roman"/>
+                <w:color w:val="000000"/>
+                <w:sz w:val="22"/>
+                <w:szCs w:val="22"/>
+              </w:rPr>
+            </w:pPr>
+            <w:r>
+              <w:rPr>
+                <w:rFonts w:ascii="Times New Roman" w:hAnsi="Times New Roman" w:cs="Times New Roman"/>
+                <w:color w:val="000000"/>
+                <w:sz w:val="22"/>
+                <w:szCs w:val="22"/>
+                <w:lang w:val="de-DE"/>
+              </w:rPr>
+              <w:t xml:space="preserve">Li, K., </w:t>
+            </w:r>
+            <w:proofErr w:type="spellStart"/>
+            <w:r>
+              <w:rPr>
+                <w:rFonts w:ascii="Times New Roman" w:hAnsi="Times New Roman" w:cs="Times New Roman"/>
+                <w:color w:val="000000"/>
+                <w:sz w:val="22"/>
+                <w:szCs w:val="22"/>
+                <w:lang w:val="de-DE"/>
+              </w:rPr>
+              <w:t>Chaguza</w:t>
+            </w:r>
+            <w:proofErr w:type="spellEnd"/>
+            <w:r>
+              <w:rPr>
+                <w:rFonts w:ascii="Times New Roman" w:hAnsi="Times New Roman" w:cs="Times New Roman"/>
+                <w:color w:val="000000"/>
+                <w:sz w:val="22"/>
+                <w:szCs w:val="22"/>
+                <w:lang w:val="de-DE"/>
+              </w:rPr>
+              <w:t xml:space="preserve">, C., </w:t>
+            </w:r>
+            <w:r>
+              <w:rPr>
+                <w:rFonts w:ascii="Times New Roman" w:hAnsi="Times New Roman" w:cs="Times New Roman"/>
+                <w:b/>
+                <w:bCs/>
+                <w:color w:val="000000"/>
+                <w:sz w:val="22"/>
+                <w:szCs w:val="22"/>
+              </w:rPr>
+              <w:t>Stamp, J.</w:t>
+            </w:r>
+            <w:r>
+              <w:rPr>
+                <w:rFonts w:ascii="Times New Roman" w:hAnsi="Times New Roman" w:cs="Times New Roman"/>
+                <w:color w:val="000000"/>
+                <w:sz w:val="22"/>
+                <w:szCs w:val="22"/>
+              </w:rPr>
+              <w:t xml:space="preserve">, Chew, Y. T., Chen, N. F., Ferguson, D., ... &amp; </w:t>
+            </w:r>
+            <w:proofErr w:type="spellStart"/>
+            <w:r>
+              <w:rPr>
+                <w:rFonts w:ascii="Times New Roman" w:hAnsi="Times New Roman" w:cs="Times New Roman"/>
+                <w:color w:val="000000"/>
+                <w:sz w:val="22"/>
+                <w:szCs w:val="22"/>
+              </w:rPr>
+              <w:t>Grubaugh</w:t>
+            </w:r>
+            <w:proofErr w:type="spellEnd"/>
+            <w:r>
+              <w:rPr>
+                <w:rFonts w:ascii="Times New Roman" w:hAnsi="Times New Roman" w:cs="Times New Roman"/>
+                <w:color w:val="000000"/>
+                <w:sz w:val="22"/>
+                <w:szCs w:val="22"/>
+              </w:rPr>
+              <w:t>, N. D. (2024). Genome-wide association study between SARS-CoV-2 single nucleotide polymorphisms and virus copies during infections. </w:t>
+            </w:r>
+            <w:r>
+              <w:rPr>
+                <w:rFonts w:ascii="Times New Roman" w:hAnsi="Times New Roman" w:cs="Times New Roman"/>
                 <w:i/>
                 <w:iCs/>
                 <w:color w:val="000000"/>
                 <w:sz w:val="22"/>
                 <w:szCs w:val="22"/>
-              </w:rPr>
-            </w:pPr>
-            <w:r>
-              <w:rPr>
-                <w:rFonts w:ascii="Times New Roman" w:hAnsi="Times New Roman" w:cs="Times New Roman"/>
-                <w:color w:val="000000"/>
-                <w:sz w:val="22"/>
-                <w:szCs w:val="22"/>
-              </w:rPr>
-              <w:t xml:space="preserve">Pattillo Smith S., Darnell G., </w:t>
+                <w:lang w:val="de-DE"/>
+              </w:rPr>
+              <w:t xml:space="preserve">PLOS Computational </w:t>
             </w:r>
             <w:proofErr w:type="spellStart"/>
             <w:r>
               <w:rPr>
                 <w:rFonts w:ascii="Times New Roman" w:hAnsi="Times New Roman" w:cs="Times New Roman"/>
-                <w:color w:val="000000"/>
-                <w:sz w:val="22"/>
-                <w:szCs w:val="22"/>
-              </w:rPr>
-              <w:t>Udwin</w:t>
+                <w:i/>
+                <w:iCs/>
+                <w:color w:val="000000"/>
+                <w:sz w:val="22"/>
+                <w:szCs w:val="22"/>
+                <w:lang w:val="de-DE"/>
+              </w:rPr>
+              <w:t>Biology</w:t>
             </w:r>
             <w:proofErr w:type="spellEnd"/>
             <w:r>
@@ -1995,48 +2121,31 @@
                 <w:color w:val="000000"/>
                 <w:sz w:val="22"/>
                 <w:szCs w:val="22"/>
-              </w:rPr>
-              <w:t xml:space="preserve">, D., </w:t>
-            </w:r>
-            <w:r>
-              <w:rPr>
-                <w:rFonts w:ascii="Times New Roman" w:hAnsi="Times New Roman" w:cs="Times New Roman"/>
-                <w:b/>
-                <w:bCs/>
-                <w:color w:val="000000"/>
-                <w:sz w:val="22"/>
-                <w:szCs w:val="22"/>
-              </w:rPr>
-              <w:t xml:space="preserve">Stamp J., </w:t>
-            </w:r>
-            <w:proofErr w:type="spellStart"/>
-            <w:r>
-              <w:rPr>
-                <w:rFonts w:ascii="Times New Roman" w:hAnsi="Times New Roman" w:cs="Times New Roman"/>
-                <w:color w:val="000000"/>
-                <w:sz w:val="22"/>
-                <w:szCs w:val="22"/>
-              </w:rPr>
-              <w:t>Harpak</w:t>
-            </w:r>
-            <w:proofErr w:type="spellEnd"/>
-            <w:r>
-              <w:rPr>
-                <w:rFonts w:ascii="Times New Roman" w:hAnsi="Times New Roman" w:cs="Times New Roman"/>
-                <w:color w:val="000000"/>
-                <w:sz w:val="22"/>
-                <w:szCs w:val="22"/>
-              </w:rPr>
-              <w:t>, A., Ramachandran S., Crawford L. (2024). Discovering non-additive heritability using additive GWAS summary statistics</w:t>
-            </w:r>
-            <w:r>
-              <w:rPr>
-                <w:rFonts w:ascii="Times New Roman" w:hAnsi="Times New Roman" w:cs="Times New Roman"/>
-                <w:color w:val="000000"/>
-                <w:sz w:val="22"/>
-                <w:szCs w:val="22"/>
-              </w:rPr>
-              <w:t>. eLife</w:t>
+                <w:lang w:val="de-DE"/>
+              </w:rPr>
+              <w:t>, </w:t>
+            </w:r>
+            <w:r>
+              <w:rPr>
+                <w:rFonts w:ascii="Times New Roman" w:hAnsi="Times New Roman" w:cs="Times New Roman"/>
+                <w:i/>
+                <w:iCs/>
+                <w:color w:val="000000"/>
+                <w:sz w:val="22"/>
+                <w:szCs w:val="22"/>
+                <w:lang w:val="de-DE"/>
+              </w:rPr>
+              <w:t>20</w:t>
+            </w:r>
+            <w:r>
+              <w:rPr>
+                <w:rFonts w:ascii="Times New Roman" w:hAnsi="Times New Roman" w:cs="Times New Roman"/>
+                <w:color w:val="000000"/>
+                <w:sz w:val="22"/>
+                <w:szCs w:val="22"/>
+                <w:lang w:val="de-DE"/>
+              </w:rPr>
+              <w:t>(9), e1012469.</w:t>
             </w:r>
           </w:p>
         </w:tc>
@@ -2058,14 +2167,66 @@
               <w:shd w:val="clear" w:color="auto" w:fill="FFFFFF"/>
               <w:jc w:val="both"/>
               <w:rPr>
-                <w:rStyle w:val="ColoredStrike"/>
-                <w:rFonts w:ascii="Times New Roman" w:hAnsi="Times New Roman" w:cs="Times New Roman"/>
-                <w:dstrike w:val="0"/>
-                <w:color w:val="000000"/>
-                <w:sz w:val="22"/>
-                <w:szCs w:val="22"/>
-              </w:rPr>
-            </w:pPr>
+                <w:rFonts w:ascii="Times New Roman" w:hAnsi="Times New Roman" w:cs="Times New Roman"/>
+                <w:color w:val="000000"/>
+                <w:sz w:val="22"/>
+                <w:szCs w:val="22"/>
+              </w:rPr>
+            </w:pPr>
+            <w:r>
+              <w:rPr>
+                <w:rFonts w:ascii="Times New Roman" w:hAnsi="Times New Roman" w:cs="Times New Roman"/>
+                <w:color w:val="000000"/>
+                <w:sz w:val="22"/>
+                <w:szCs w:val="22"/>
+              </w:rPr>
+              <w:t>Kim Jr.</w:t>
+            </w:r>
+            <w:r>
+              <w:rPr>
+                <w:rFonts w:ascii="Times New Roman" w:hAnsi="Times New Roman" w:cs="Times New Roman"/>
+                <w:color w:val="000000"/>
+                <w:sz w:val="22"/>
+                <w:szCs w:val="22"/>
+              </w:rPr>
+              <w:t xml:space="preserve">, </w:t>
+            </w:r>
+            <w:r>
+              <w:rPr>
+                <w:rFonts w:ascii="Times New Roman" w:hAnsi="Times New Roman" w:cs="Times New Roman"/>
+                <w:color w:val="000000"/>
+                <w:sz w:val="22"/>
+                <w:szCs w:val="22"/>
+              </w:rPr>
+              <w:t>I. E.</w:t>
+            </w:r>
+            <w:r>
+              <w:rPr>
+                <w:rFonts w:ascii="Times New Roman" w:hAnsi="Times New Roman" w:cs="Times New Roman"/>
+                <w:color w:val="000000"/>
+                <w:sz w:val="22"/>
+                <w:szCs w:val="22"/>
+              </w:rPr>
+              <w:t>, Oduor</w:t>
+            </w:r>
+            <w:r>
+              <w:rPr>
+                <w:rFonts w:ascii="Times New Roman" w:hAnsi="Times New Roman" w:cs="Times New Roman"/>
+                <w:color w:val="000000"/>
+                <w:sz w:val="22"/>
+                <w:szCs w:val="22"/>
+              </w:rPr>
+              <w:t>, C.</w:t>
+            </w:r>
+            <w:r>
+              <w:rPr>
+                <w:rFonts w:ascii="Times New Roman" w:hAnsi="Times New Roman" w:cs="Times New Roman"/>
+                <w:color w:val="000000"/>
+                <w:sz w:val="22"/>
+                <w:szCs w:val="22"/>
+              </w:rPr>
+              <w:t xml:space="preserve">, </w:t>
+            </w:r>
             <w:r>
               <w:rPr>
                 <w:rFonts w:ascii="Times New Roman" w:hAnsi="Times New Roman" w:cs="Times New Roman"/>
@@ -2074,20 +2235,40 @@
                 <w:color w:val="000000"/>
                 <w:sz w:val="22"/>
                 <w:szCs w:val="22"/>
-                <w:lang w:val="de-DE"/>
-              </w:rPr>
-              <w:t>Stamp J.</w:t>
-            </w:r>
-            <w:r>
-              <w:rPr>
-                <w:rFonts w:ascii="Times New Roman" w:hAnsi="Times New Roman" w:cs="Times New Roman"/>
-                <w:color w:val="000000"/>
-                <w:sz w:val="22"/>
-                <w:szCs w:val="22"/>
-                <w:lang w:val="de-DE"/>
+              </w:rPr>
+              <w:t>Stamp</w:t>
+            </w:r>
+            <w:r>
+              <w:rPr>
+                <w:rFonts w:ascii="Times New Roman" w:hAnsi="Times New Roman" w:cs="Times New Roman"/>
+                <w:b/>
+                <w:bCs/>
+                <w:color w:val="000000"/>
+                <w:sz w:val="22"/>
+                <w:szCs w:val="22"/>
               </w:rPr>
               <w:t xml:space="preserve">, </w:t>
             </w:r>
+            <w:r>
+              <w:rPr>
+                <w:rFonts w:ascii="Times New Roman" w:hAnsi="Times New Roman" w:cs="Times New Roman"/>
+                <w:b/>
+                <w:bCs/>
+                <w:color w:val="000000"/>
+                <w:sz w:val="22"/>
+                <w:szCs w:val="22"/>
+              </w:rPr>
+              <w:t>J.</w:t>
+            </w:r>
+            <w:r>
+              <w:rPr>
+                <w:rFonts w:ascii="Times New Roman" w:hAnsi="Times New Roman" w:cs="Times New Roman"/>
+                <w:color w:val="000000"/>
+                <w:sz w:val="22"/>
+                <w:szCs w:val="22"/>
+              </w:rPr>
+              <w:t xml:space="preserve">, </w:t>
+            </w:r>
             <w:proofErr w:type="spellStart"/>
             <w:r>
               <w:rPr>
@@ -2095,9 +2276,8 @@
                 <w:color w:val="000000"/>
                 <w:sz w:val="22"/>
                 <w:szCs w:val="22"/>
-                <w:lang w:val="de-DE"/>
-              </w:rPr>
-              <w:t>DenAdel</w:t>
+              </w:rPr>
+              <w:t>Luftig</w:t>
             </w:r>
             <w:proofErr w:type="spellEnd"/>
             <w:r>
@@ -2106,79 +2286,107 @@
                 <w:color w:val="000000"/>
                 <w:sz w:val="22"/>
                 <w:szCs w:val="22"/>
-                <w:lang w:val="de-DE"/>
-              </w:rPr>
-              <w:t xml:space="preserve"> </w:t>
-            </w:r>
-            <w:r>
-              <w:rPr>
-                <w:rFonts w:ascii="Times New Roman" w:hAnsi="Times New Roman" w:cs="Times New Roman"/>
-                <w:color w:val="000000"/>
-                <w:sz w:val="22"/>
-                <w:szCs w:val="22"/>
-                <w:lang w:val="de-DE"/>
-              </w:rPr>
-              <w:t>A., Weinreich</w:t>
-            </w:r>
-            <w:r>
-              <w:rPr>
-                <w:rFonts w:ascii="Times New Roman" w:hAnsi="Times New Roman" w:cs="Times New Roman"/>
-                <w:color w:val="000000"/>
-                <w:sz w:val="22"/>
-                <w:szCs w:val="22"/>
-                <w:lang w:val="de-DE"/>
-              </w:rPr>
-              <w:t xml:space="preserve"> </w:t>
-            </w:r>
-            <w:r>
-              <w:rPr>
-                <w:rFonts w:ascii="Times New Roman" w:hAnsi="Times New Roman" w:cs="Times New Roman"/>
-                <w:color w:val="000000"/>
-                <w:sz w:val="22"/>
-                <w:szCs w:val="22"/>
-                <w:lang w:val="de-DE"/>
-              </w:rPr>
-              <w:t>D., Crawford</w:t>
-            </w:r>
-            <w:r>
-              <w:rPr>
-                <w:rFonts w:ascii="Times New Roman" w:hAnsi="Times New Roman" w:cs="Times New Roman"/>
-                <w:color w:val="000000"/>
-                <w:sz w:val="22"/>
-                <w:szCs w:val="22"/>
-                <w:lang w:val="de-DE"/>
-              </w:rPr>
-              <w:t xml:space="preserve"> </w:t>
-            </w:r>
-            <w:r>
-              <w:rPr>
-                <w:rFonts w:ascii="Times New Roman" w:hAnsi="Times New Roman" w:cs="Times New Roman"/>
-                <w:color w:val="000000"/>
-                <w:sz w:val="22"/>
-                <w:szCs w:val="22"/>
-                <w:lang w:val="de-DE"/>
-              </w:rPr>
-              <w:t>L. (202</w:t>
-            </w:r>
-            <w:r>
-              <w:rPr>
-                <w:rFonts w:ascii="Times New Roman" w:hAnsi="Times New Roman" w:cs="Times New Roman"/>
-                <w:color w:val="000000"/>
-                <w:sz w:val="22"/>
-                <w:szCs w:val="22"/>
-                <w:lang w:val="de-DE"/>
-              </w:rPr>
-              <w:t>3</w:t>
-            </w:r>
-            <w:r>
-              <w:rPr>
-                <w:rFonts w:ascii="Times New Roman" w:hAnsi="Times New Roman" w:cs="Times New Roman"/>
-                <w:color w:val="000000"/>
-                <w:sz w:val="22"/>
-                <w:szCs w:val="22"/>
-                <w:lang w:val="de-DE"/>
-              </w:rPr>
-              <w:t xml:space="preserve">). </w:t>
+              </w:rPr>
+              <w:t xml:space="preserve">, </w:t>
+            </w:r>
+            <w:r>
+              <w:rPr>
+                <w:rFonts w:ascii="Times New Roman" w:hAnsi="Times New Roman" w:cs="Times New Roman"/>
+                <w:color w:val="000000"/>
+                <w:sz w:val="22"/>
+                <w:szCs w:val="22"/>
+              </w:rPr>
+              <w:t>M. A</w:t>
+            </w:r>
+            <w:r>
+              <w:rPr>
+                <w:rFonts w:ascii="Times New Roman" w:hAnsi="Times New Roman" w:cs="Times New Roman"/>
+                <w:color w:val="000000"/>
+                <w:sz w:val="22"/>
+                <w:szCs w:val="22"/>
+              </w:rPr>
+              <w:t>, Moormann</w:t>
+            </w:r>
+            <w:r>
+              <w:rPr>
+                <w:rFonts w:ascii="Times New Roman" w:hAnsi="Times New Roman" w:cs="Times New Roman"/>
+                <w:color w:val="000000"/>
+                <w:sz w:val="22"/>
+                <w:szCs w:val="22"/>
+              </w:rPr>
+              <w:t xml:space="preserve">, </w:t>
+            </w:r>
+            <w:r>
+              <w:rPr>
+                <w:rFonts w:ascii="Times New Roman" w:hAnsi="Times New Roman" w:cs="Times New Roman"/>
+                <w:color w:val="000000"/>
+                <w:sz w:val="22"/>
+                <w:szCs w:val="22"/>
+              </w:rPr>
+              <w:t>A. M</w:t>
+            </w:r>
+            <w:r>
+              <w:rPr>
+                <w:rFonts w:ascii="Times New Roman" w:hAnsi="Times New Roman" w:cs="Times New Roman"/>
+                <w:color w:val="000000"/>
+                <w:sz w:val="22"/>
+                <w:szCs w:val="22"/>
+              </w:rPr>
+              <w:t>, Crawford</w:t>
+            </w:r>
+            <w:r>
+              <w:rPr>
+                <w:rFonts w:ascii="Times New Roman" w:hAnsi="Times New Roman" w:cs="Times New Roman"/>
+                <w:color w:val="000000"/>
+                <w:sz w:val="22"/>
+                <w:szCs w:val="22"/>
+              </w:rPr>
+              <w:t xml:space="preserve">, </w:t>
+            </w:r>
+            <w:r>
+              <w:rPr>
+                <w:rFonts w:ascii="Times New Roman" w:hAnsi="Times New Roman" w:cs="Times New Roman"/>
+                <w:color w:val="000000"/>
+                <w:sz w:val="22"/>
+                <w:szCs w:val="22"/>
+              </w:rPr>
+              <w:t>L.</w:t>
+            </w:r>
+            <w:r>
+              <w:rPr>
+                <w:rFonts w:ascii="Times New Roman" w:hAnsi="Times New Roman" w:cs="Times New Roman"/>
+                <w:color w:val="000000"/>
+                <w:sz w:val="22"/>
+                <w:szCs w:val="22"/>
+              </w:rPr>
+              <w:t>, Bailey</w:t>
+            </w:r>
+            <w:r>
+              <w:rPr>
+                <w:rFonts w:ascii="Times New Roman" w:hAnsi="Times New Roman" w:cs="Times New Roman"/>
+                <w:color w:val="000000"/>
+                <w:sz w:val="22"/>
+                <w:szCs w:val="22"/>
+              </w:rPr>
+              <w:t xml:space="preserve">, </w:t>
+            </w:r>
+            <w:r>
+              <w:rPr>
+                <w:rFonts w:ascii="Times New Roman" w:hAnsi="Times New Roman" w:cs="Times New Roman"/>
+                <w:color w:val="000000"/>
+                <w:sz w:val="22"/>
+                <w:szCs w:val="22"/>
+              </w:rPr>
+              <w:t xml:space="preserve">J. </w:t>
+            </w:r>
+            <w:r>
+              <w:rPr>
+                <w:rFonts w:ascii="Times New Roman" w:hAnsi="Times New Roman" w:cs="Times New Roman"/>
+                <w:color w:val="000000"/>
+                <w:sz w:val="22"/>
+                <w:szCs w:val="22"/>
+              </w:rPr>
+              <w:t xml:space="preserve">(2024). Incorporation of Epstein-Barr viral variation implicates significance of LMP1 in survival prediction and prognostic subgrouping in Burkitt lymphoma. </w:t>
             </w:r>
             <w:r>
               <w:rPr>
@@ -2189,43 +2397,8 @@
                 <w:sz w:val="22"/>
                 <w:szCs w:val="22"/>
               </w:rPr>
-              <w:t>Leveraging the Genetic Correlation between Traits Improves the Detection of Epistasis in Genome-wide Association Studies.</w:t>
-            </w:r>
-            <w:r>
-              <w:rPr>
-                <w:rFonts w:ascii="Times New Roman" w:hAnsi="Times New Roman" w:cs="Times New Roman"/>
-                <w:color w:val="000000"/>
-                <w:sz w:val="22"/>
-                <w:szCs w:val="22"/>
-              </w:rPr>
-              <w:t xml:space="preserve"> </w:t>
-            </w:r>
-            <w:r>
-              <w:rPr>
-                <w:rFonts w:ascii="Times New Roman" w:hAnsi="Times New Roman" w:cs="Times New Roman"/>
-                <w:i/>
-                <w:iCs/>
-                <w:color w:val="000000"/>
-                <w:sz w:val="22"/>
-                <w:szCs w:val="22"/>
-                <w:lang w:val="de-DE"/>
-              </w:rPr>
-              <w:t xml:space="preserve">G3 </w:t>
-            </w:r>
-            <w:proofErr w:type="spellStart"/>
-            <w:r>
-              <w:rPr>
-                <w:rFonts w:ascii="Times New Roman" w:hAnsi="Times New Roman" w:cs="Times New Roman"/>
-                <w:i/>
-                <w:iCs/>
-                <w:color w:val="000000"/>
-                <w:sz w:val="22"/>
-                <w:szCs w:val="22"/>
-                <w:lang w:val="de-DE"/>
-              </w:rPr>
-              <w:t>Genes|Genomes|Genetics</w:t>
-            </w:r>
-            <w:proofErr w:type="spellEnd"/>
+              <w:t>biorXiv (preprint)</w:t>
+            </w:r>
           </w:p>
         </w:tc>
       </w:tr>
@@ -2247,12 +2420,42 @@
               <w:jc w:val="both"/>
               <w:rPr>
                 <w:rFonts w:ascii="Times New Roman" w:hAnsi="Times New Roman" w:cs="Times New Roman"/>
-                <w:color w:val="000000"/>
-                <w:sz w:val="22"/>
-                <w:szCs w:val="22"/>
-                <w:lang w:val="de-DE"/>
-              </w:rPr>
-            </w:pPr>
+                <w:i/>
+                <w:iCs/>
+                <w:color w:val="000000"/>
+                <w:sz w:val="22"/>
+                <w:szCs w:val="22"/>
+              </w:rPr>
+            </w:pPr>
+            <w:r>
+              <w:rPr>
+                <w:rFonts w:ascii="Times New Roman" w:hAnsi="Times New Roman" w:cs="Times New Roman"/>
+                <w:color w:val="000000"/>
+                <w:sz w:val="22"/>
+                <w:szCs w:val="22"/>
+              </w:rPr>
+              <w:t xml:space="preserve">Pattillo Smith S., Darnell G., </w:t>
+            </w:r>
+            <w:proofErr w:type="spellStart"/>
+            <w:r>
+              <w:rPr>
+                <w:rFonts w:ascii="Times New Roman" w:hAnsi="Times New Roman" w:cs="Times New Roman"/>
+                <w:color w:val="000000"/>
+                <w:sz w:val="22"/>
+                <w:szCs w:val="22"/>
+              </w:rPr>
+              <w:t>Udwin</w:t>
+            </w:r>
+            <w:proofErr w:type="spellEnd"/>
+            <w:r>
+              <w:rPr>
+                <w:rFonts w:ascii="Times New Roman" w:hAnsi="Times New Roman" w:cs="Times New Roman"/>
+                <w:color w:val="000000"/>
+                <w:sz w:val="22"/>
+                <w:szCs w:val="22"/>
+              </w:rPr>
+              <w:t xml:space="preserve">, D., </w:t>
+            </w:r>
             <w:r>
               <w:rPr>
                 <w:rFonts w:ascii="Times New Roman" w:hAnsi="Times New Roman" w:cs="Times New Roman"/>
@@ -2262,16 +2465,178 @@
                 <w:sz w:val="22"/>
                 <w:szCs w:val="22"/>
               </w:rPr>
-              <w:t>Stamp J</w:t>
-            </w:r>
-            <w:r>
-              <w:rPr>
-                <w:rFonts w:ascii="Times New Roman" w:hAnsi="Times New Roman" w:cs="Times New Roman"/>
-                <w:color w:val="000000"/>
-                <w:sz w:val="22"/>
-                <w:szCs w:val="22"/>
-              </w:rPr>
-              <w:t>., Crawford L. (2023). </w:t>
+              <w:t xml:space="preserve">Stamp J., </w:t>
+            </w:r>
+            <w:proofErr w:type="spellStart"/>
+            <w:r>
+              <w:rPr>
+                <w:rFonts w:ascii="Times New Roman" w:hAnsi="Times New Roman" w:cs="Times New Roman"/>
+                <w:color w:val="000000"/>
+                <w:sz w:val="22"/>
+                <w:szCs w:val="22"/>
+              </w:rPr>
+              <w:t>Harpak</w:t>
+            </w:r>
+            <w:proofErr w:type="spellEnd"/>
+            <w:r>
+              <w:rPr>
+                <w:rFonts w:ascii="Times New Roman" w:hAnsi="Times New Roman" w:cs="Times New Roman"/>
+                <w:color w:val="000000"/>
+                <w:sz w:val="22"/>
+                <w:szCs w:val="22"/>
+              </w:rPr>
+              <w:t>, A., Ramachandran S., Crawford L. (2024). Discovering non-additive heritability using additive GWAS summary statistics</w:t>
+            </w:r>
+            <w:r>
+              <w:rPr>
+                <w:rFonts w:ascii="Times New Roman" w:hAnsi="Times New Roman" w:cs="Times New Roman"/>
+                <w:color w:val="000000"/>
+                <w:sz w:val="22"/>
+                <w:szCs w:val="22"/>
+              </w:rPr>
+              <w:t>. eLife</w:t>
+            </w:r>
+          </w:p>
+        </w:tc>
+      </w:tr>
+      <w:tr>
+        <w:tc>
+          <w:tcPr>
+            <w:tcW w:w="10432" w:type="dxa"/>
+            <w:tcMar>
+              <w:top w:w="55" w:type="dxa"/>
+              <w:left w:w="55" w:type="dxa"/>
+              <w:bottom w:w="55" w:type="dxa"/>
+              <w:right w:w="55" w:type="dxa"/>
+            </w:tcMar>
+          </w:tcPr>
+          <w:p>
+            <w:pPr>
+              <w:pStyle w:val="HTMLPreformatted"/>
+              <w:shd w:val="clear" w:color="auto" w:fill="FFFFFF"/>
+              <w:jc w:val="both"/>
+              <w:rPr>
+                <w:rStyle w:val="ColoredStrike"/>
+                <w:rFonts w:ascii="Times New Roman" w:hAnsi="Times New Roman" w:cs="Times New Roman"/>
+                <w:dstrike w:val="0"/>
+                <w:color w:val="000000"/>
+                <w:sz w:val="22"/>
+                <w:szCs w:val="22"/>
+              </w:rPr>
+            </w:pPr>
+            <w:r>
+              <w:rPr>
+                <w:rFonts w:ascii="Times New Roman" w:hAnsi="Times New Roman" w:cs="Times New Roman"/>
+                <w:b/>
+                <w:bCs/>
+                <w:color w:val="000000"/>
+                <w:sz w:val="22"/>
+                <w:szCs w:val="22"/>
+                <w:lang w:val="de-DE"/>
+              </w:rPr>
+              <w:t>Stamp J.</w:t>
+            </w:r>
+            <w:r>
+              <w:rPr>
+                <w:rFonts w:ascii="Times New Roman" w:hAnsi="Times New Roman" w:cs="Times New Roman"/>
+                <w:color w:val="000000"/>
+                <w:sz w:val="22"/>
+                <w:szCs w:val="22"/>
+                <w:lang w:val="de-DE"/>
+              </w:rPr>
+              <w:t xml:space="preserve">, </w:t>
+            </w:r>
+            <w:proofErr w:type="spellStart"/>
+            <w:r>
+              <w:rPr>
+                <w:rFonts w:ascii="Times New Roman" w:hAnsi="Times New Roman" w:cs="Times New Roman"/>
+                <w:color w:val="000000"/>
+                <w:sz w:val="22"/>
+                <w:szCs w:val="22"/>
+                <w:lang w:val="de-DE"/>
+              </w:rPr>
+              <w:t>DenAdel</w:t>
+            </w:r>
+            <w:proofErr w:type="spellEnd"/>
+            <w:r>
+              <w:rPr>
+                <w:rFonts w:ascii="Times New Roman" w:hAnsi="Times New Roman" w:cs="Times New Roman"/>
+                <w:color w:val="000000"/>
+                <w:sz w:val="22"/>
+                <w:szCs w:val="22"/>
+                <w:lang w:val="de-DE"/>
+              </w:rPr>
+              <w:t xml:space="preserve"> </w:t>
+            </w:r>
+            <w:r>
+              <w:rPr>
+                <w:rFonts w:ascii="Times New Roman" w:hAnsi="Times New Roman" w:cs="Times New Roman"/>
+                <w:color w:val="000000"/>
+                <w:sz w:val="22"/>
+                <w:szCs w:val="22"/>
+                <w:lang w:val="de-DE"/>
+              </w:rPr>
+              <w:t>A., Weinreich</w:t>
+            </w:r>
+            <w:r>
+              <w:rPr>
+                <w:rFonts w:ascii="Times New Roman" w:hAnsi="Times New Roman" w:cs="Times New Roman"/>
+                <w:color w:val="000000"/>
+                <w:sz w:val="22"/>
+                <w:szCs w:val="22"/>
+                <w:lang w:val="de-DE"/>
+              </w:rPr>
+              <w:t xml:space="preserve"> </w:t>
+            </w:r>
+            <w:r>
+              <w:rPr>
+                <w:rFonts w:ascii="Times New Roman" w:hAnsi="Times New Roman" w:cs="Times New Roman"/>
+                <w:color w:val="000000"/>
+                <w:sz w:val="22"/>
+                <w:szCs w:val="22"/>
+                <w:lang w:val="de-DE"/>
+              </w:rPr>
+              <w:t>D., Crawford</w:t>
+            </w:r>
+            <w:r>
+              <w:rPr>
+                <w:rFonts w:ascii="Times New Roman" w:hAnsi="Times New Roman" w:cs="Times New Roman"/>
+                <w:color w:val="000000"/>
+                <w:sz w:val="22"/>
+                <w:szCs w:val="22"/>
+                <w:lang w:val="de-DE"/>
+              </w:rPr>
+              <w:t xml:space="preserve"> </w:t>
+            </w:r>
+            <w:r>
+              <w:rPr>
+                <w:rFonts w:ascii="Times New Roman" w:hAnsi="Times New Roman" w:cs="Times New Roman"/>
+                <w:color w:val="000000"/>
+                <w:sz w:val="22"/>
+                <w:szCs w:val="22"/>
+                <w:lang w:val="de-DE"/>
+              </w:rPr>
+              <w:t>L. (202</w:t>
+            </w:r>
+            <w:r>
+              <w:rPr>
+                <w:rFonts w:ascii="Times New Roman" w:hAnsi="Times New Roman" w:cs="Times New Roman"/>
+                <w:color w:val="000000"/>
+                <w:sz w:val="22"/>
+                <w:szCs w:val="22"/>
+                <w:lang w:val="de-DE"/>
+              </w:rPr>
+              <w:t>3</w:t>
+            </w:r>
+            <w:r>
+              <w:rPr>
+                <w:rFonts w:ascii="Times New Roman" w:hAnsi="Times New Roman" w:cs="Times New Roman"/>
+                <w:color w:val="000000"/>
+                <w:sz w:val="22"/>
+                <w:szCs w:val="22"/>
+                <w:lang w:val="de-DE"/>
+              </w:rPr>
+              <w:t xml:space="preserve">). </w:t>
             </w:r>
             <w:r>
               <w:rPr>
@@ -2282,6 +2647,99 @@
                 <w:sz w:val="22"/>
                 <w:szCs w:val="22"/>
               </w:rPr>
+              <w:t>Leveraging the Genetic Correlation between Traits Improves the Detection of Epistasis in Genome-wide Association Studies.</w:t>
+            </w:r>
+            <w:r>
+              <w:rPr>
+                <w:rFonts w:ascii="Times New Roman" w:hAnsi="Times New Roman" w:cs="Times New Roman"/>
+                <w:color w:val="000000"/>
+                <w:sz w:val="22"/>
+                <w:szCs w:val="22"/>
+              </w:rPr>
+              <w:t xml:space="preserve"> </w:t>
+            </w:r>
+            <w:r>
+              <w:rPr>
+                <w:rFonts w:ascii="Times New Roman" w:hAnsi="Times New Roman" w:cs="Times New Roman"/>
+                <w:i/>
+                <w:iCs/>
+                <w:color w:val="000000"/>
+                <w:sz w:val="22"/>
+                <w:szCs w:val="22"/>
+                <w:lang w:val="de-DE"/>
+              </w:rPr>
+              <w:t xml:space="preserve">G3 </w:t>
+            </w:r>
+            <w:proofErr w:type="spellStart"/>
+            <w:r>
+              <w:rPr>
+                <w:rFonts w:ascii="Times New Roman" w:hAnsi="Times New Roman" w:cs="Times New Roman"/>
+                <w:i/>
+                <w:iCs/>
+                <w:color w:val="000000"/>
+                <w:sz w:val="22"/>
+                <w:szCs w:val="22"/>
+                <w:lang w:val="de-DE"/>
+              </w:rPr>
+              <w:t>Genes|Genomes|Genetics</w:t>
+            </w:r>
+            <w:proofErr w:type="spellEnd"/>
+          </w:p>
+        </w:tc>
+      </w:tr>
+      <w:tr>
+        <w:tc>
+          <w:tcPr>
+            <w:tcW w:w="10432" w:type="dxa"/>
+            <w:tcMar>
+              <w:top w:w="55" w:type="dxa"/>
+              <w:left w:w="55" w:type="dxa"/>
+              <w:bottom w:w="55" w:type="dxa"/>
+              <w:right w:w="55" w:type="dxa"/>
+            </w:tcMar>
+          </w:tcPr>
+          <w:p>
+            <w:pPr>
+              <w:pStyle w:val="HTMLPreformatted"/>
+              <w:shd w:val="clear" w:color="auto" w:fill="FFFFFF"/>
+              <w:jc w:val="both"/>
+              <w:rPr>
+                <w:rFonts w:ascii="Times New Roman" w:hAnsi="Times New Roman" w:cs="Times New Roman"/>
+                <w:color w:val="000000"/>
+                <w:sz w:val="22"/>
+                <w:szCs w:val="22"/>
+                <w:lang w:val="de-DE"/>
+              </w:rPr>
+            </w:pPr>
+            <w:r>
+              <w:rPr>
+                <w:rFonts w:ascii="Times New Roman" w:hAnsi="Times New Roman" w:cs="Times New Roman"/>
+                <w:b/>
+                <w:bCs/>
+                <w:color w:val="000000"/>
+                <w:sz w:val="22"/>
+                <w:szCs w:val="22"/>
+              </w:rPr>
+              <w:t>Stamp J</w:t>
+            </w:r>
+            <w:r>
+              <w:rPr>
+                <w:rFonts w:ascii="Times New Roman" w:hAnsi="Times New Roman" w:cs="Times New Roman"/>
+                <w:color w:val="000000"/>
+                <w:sz w:val="22"/>
+                <w:szCs w:val="22"/>
+              </w:rPr>
+              <w:t>., Crawford L. (2023). </w:t>
+            </w:r>
+            <w:r>
+              <w:rPr>
+                <w:rFonts w:ascii="Times New Roman" w:hAnsi="Times New Roman" w:cs="Times New Roman"/>
+                <w:i/>
+                <w:iCs/>
+                <w:color w:val="000000"/>
+                <w:sz w:val="22"/>
+                <w:szCs w:val="22"/>
+              </w:rPr>
               <w:t>mvMAPIT: Multivariate Genome Wide Marginal Epistasis Test</w:t>
             </w:r>
             <w:r>
@@ -2293,34 +2751,17 @@
               </w:rPr>
               <w:t xml:space="preserve">. </w:t>
             </w:r>
-            <w:r>
-              <w:fldChar w:fldCharType="begin"/>
-            </w:r>
-            <w:r>
-              <w:instrText>HYPERLINK "https://github.com/lcrawlab/mvMAPIT"</w:instrText>
-            </w:r>
-            <w:r>
-              <w:fldChar w:fldCharType="separate"/>
-            </w:r>
-            <w:r>
-              <w:rPr>
-                <w:rStyle w:val="Hyperlink"/>
-                <w:rFonts w:ascii="Times New Roman" w:hAnsi="Times New Roman" w:cs="Times New Roman"/>
-                <w:sz w:val="22"/>
-                <w:szCs w:val="22"/>
-              </w:rPr>
-              <w:t>https://github.com/lcrawlab/mvMAPIT</w:t>
-            </w:r>
-            <w:r>
-              <w:rPr>
-                <w:rStyle w:val="Hyperlink"/>
-                <w:rFonts w:ascii="Times New Roman" w:hAnsi="Times New Roman" w:cs="Times New Roman"/>
-                <w:sz w:val="22"/>
-                <w:szCs w:val="22"/>
-                <w:lang w:val="de-DE"/>
-              </w:rPr>
-              <w:fldChar w:fldCharType="end"/>
-            </w:r>
+            <w:hyperlink r:id="rId7" w:history="1">
+              <w:r>
+                <w:rPr>
+                  <w:rStyle w:val="Hyperlink"/>
+                  <w:rFonts w:ascii="Times New Roman" w:hAnsi="Times New Roman" w:cs="Times New Roman"/>
+                  <w:sz w:val="22"/>
+                  <w:szCs w:val="22"/>
+                </w:rPr>
+                <w:t>https://github.com/lcrawlab/mvMAPIT</w:t>
+              </w:r>
+            </w:hyperlink>
             <w:r>
               <w:rPr>
                 <w:rFonts w:ascii="Times New Roman" w:hAnsi="Times New Roman" w:cs="Times New Roman"/>
@@ -2330,34 +2771,17 @@
               </w:rPr>
               <w:t xml:space="preserve">, </w:t>
             </w:r>
-            <w:r>
-              <w:fldChar w:fldCharType="begin"/>
-            </w:r>
-            <w:r>
-              <w:instrText>HYPERLINK "https://lcrawlab.github.io/mvMAPIT/"</w:instrText>
-            </w:r>
-            <w:r>
-              <w:fldChar w:fldCharType="separate"/>
-            </w:r>
-            <w:r>
-              <w:rPr>
-                <w:rStyle w:val="Hyperlink"/>
-                <w:rFonts w:ascii="Times New Roman" w:hAnsi="Times New Roman" w:cs="Times New Roman"/>
-                <w:sz w:val="22"/>
-                <w:szCs w:val="22"/>
-              </w:rPr>
-              <w:t>https://lcrawlab.github.io/mvMAPIT/</w:t>
-            </w:r>
-            <w:r>
-              <w:rPr>
-                <w:rStyle w:val="Hyperlink"/>
-                <w:rFonts w:ascii="Times New Roman" w:hAnsi="Times New Roman" w:cs="Times New Roman"/>
-                <w:sz w:val="22"/>
-                <w:szCs w:val="22"/>
-                <w:lang w:val="de-DE"/>
-              </w:rPr>
-              <w:fldChar w:fldCharType="end"/>
-            </w:r>
+            <w:hyperlink r:id="rId8" w:history="1">
+              <w:r>
+                <w:rPr>
+                  <w:rStyle w:val="Hyperlink"/>
+                  <w:rFonts w:ascii="Times New Roman" w:hAnsi="Times New Roman" w:cs="Times New Roman"/>
+                  <w:sz w:val="22"/>
+                  <w:szCs w:val="22"/>
+                </w:rPr>
+                <w:t>https://lcrawlab.github.io/mvMAPIT/</w:t>
+              </w:r>
+            </w:hyperlink>
             <w:r>
               <w:rPr>
                 <w:rFonts w:ascii="Times New Roman" w:hAnsi="Times New Roman" w:cs="Times New Roman"/>
@@ -3086,6 +3510,7 @@
               <w:rPr>
                 <w:lang w:val="en-GB"/>
               </w:rPr>
+              <w:lastRenderedPageBreak/>
               <w:t xml:space="preserve">Conference on the </w:t>
             </w:r>
             <w:r>
@@ -3137,6 +3562,7 @@
               <w:pStyle w:val="CVInstitution"/>
             </w:pPr>
             <w:r>
+              <w:lastRenderedPageBreak/>
               <w:t xml:space="preserve">PROMOS </w:t>
             </w:r>
             <w:proofErr w:type="spellStart"/>
@@ -3230,44 +3656,12 @@
               <w:rPr>
                 <w:lang w:val="en-GB"/>
               </w:rPr>
-              <w:t xml:space="preserve"> und </w:t>
-            </w:r>
-            <w:proofErr w:type="spellStart"/>
-            <w:r>
-              <w:rPr>
-                <w:lang w:val="en-GB"/>
-              </w:rPr>
-              <w:t>Forschung</w:t>
-            </w:r>
-            <w:proofErr w:type="spellEnd"/>
+              <w:t xml:space="preserve"> und Forschung</w:t>
+            </w:r>
           </w:p>
         </w:tc>
       </w:tr>
     </w:tbl>
-    <w:p>
-      <w:pPr>
-        <w:pStyle w:val="CVSectionHeader"/>
-        <w:rPr>
-          <w:lang w:val="en-US"/>
-        </w:rPr>
-      </w:pPr>
-    </w:p>
-    <w:p>
-      <w:pPr>
-        <w:pStyle w:val="CVSectionHeader"/>
-        <w:rPr>
-          <w:lang w:val="en-US"/>
-        </w:rPr>
-      </w:pPr>
-    </w:p>
-    <w:p>
-      <w:pPr>
-        <w:pStyle w:val="CVSectionHeader"/>
-        <w:rPr>
-          <w:lang w:val="en-US"/>
-        </w:rPr>
-      </w:pPr>
-    </w:p>
     <w:p>
       <w:pPr>
         <w:pStyle w:val="CVSectionHeader"/>
@@ -3999,49 +4393,13 @@
               <w:rPr>
                 <w:lang w:val="en-US"/>
               </w:rPr>
-              <w:t xml:space="preserve">Python, Groovy, Shell, Docker, Git, LaTeX, Maven, </w:t>
-            </w:r>
-            <w:proofErr w:type="spellStart"/>
-            <w:r>
-              <w:rPr>
-                <w:lang w:val="en-US"/>
-              </w:rPr>
-              <w:t>Openshift</w:t>
-            </w:r>
-            <w:proofErr w:type="spellEnd"/>
-            <w:r>
-              <w:rPr>
-                <w:lang w:val="en-US"/>
-              </w:rPr>
-              <w:t xml:space="preserve">, </w:t>
-            </w:r>
-            <w:proofErr w:type="spellStart"/>
-            <w:r>
-              <w:rPr>
-                <w:lang w:val="en-US"/>
-              </w:rPr>
-              <w:t>Cloudfoundry</w:t>
-            </w:r>
-            <w:proofErr w:type="spellEnd"/>
-            <w:r>
-              <w:rPr>
-                <w:lang w:val="en-US"/>
-              </w:rPr>
-              <w:t xml:space="preserve">, Jenkins, Nexus, MATLAB, </w:t>
-            </w:r>
-            <w:proofErr w:type="spellStart"/>
-            <w:r>
-              <w:rPr>
-                <w:lang w:val="en-US"/>
-              </w:rPr>
-              <w:t>Comsol</w:t>
-            </w:r>
-            <w:proofErr w:type="spellEnd"/>
-            <w:r>
-              <w:rPr>
-                <w:lang w:val="en-US"/>
-              </w:rPr>
-              <w:t>, Mathematica, IGOR Pro, C++, LabView</w:t>
+              <w:t xml:space="preserve">C++, </w:t>
+            </w:r>
+            <w:r>
+              <w:rPr>
+                <w:lang w:val="en-US"/>
+              </w:rPr>
+              <w:t>Python, Shell, Docker, Git, LaTeX, MATLAB, Mathematica</w:t>
             </w:r>
           </w:p>
         </w:tc>
@@ -4065,7 +4423,7 @@
 </file>
 
 <file path=word/endnotes.xml><?xml version="1.0" encoding="utf-8"?>
-<w:endnotes xmlns:wpc="http://schemas.microsoft.com/office/word/2010/wordprocessingCanvas" xmlns:cx="http://schemas.microsoft.com/office/drawing/2014/chartex" xmlns:cx1="http://schemas.microsoft.com/office/drawing/2015/9/8/chartex" xmlns:cx2="http://schemas.microsoft.com/office/drawing/2015/10/21/chartex" xmlns:cx3="http://schemas.microsoft.com/office/drawing/2016/5/9/chartex" xmlns:cx4="http://schemas.microsoft.com/office/drawing/2016/5/10/chartex" xmlns:cx5="http://schemas.microsoft.com/office/drawing/2016/5/11/chartex" xmlns:cx6="http://schemas.microsoft.com/office/drawing/2016/5/12/chartex" xmlns:cx7="http://schemas.microsoft.com/office/drawing/2016/5/13/chartex" xmlns:cx8="http://schemas.microsoft.com/office/drawing/2016/5/14/chartex" xmlns:mc="http://schemas.openxmlformats.org/markup-compatibility/2006" xmlns:aink="http://schemas.microsoft.com/office/drawing/2016/ink" xmlns:am3d="http://schemas.microsoft.com/office/drawing/2017/model3d" xmlns:o="urn:schemas-microsoft-com:office:office" xmlns:oel="http://schemas.microsoft.com/office/2019/extlst" xmlns:r="http://schemas.openxmlformats.org/officeDocument/2006/relationships" xmlns:m="http://schemas.openxmlformats.org/officeDocument/2006/math" xmlns:v="urn:schemas-microsoft-com:vml" xmlns:wp14="http://schemas.microsoft.com/office/word/2010/wordprocessingDrawing" xmlns:wp="http://schemas.openxmlformats.org/drawingml/2006/wordprocessingDrawing" xmlns:w10="urn:schemas-microsoft-com:office:word" xmlns:w="http://schemas.openxmlformats.org/wordprocessingml/2006/main" xmlns:w14="http://schemas.microsoft.com/office/word/2010/wordml" xmlns:w15="http://schemas.microsoft.com/office/word/2012/wordml" xmlns:w16cex="http://schemas.microsoft.com/office/word/2018/wordml/cex" xmlns:w16cid="http://schemas.microsoft.com/office/word/2016/wordml/cid" xmlns:w16="http://schemas.microsoft.com/office/word/2018/wordml" xmlns:w16sdtdh="http://schemas.microsoft.com/office/word/2020/wordml/sdtdatahash" xmlns:w16se="http://schemas.microsoft.com/office/word/2015/wordml/symex" xmlns:wpg="http://schemas.microsoft.com/office/word/2010/wordprocessingGroup" xmlns:wpi="http://schemas.microsoft.com/office/word/2010/wordprocessingInk" xmlns:wne="http://schemas.microsoft.com/office/word/2006/wordml" xmlns:wps="http://schemas.microsoft.com/office/word/2010/wordprocessingShape" mc:Ignorable="w14 w15 w16se w16cid w16 w16cex w16sdtdh wp14">
+<w:endnotes xmlns:wpc="http://schemas.microsoft.com/office/word/2010/wordprocessingCanvas" xmlns:cx="http://schemas.microsoft.com/office/drawing/2014/chartex" xmlns:cx1="http://schemas.microsoft.com/office/drawing/2015/9/8/chartex" xmlns:cx2="http://schemas.microsoft.com/office/drawing/2015/10/21/chartex" xmlns:cx3="http://schemas.microsoft.com/office/drawing/2016/5/9/chartex" xmlns:cx4="http://schemas.microsoft.com/office/drawing/2016/5/10/chartex" xmlns:cx5="http://schemas.microsoft.com/office/drawing/2016/5/11/chartex" xmlns:cx6="http://schemas.microsoft.com/office/drawing/2016/5/12/chartex" xmlns:cx7="http://schemas.microsoft.com/office/drawing/2016/5/13/chartex" xmlns:cx8="http://schemas.microsoft.com/office/drawing/2016/5/14/chartex" xmlns:mc="http://schemas.openxmlformats.org/markup-compatibility/2006" xmlns:aink="http://schemas.microsoft.com/office/drawing/2016/ink" xmlns:am3d="http://schemas.microsoft.com/office/drawing/2017/model3d" xmlns:o="urn:schemas-microsoft-com:office:office" xmlns:oel="http://schemas.microsoft.com/office/2019/extlst" xmlns:r="http://schemas.openxmlformats.org/officeDocument/2006/relationships" xmlns:m="http://schemas.openxmlformats.org/officeDocument/2006/math" xmlns:v="urn:schemas-microsoft-com:vml" xmlns:wp14="http://schemas.microsoft.com/office/word/2010/wordprocessingDrawing" xmlns:wp="http://schemas.openxmlformats.org/drawingml/2006/wordprocessingDrawing" xmlns:w10="urn:schemas-microsoft-com:office:word" xmlns:w="http://schemas.openxmlformats.org/wordprocessingml/2006/main" xmlns:w14="http://schemas.microsoft.com/office/word/2010/wordml" xmlns:w15="http://schemas.microsoft.com/office/word/2012/wordml" xmlns:w16cex="http://schemas.microsoft.com/office/word/2018/wordml/cex" xmlns:w16cid="http://schemas.microsoft.com/office/word/2016/wordml/cid" xmlns:w16="http://schemas.microsoft.com/office/word/2018/wordml" xmlns:w16du="http://schemas.microsoft.com/office/word/2023/wordml/word16du" xmlns:w16sdtdh="http://schemas.microsoft.com/office/word/2020/wordml/sdtdatahash" xmlns:w16se="http://schemas.microsoft.com/office/word/2015/wordml/symex" xmlns:wpg="http://schemas.microsoft.com/office/word/2010/wordprocessingGroup" xmlns:wpi="http://schemas.microsoft.com/office/word/2010/wordprocessingInk" xmlns:wne="http://schemas.microsoft.com/office/word/2006/wordml" xmlns:wps="http://schemas.microsoft.com/office/word/2010/wordprocessingShape" mc:Ignorable="w14 w15 w16se w16cid w16 w16cex w16sdtdh w16du wp14">
   <w:endnote w:type="separator" w:id="-1">
     <w:p>
       <w:r>
@@ -4084,7 +4442,7 @@
 </file>
 
 <file path=word/footnotes.xml><?xml version="1.0" encoding="utf-8"?>
-<w:footnotes xmlns:wpc="http://schemas.microsoft.com/office/word/2010/wordprocessingCanvas" xmlns:cx="http://schemas.microsoft.com/office/drawing/2014/chartex" xmlns:cx1="http://schemas.microsoft.com/office/drawing/2015/9/8/chartex" xmlns:cx2="http://schemas.microsoft.com/office/drawing/2015/10/21/chartex" xmlns:cx3="http://schemas.microsoft.com/office/drawing/2016/5/9/chartex" xmlns:cx4="http://schemas.microsoft.com/office/drawing/2016/5/10/chartex" xmlns:cx5="http://schemas.microsoft.com/office/drawing/2016/5/11/chartex" xmlns:cx6="http://schemas.microsoft.com/office/drawing/2016/5/12/chartex" xmlns:cx7="http://schemas.microsoft.com/office/drawing/2016/5/13/chartex" xmlns:cx8="http://schemas.microsoft.com/office/drawing/2016/5/14/chartex" xmlns:mc="http://schemas.openxmlformats.org/markup-compatibility/2006" xmlns:aink="http://schemas.microsoft.com/office/drawing/2016/ink" xmlns:am3d="http://schemas.microsoft.com/office/drawing/2017/model3d" xmlns:o="urn:schemas-microsoft-com:office:office" xmlns:oel="http://schemas.microsoft.com/office/2019/extlst" xmlns:r="http://schemas.openxmlformats.org/officeDocument/2006/relationships" xmlns:m="http://schemas.openxmlformats.org/officeDocument/2006/math" xmlns:v="urn:schemas-microsoft-com:vml" xmlns:wp14="http://schemas.microsoft.com/office/word/2010/wordprocessingDrawing" xmlns:wp="http://schemas.openxmlformats.org/drawingml/2006/wordprocessingDrawing" xmlns:w10="urn:schemas-microsoft-com:office:word" xmlns:w="http://schemas.openxmlformats.org/wordprocessingml/2006/main" xmlns:w14="http://schemas.microsoft.com/office/word/2010/wordml" xmlns:w15="http://schemas.microsoft.com/office/word/2012/wordml" xmlns:w16cex="http://schemas.microsoft.com/office/word/2018/wordml/cex" xmlns:w16cid="http://schemas.microsoft.com/office/word/2016/wordml/cid" xmlns:w16="http://schemas.microsoft.com/office/word/2018/wordml" xmlns:w16sdtdh="http://schemas.microsoft.com/office/word/2020/wordml/sdtdatahash" xmlns:w16se="http://schemas.microsoft.com/office/word/2015/wordml/symex" xmlns:wpg="http://schemas.microsoft.com/office/word/2010/wordprocessingGroup" xmlns:wpi="http://schemas.microsoft.com/office/word/2010/wordprocessingInk" xmlns:wne="http://schemas.microsoft.com/office/word/2006/wordml" xmlns:wps="http://schemas.microsoft.com/office/word/2010/wordprocessingShape" mc:Ignorable="w14 w15 w16se w16cid w16 w16cex w16sdtdh wp14">
+<w:footnotes xmlns:wpc="http://schemas.microsoft.com/office/word/2010/wordprocessingCanvas" xmlns:cx="http://schemas.microsoft.com/office/drawing/2014/chartex" xmlns:cx1="http://schemas.microsoft.com/office/drawing/2015/9/8/chartex" xmlns:cx2="http://schemas.microsoft.com/office/drawing/2015/10/21/chartex" xmlns:cx3="http://schemas.microsoft.com/office/drawing/2016/5/9/chartex" xmlns:cx4="http://schemas.microsoft.com/office/drawing/2016/5/10/chartex" xmlns:cx5="http://schemas.microsoft.com/office/drawing/2016/5/11/chartex" xmlns:cx6="http://schemas.microsoft.com/office/drawing/2016/5/12/chartex" xmlns:cx7="http://schemas.microsoft.com/office/drawing/2016/5/13/chartex" xmlns:cx8="http://schemas.microsoft.com/office/drawing/2016/5/14/chartex" xmlns:mc="http://schemas.openxmlformats.org/markup-compatibility/2006" xmlns:aink="http://schemas.microsoft.com/office/drawing/2016/ink" xmlns:am3d="http://schemas.microsoft.com/office/drawing/2017/model3d" xmlns:o="urn:schemas-microsoft-com:office:office" xmlns:oel="http://schemas.microsoft.com/office/2019/extlst" xmlns:r="http://schemas.openxmlformats.org/officeDocument/2006/relationships" xmlns:m="http://schemas.openxmlformats.org/officeDocument/2006/math" xmlns:v="urn:schemas-microsoft-com:vml" xmlns:wp14="http://schemas.microsoft.com/office/word/2010/wordprocessingDrawing" xmlns:wp="http://schemas.openxmlformats.org/drawingml/2006/wordprocessingDrawing" xmlns:w10="urn:schemas-microsoft-com:office:word" xmlns:w="http://schemas.openxmlformats.org/wordprocessingml/2006/main" xmlns:w14="http://schemas.microsoft.com/office/word/2010/wordml" xmlns:w15="http://schemas.microsoft.com/office/word/2012/wordml" xmlns:w16cex="http://schemas.microsoft.com/office/word/2018/wordml/cex" xmlns:w16cid="http://schemas.microsoft.com/office/word/2016/wordml/cid" xmlns:w16="http://schemas.microsoft.com/office/word/2018/wordml" xmlns:w16du="http://schemas.microsoft.com/office/word/2023/wordml/word16du" xmlns:w16sdtdh="http://schemas.microsoft.com/office/word/2020/wordml/sdtdatahash" xmlns:w16se="http://schemas.microsoft.com/office/word/2015/wordml/symex" xmlns:wpg="http://schemas.microsoft.com/office/word/2010/wordprocessingGroup" xmlns:wpi="http://schemas.microsoft.com/office/word/2010/wordprocessingInk" xmlns:wne="http://schemas.microsoft.com/office/word/2006/wordml" xmlns:wps="http://schemas.microsoft.com/office/word/2010/wordprocessingShape" mc:Ignorable="w14 w15 w16se w16cid w16 w16cex w16sdtdh w16du wp14">
   <w:footnote w:type="separator" w:id="-1">
     <w:p>
       <w:r>
@@ -4106,7 +4464,7 @@
 </file>
 
 <file path=word/numbering.xml><?xml version="1.0" encoding="utf-8"?>
-<w:numbering xmlns:wpc="http://schemas.microsoft.com/office/word/2010/wordprocessingCanvas" xmlns:cx="http://schemas.microsoft.com/office/drawing/2014/chartex" xmlns:cx1="http://schemas.microsoft.com/office/drawing/2015/9/8/chartex" xmlns:cx2="http://schemas.microsoft.com/office/drawing/2015/10/21/chartex" xmlns:cx3="http://schemas.microsoft.com/office/drawing/2016/5/9/chartex" xmlns:cx4="http://schemas.microsoft.com/office/drawing/2016/5/10/chartex" xmlns:cx5="http://schemas.microsoft.com/office/drawing/2016/5/11/chartex" xmlns:cx6="http://schemas.microsoft.com/office/drawing/2016/5/12/chartex" xmlns:cx7="http://schemas.microsoft.com/office/drawing/2016/5/13/chartex" xmlns:cx8="http://schemas.microsoft.com/office/drawing/2016/5/14/chartex" xmlns:mc="http://schemas.openxmlformats.org/markup-compatibility/2006" xmlns:aink="http://schemas.microsoft.com/office/drawing/2016/ink" xmlns:am3d="http://schemas.microsoft.com/office/drawing/2017/model3d" xmlns:o="urn:schemas-microsoft-com:office:office" xmlns:oel="http://schemas.microsoft.com/office/2019/extlst" xmlns:r="http://schemas.openxmlformats.org/officeDocument/2006/relationships" xmlns:m="http://schemas.openxmlformats.org/officeDocument/2006/math" xmlns:v="urn:schemas-microsoft-com:vml" xmlns:wp14="http://schemas.microsoft.com/office/word/2010/wordprocessingDrawing" xmlns:wp="http://schemas.openxmlformats.org/drawingml/2006/wordprocessingDrawing" xmlns:w10="urn:schemas-microsoft-com:office:word" xmlns:w="http://schemas.openxmlformats.org/wordprocessingml/2006/main" xmlns:w14="http://schemas.microsoft.com/office/word/2010/wordml" xmlns:w15="http://schemas.microsoft.com/office/word/2012/wordml" xmlns:w16cex="http://schemas.microsoft.com/office/word/2018/wordml/cex" xmlns:w16cid="http://schemas.microsoft.com/office/word/2016/wordml/cid" xmlns:w16="http://schemas.microsoft.com/office/word/2018/wordml" xmlns:w16sdtdh="http://schemas.microsoft.com/office/word/2020/wordml/sdtdatahash" xmlns:w16se="http://schemas.microsoft.com/office/word/2015/wordml/symex" xmlns:wpg="http://schemas.microsoft.com/office/word/2010/wordprocessingGroup" xmlns:wpi="http://schemas.microsoft.com/office/word/2010/wordprocessingInk" xmlns:wne="http://schemas.microsoft.com/office/word/2006/wordml" xmlns:wps="http://schemas.microsoft.com/office/word/2010/wordprocessingShape" mc:Ignorable="w14 w15 w16se w16cid w16 w16cex w16sdtdh wp14">
+<w:numbering xmlns:wpc="http://schemas.microsoft.com/office/word/2010/wordprocessingCanvas" xmlns:cx="http://schemas.microsoft.com/office/drawing/2014/chartex" xmlns:cx1="http://schemas.microsoft.com/office/drawing/2015/9/8/chartex" xmlns:cx2="http://schemas.microsoft.com/office/drawing/2015/10/21/chartex" xmlns:cx3="http://schemas.microsoft.com/office/drawing/2016/5/9/chartex" xmlns:cx4="http://schemas.microsoft.com/office/drawing/2016/5/10/chartex" xmlns:cx5="http://schemas.microsoft.com/office/drawing/2016/5/11/chartex" xmlns:cx6="http://schemas.microsoft.com/office/drawing/2016/5/12/chartex" xmlns:cx7="http://schemas.microsoft.com/office/drawing/2016/5/13/chartex" xmlns:cx8="http://schemas.microsoft.com/office/drawing/2016/5/14/chartex" xmlns:mc="http://schemas.openxmlformats.org/markup-compatibility/2006" xmlns:aink="http://schemas.microsoft.com/office/drawing/2016/ink" xmlns:am3d="http://schemas.microsoft.com/office/drawing/2017/model3d" xmlns:o="urn:schemas-microsoft-com:office:office" xmlns:oel="http://schemas.microsoft.com/office/2019/extlst" xmlns:r="http://schemas.openxmlformats.org/officeDocument/2006/relationships" xmlns:m="http://schemas.openxmlformats.org/officeDocument/2006/math" xmlns:v="urn:schemas-microsoft-com:vml" xmlns:wp14="http://schemas.microsoft.com/office/word/2010/wordprocessingDrawing" xmlns:wp="http://schemas.openxmlformats.org/drawingml/2006/wordprocessingDrawing" xmlns:w10="urn:schemas-microsoft-com:office:word" xmlns:w="http://schemas.openxmlformats.org/wordprocessingml/2006/main" xmlns:w14="http://schemas.microsoft.com/office/word/2010/wordml" xmlns:w15="http://schemas.microsoft.com/office/word/2012/wordml" xmlns:w16cex="http://schemas.microsoft.com/office/word/2018/wordml/cex" xmlns:w16cid="http://schemas.microsoft.com/office/word/2016/wordml/cid" xmlns:w16="http://schemas.microsoft.com/office/word/2018/wordml" xmlns:w16du="http://schemas.microsoft.com/office/word/2023/wordml/word16du" xmlns:w16sdtdh="http://schemas.microsoft.com/office/word/2020/wordml/sdtdatahash" xmlns:w16se="http://schemas.microsoft.com/office/word/2015/wordml/symex" xmlns:wpg="http://schemas.microsoft.com/office/word/2010/wordprocessingGroup" xmlns:wpi="http://schemas.microsoft.com/office/word/2010/wordprocessingInk" xmlns:wne="http://schemas.microsoft.com/office/word/2006/wordml" xmlns:wps="http://schemas.microsoft.com/office/word/2010/wordprocessingShape" mc:Ignorable="w14 w15 w16se w16cid w16 w16cex w16sdtdh w16du wp14">
   <w:abstractNum w:abstractNumId="0" w15:restartNumberingAfterBreak="0">
     <w:nsid w:val="27D674FB"/>
     <w:multiLevelType w:val="multilevel"/>
@@ -4555,7 +4913,7 @@
 </file>
 
 <file path=word/styles.xml><?xml version="1.0" encoding="utf-8"?>
-<w:styles xmlns:mc="http://schemas.openxmlformats.org/markup-compatibility/2006" xmlns:r="http://schemas.openxmlformats.org/officeDocument/2006/relationships" xmlns:w="http://schemas.openxmlformats.org/wordprocessingml/2006/main" xmlns:w14="http://schemas.microsoft.com/office/word/2010/wordml" xmlns:w15="http://schemas.microsoft.com/office/word/2012/wordml" xmlns:w16cex="http://schemas.microsoft.com/office/word/2018/wordml/cex" xmlns:w16cid="http://schemas.microsoft.com/office/word/2016/wordml/cid" xmlns:w16="http://schemas.microsoft.com/office/word/2018/wordml" xmlns:w16sdtdh="http://schemas.microsoft.com/office/word/2020/wordml/sdtdatahash" xmlns:w16se="http://schemas.microsoft.com/office/word/2015/wordml/symex" mc:Ignorable="w14 w15 w16se w16cid w16 w16cex w16sdtdh">
+<w:styles xmlns:mc="http://schemas.openxmlformats.org/markup-compatibility/2006" xmlns:r="http://schemas.openxmlformats.org/officeDocument/2006/relationships" xmlns:w="http://schemas.openxmlformats.org/wordprocessingml/2006/main" xmlns:w14="http://schemas.microsoft.com/office/word/2010/wordml" xmlns:w15="http://schemas.microsoft.com/office/word/2012/wordml" xmlns:w16cex="http://schemas.microsoft.com/office/word/2018/wordml/cex" xmlns:w16cid="http://schemas.microsoft.com/office/word/2016/wordml/cid" xmlns:w16="http://schemas.microsoft.com/office/word/2018/wordml" xmlns:w16du="http://schemas.microsoft.com/office/word/2023/wordml/word16du" xmlns:w16sdtdh="http://schemas.microsoft.com/office/word/2020/wordml/sdtdatahash" xmlns:w16se="http://schemas.microsoft.com/office/word/2015/wordml/symex" mc:Ignorable="w14 w15 w16se w16cid w16 w16cex w16sdtdh w16du">
   <w:docDefaults>
     <w:rPrDefault>
       <w:rPr>
@@ -5000,7 +5358,6 @@
   <w:style w:type="character" w:default="1" w:styleId="DefaultParagraphFont">
     <w:name w:val="Default Paragraph Font"/>
     <w:uiPriority w:val="1"/>
-    <w:semiHidden/>
     <w:unhideWhenUsed/>
   </w:style>
   <w:style w:type="table" w:default="1" w:styleId="TableNormal">
